--- a/3-能力管理/流程制度规范类文件/TXHS-03-01-运维服务能力管理制度.docx
+++ b/3-能力管理/流程制度规范类文件/TXHS-03-01-运维服务能力管理制度.docx
@@ -548,17 +548,7 @@
                 <w:vertAlign w:val="baseline"/>
                 <w:lang w:val="en-US" w:eastAsia="zh-CN"/>
               </w:rPr>
-              <w:t>审核</w:t>
-            </w:r>
-            <w:bookmarkStart w:id="22" w:name="_GoBack"/>
-            <w:bookmarkEnd w:id="22"/>
-            <w:r>
-              <w:rPr>
-                <w:rFonts w:hint="eastAsia"/>
-                <w:vertAlign w:val="baseline"/>
-                <w:lang w:val="en-US" w:eastAsia="zh-CN"/>
-              </w:rPr>
-              <w:t>时间</w:t>
+              <w:t>审核时间</w:t>
             </w:r>
             <w:r>
               <w:rPr>
@@ -3634,7 +3624,16 @@
           <w:rFonts w:hint="default"/>
           <w:lang w:val="en-US" w:eastAsia="zh-CN"/>
         </w:rPr>
-        <w:t>为系统性地规划、建设、监督和改进桐乡华数广电网络有限公司（以下简称“公司”）的软件运维服务能力，确保公司拥有持续、稳定、高质量的服务交付实力，满足当前及未来业务发展、市场竞争与客户需求，特制定本制度。</w:t>
+        <w:t>为系统性地规划、建设、监督和改进桐乡华数广电网络有限公司（以下简称“公司”）的运维服务能力，确保公司拥有持续、稳定、高质量的服务交付实力，满足当前及未来业务发展、市场竞</w:t>
+      </w:r>
+      <w:bookmarkStart w:id="22" w:name="_GoBack"/>
+      <w:bookmarkEnd w:id="22"/>
+      <w:r>
+        <w:rPr>
+          <w:rFonts w:hint="default"/>
+          <w:lang w:val="en-US" w:eastAsia="zh-CN"/>
+        </w:rPr>
+        <w:t>争与客户需求，特制定本制度。</w:t>
       </w:r>
     </w:p>
     <w:p>

--- a/3-能力管理/流程制度规范类文件/TXHS-03-01-运维服务能力管理制度.docx
+++ b/3-能力管理/流程制度规范类文件/TXHS-03-01-运维服务能力管理制度.docx
@@ -1,10 +1,11 @@
 
 <file path=word/document.xml><?xml version="1.0" encoding="utf-8"?>
-<w:document xmlns:wpc="http://schemas.microsoft.com/office/word/2010/wordprocessingCanvas" xmlns:mc="http://schemas.openxmlformats.org/markup-compatibility/2006" xmlns:o="urn:schemas-microsoft-com:office:office" xmlns:r="http://schemas.openxmlformats.org/officeDocument/2006/relationships" xmlns:m="http://schemas.openxmlformats.org/officeDocument/2006/math" xmlns:v="urn:schemas-microsoft-com:vml" xmlns:wp14="http://schemas.microsoft.com/office/word/2010/wordprocessingDrawing" xmlns:wp="http://schemas.openxmlformats.org/drawingml/2006/wordprocessingDrawing" xmlns:w="http://schemas.openxmlformats.org/wordprocessingml/2006/main" xmlns:w14="http://schemas.microsoft.com/office/word/2010/wordml" xmlns:w10="urn:schemas-microsoft-com:office:word" xmlns:w15="http://schemas.microsoft.com/office/word/2012/wordml" xmlns:wpg="http://schemas.microsoft.com/office/word/2010/wordprocessingGroup" xmlns:wpi="http://schemas.microsoft.com/office/word/2010/wordprocessingInk" xmlns:wne="http://schemas.microsoft.com/office/word/2006/wordml" xmlns:wps="http://schemas.microsoft.com/office/word/2010/wordprocessingShape" xmlns:wpsCustomData="http://www.wps.cn/officeDocument/2013/wpsCustomData" mc:Ignorable="w14 w15 wp14">
+<w:document xmlns:wpc="http://schemas.microsoft.com/office/word/2010/wordprocessingCanvas" xmlns:mc="http://schemas.openxmlformats.org/markup-compatibility/2006" xmlns:o="urn:schemas-microsoft-com:office:office" xmlns:r="http://schemas.openxmlformats.org/officeDocument/2006/relationships" xmlns:m="http://schemas.openxmlformats.org/officeDocument/2006/math" xmlns:v="urn:schemas-microsoft-com:vml" xmlns:wp14="http://schemas.microsoft.com/office/word/2010/wordprocessingDrawing" xmlns:wp="http://schemas.openxmlformats.org/drawingml/2006/wordprocessingDrawing" xmlns:w10="urn:schemas-microsoft-com:office:word" xmlns:w="http://schemas.openxmlformats.org/wordprocessingml/2006/main" xmlns:w14="http://schemas.microsoft.com/office/word/2010/wordml" xmlns:w15="http://schemas.microsoft.com/office/word/2012/wordml" xmlns:wne="http://schemas.microsoft.com/office/word/2006/wordml" xmlns:wpg="http://schemas.microsoft.com/office/word/2010/wordprocessingGroup" xmlns:wpi="http://schemas.microsoft.com/office/word/2010/wordprocessingInk" xmlns:wps="http://schemas.microsoft.com/office/word/2010/wordprocessingShape" mc:Ignorable="w14 w15 wp14">
+  <!-- Generated by Aspose.Words for .NET 13.3.0.1 -->
   <w:body>
     <w:p>
       <w:pPr>
-        <w:pStyle w:val="24"/>
+        <w:pStyle w:val="a"/>
         <w:keepNext w:val="0"/>
         <w:keepLines w:val="0"/>
         <w:pageBreakBefore w:val="0"/>
@@ -24,7 +25,7 @@
       <w:bookmarkStart w:id="0" w:name="_Toc9071"/>
       <w:r>
         <w:drawing>
-          <wp:anchor distT="0" distB="0" distL="114300" distR="114300" simplePos="0" relativeHeight="251660288" behindDoc="1" locked="0" layoutInCell="1" allowOverlap="1">
+          <wp:anchor distT="0" distB="0" distL="114300" distR="114300" simplePos="0" relativeHeight="251659264" behindDoc="1" locked="0" layoutInCell="1" allowOverlap="1">
             <wp:simplePos x="0" y="0"/>
             <wp:positionH relativeFrom="column">
               <wp:posOffset>-19050</wp:posOffset>
@@ -49,7 +50,7 @@
                     </pic:cNvPicPr>
                   </pic:nvPicPr>
                   <pic:blipFill>
-                    <a:blip r:embed="rId7"/>
+                    <a:blip xmlns:r="http://schemas.openxmlformats.org/officeDocument/2006/relationships" r:embed="rId4"/>
                     <a:stretch>
                       <a:fillRect/>
                     </a:stretch>
@@ -75,7 +76,7 @@
       </w:r>
       <w:r>
         <w:drawing>
-          <wp:anchor distT="0" distB="0" distL="114300" distR="114300" simplePos="0" relativeHeight="251659264" behindDoc="1" locked="0" layoutInCell="1" allowOverlap="1">
+          <wp:anchor distT="0" distB="0" distL="114300" distR="114300" simplePos="0" relativeHeight="251658240" behindDoc="1" locked="0" layoutInCell="1" allowOverlap="1">
             <wp:simplePos x="0" y="0"/>
             <wp:positionH relativeFrom="column">
               <wp:posOffset>0</wp:posOffset>
@@ -100,7 +101,7 @@
                     </pic:cNvPicPr>
                   </pic:nvPicPr>
                   <pic:blipFill>
-                    <a:blip r:embed="rId8"/>
+                    <a:blip xmlns:r="http://schemas.openxmlformats.org/officeDocument/2006/relationships" r:embed="rId5"/>
                     <a:stretch>
                       <a:fillRect/>
                     </a:stretch>
@@ -135,7 +136,7 @@
     </w:p>
     <w:p>
       <w:pPr>
-        <w:pStyle w:val="25"/>
+        <w:pStyle w:val="a0"/>
         <w:keepNext w:val="0"/>
         <w:keepLines w:val="0"/>
         <w:pageBreakBefore w:val="0"/>
@@ -182,11 +183,11 @@
         <w:adjustRightInd w:val="0"/>
         <w:snapToGrid w:val="0"/>
         <w:spacing w:after="624" w:afterLines="200" w:line="219" w:lineRule="auto"/>
-        <w:ind w:left="0" w:leftChars="0" w:right="0" w:rightChars="0" w:firstLine="0" w:firstLineChars="0"/>
+        <w:ind w:left="0" w:right="0" w:firstLine="0" w:leftChars="0" w:rightChars="0" w:firstLineChars="0"/>
         <w:jc w:val="center"/>
         <w:textAlignment w:val="baseline"/>
         <w:rPr>
-          <w:rFonts w:hint="default" w:ascii="宋体" w:hAnsi="宋体" w:eastAsia="宋体" w:cs="宋体"/>
+          <w:rFonts w:ascii="宋体" w:eastAsia="宋体" w:hAnsi="宋体" w:cs="宋体" w:hint="default"/>
           <w:sz w:val="24"/>
           <w:szCs w:val="24"/>
           <w:lang w:val="en-US" w:eastAsia="zh-CN"/>
@@ -194,7 +195,7 @@
       </w:pPr>
       <w:r>
         <w:rPr>
-          <w:rFonts w:ascii="宋体" w:hAnsi="宋体" w:eastAsia="宋体" w:cs="宋体"/>
+          <w:rFonts w:ascii="宋体" w:eastAsia="宋体" w:hAnsi="宋体" w:cs="宋体"/>
           <w:b/>
           <w:bCs/>
           <w:spacing w:val="-3"/>
@@ -205,7 +206,7 @@
       </w:r>
       <w:r>
         <w:rPr>
-          <w:rFonts w:hint="eastAsia" w:ascii="宋体" w:hAnsi="宋体" w:eastAsia="宋体" w:cs="宋体"/>
+          <w:rFonts w:ascii="宋体" w:eastAsia="宋体" w:hAnsi="宋体" w:cs="宋体" w:hint="eastAsia"/>
           <w:b/>
           <w:bCs/>
           <w:spacing w:val="-3"/>
@@ -217,7 +218,7 @@
       </w:r>
       <w:r>
         <w:rPr>
-          <w:rFonts w:ascii="宋体" w:hAnsi="宋体" w:eastAsia="宋体" w:cs="宋体"/>
+          <w:rFonts w:ascii="宋体" w:eastAsia="宋体" w:hAnsi="宋体" w:cs="宋体"/>
           <w:b/>
           <w:bCs/>
           <w:spacing w:val="-3"/>
@@ -228,7 +229,7 @@
       </w:r>
       <w:r>
         <w:rPr>
-          <w:rFonts w:hint="eastAsia" w:ascii="宋体" w:hAnsi="宋体" w:cs="宋体"/>
+          <w:rFonts w:ascii="宋体" w:hAnsi="宋体" w:cs="宋体" w:hint="eastAsia"/>
           <w:b/>
           <w:bCs/>
           <w:spacing w:val="-3"/>
@@ -240,7 +241,7 @@
       </w:r>
       <w:r>
         <w:rPr>
-          <w:rFonts w:ascii="宋体" w:hAnsi="宋体" w:eastAsia="宋体" w:cs="宋体"/>
+          <w:rFonts w:ascii="宋体" w:eastAsia="宋体" w:hAnsi="宋体" w:cs="宋体"/>
           <w:b/>
           <w:bCs/>
           <w:spacing w:val="-3"/>
@@ -252,18 +253,17 @@
     </w:p>
     <w:tbl>
       <w:tblPr>
-        <w:tblStyle w:val="21"/>
+        <w:tblStyle w:val="TableGrid"/>
         <w:tblW w:w="0" w:type="auto"/>
         <w:jc w:val="center"/>
         <w:tblBorders>
-          <w:top w:val="none" w:color="auto" w:sz="0" w:space="0"/>
-          <w:left w:val="none" w:color="auto" w:sz="0" w:space="0"/>
-          <w:bottom w:val="none" w:color="auto" w:sz="0" w:space="0"/>
-          <w:right w:val="none" w:color="auto" w:sz="0" w:space="0"/>
-          <w:insideH w:val="none" w:color="auto" w:sz="0" w:space="0"/>
-          <w:insideV w:val="none" w:color="auto" w:sz="0" w:space="0"/>
+          <w:top w:val="nil"/>
+          <w:left w:val="nil"/>
+          <w:bottom w:val="nil"/>
+          <w:right w:val="nil"/>
+          <w:insideH w:val="nil"/>
+          <w:insideV w:val="nil"/>
         </w:tblBorders>
-        <w:tblLayout w:type="autofit"/>
         <w:tblCellMar>
           <w:top w:w="0" w:type="dxa"/>
           <w:left w:w="108" w:type="dxa"/>
@@ -277,13 +277,15 @@
       </w:tblGrid>
       <w:tr>
         <w:tblPrEx>
+          <w:tblW w:w="0" w:type="auto"/>
+          <w:jc w:val="center"/>
           <w:tblBorders>
-            <w:top w:val="none" w:color="auto" w:sz="0" w:space="0"/>
-            <w:left w:val="none" w:color="auto" w:sz="0" w:space="0"/>
-            <w:bottom w:val="none" w:color="auto" w:sz="0" w:space="0"/>
-            <w:right w:val="none" w:color="auto" w:sz="0" w:space="0"/>
-            <w:insideH w:val="none" w:color="auto" w:sz="0" w:space="0"/>
-            <w:insideV w:val="none" w:color="auto" w:sz="0" w:space="0"/>
+            <w:top w:val="nil"/>
+            <w:left w:val="nil"/>
+            <w:bottom w:val="nil"/>
+            <w:right w:val="nil"/>
+            <w:insideH w:val="nil"/>
+            <w:insideV w:val="nil"/>
           </w:tblBorders>
           <w:tblCellMar>
             <w:top w:w="0" w:type="dxa"/>
@@ -293,7 +295,7 @@
           </w:tblCellMar>
         </w:tblPrEx>
         <w:trPr>
-          <w:trHeight w:val="810" w:hRule="atLeast"/>
+          <w:trHeight w:val="810"/>
           <w:jc w:val="center"/>
         </w:trPr>
         <w:tc>
@@ -331,7 +333,7 @@
             </w:r>
             <w:r>
               <w:rPr>
-                <w:rFonts w:hint="default" w:asciiTheme="minorAscii" w:hAnsiTheme="minorAscii" w:eastAsiaTheme="minorEastAsia"/>
+                <w:rFonts w:asciiTheme="minorAscii" w:eastAsiaTheme="minorEastAsia" w:hAnsiTheme="minorAscii" w:hint="default"/>
                 <w:spacing w:val="227"/>
                 <w:sz w:val="21"/>
                 <w:vertAlign w:val="baseline"/>
@@ -385,7 +387,7 @@
             </w:r>
             <w:r>
               <w:rPr>
-                <w:rFonts w:hint="eastAsia" w:asciiTheme="minorAscii" w:hAnsiTheme="minorAscii" w:eastAsiaTheme="minorEastAsia"/>
+                <w:rFonts w:asciiTheme="minorAscii" w:eastAsiaTheme="minorEastAsia" w:hAnsiTheme="minorAscii" w:hint="eastAsia"/>
                 <w:spacing w:val="227"/>
                 <w:sz w:val="21"/>
                 <w:vertAlign w:val="baseline"/>
@@ -407,14 +409,8 @@
       </w:tr>
       <w:tr>
         <w:tblPrEx>
-          <w:tblBorders>
-            <w:top w:val="none" w:color="auto" w:sz="0" w:space="0"/>
-            <w:left w:val="none" w:color="auto" w:sz="0" w:space="0"/>
-            <w:bottom w:val="none" w:color="auto" w:sz="0" w:space="0"/>
-            <w:right w:val="none" w:color="auto" w:sz="0" w:space="0"/>
-            <w:insideH w:val="none" w:color="auto" w:sz="0" w:space="0"/>
-            <w:insideV w:val="none" w:color="auto" w:sz="0" w:space="0"/>
-          </w:tblBorders>
+          <w:tblW w:w="0" w:type="auto"/>
+          <w:jc w:val="center"/>
           <w:tblCellMar>
             <w:top w:w="0" w:type="dxa"/>
             <w:left w:w="108" w:type="dxa"/>
@@ -423,7 +419,7 @@
           </w:tblCellMar>
         </w:tblPrEx>
         <w:trPr>
-          <w:trHeight w:val="810" w:hRule="atLeast"/>
+          <w:trHeight w:val="810"/>
           <w:jc w:val="center"/>
         </w:trPr>
         <w:tc>
@@ -447,7 +443,7 @@
               <w:snapToGrid w:val="0"/>
               <w:textAlignment w:val="baseline"/>
               <w:rPr>
-                <w:rFonts w:hint="default" w:ascii="Arial" w:hAnsi="Arial" w:eastAsia="Arial" w:cs="Arial"/>
+                <w:rFonts w:ascii="Arial" w:eastAsia="Arial" w:hAnsi="Arial" w:cs="Arial" w:hint="default"/>
                 <w:snapToGrid w:val="0"/>
                 <w:color w:val="000000"/>
                 <w:kern w:val="0"/>
@@ -479,7 +475,7 @@
             </w:r>
             <w:r>
               <w:rPr>
-                <w:rFonts w:hint="default" w:asciiTheme="minorAscii" w:hAnsiTheme="minorAscii" w:eastAsiaTheme="minorEastAsia"/>
+                <w:rFonts w:asciiTheme="minorAscii" w:eastAsiaTheme="minorEastAsia" w:hAnsiTheme="minorAscii" w:hint="default"/>
                 <w:spacing w:val="227"/>
                 <w:sz w:val="21"/>
                 <w:vertAlign w:val="baseline"/>
@@ -496,18 +492,7 @@
                 <w:vertAlign w:val="baseline"/>
                 <w:lang w:val="en-US" w:eastAsia="zh-CN"/>
               </w:rPr>
-              <w:t>V2.</w:t>
-            </w:r>
-            <w:r>
-              <w:rPr>
-                <w:rFonts w:hint="eastAsia"/>
-                <w:spacing w:val="0"/>
-                <w:kern w:val="0"/>
-                <w:u w:val="single"/>
-                <w:vertAlign w:val="baseline"/>
-                <w:lang w:val="en-US" w:eastAsia="zh-CN"/>
-              </w:rPr>
-              <w:t>0</w:t>
+              <w:t>V1.0</w:t>
             </w:r>
           </w:p>
         </w:tc>
@@ -532,7 +517,7 @@
               <w:snapToGrid w:val="0"/>
               <w:textAlignment w:val="baseline"/>
               <w:rPr>
-                <w:rFonts w:hint="default" w:ascii="Arial" w:hAnsi="Arial" w:eastAsia="Arial" w:cs="Arial"/>
+                <w:rFonts w:ascii="Arial" w:eastAsia="Arial" w:hAnsi="Arial" w:cs="Arial" w:hint="default"/>
                 <w:snapToGrid w:val="0"/>
                 <w:color w:val="000000"/>
                 <w:kern w:val="0"/>
@@ -552,7 +537,7 @@
             </w:r>
             <w:r>
               <w:rPr>
-                <w:rFonts w:hint="eastAsia" w:asciiTheme="minorAscii" w:hAnsiTheme="minorAscii" w:eastAsiaTheme="minorEastAsia"/>
+                <w:rFonts w:asciiTheme="minorAscii" w:eastAsiaTheme="minorEastAsia" w:hAnsiTheme="minorAscii" w:hint="eastAsia"/>
                 <w:spacing w:val="227"/>
                 <w:sz w:val="21"/>
                 <w:vertAlign w:val="baseline"/>
@@ -574,14 +559,8 @@
       </w:tr>
       <w:tr>
         <w:tblPrEx>
-          <w:tblBorders>
-            <w:top w:val="none" w:color="auto" w:sz="0" w:space="0"/>
-            <w:left w:val="none" w:color="auto" w:sz="0" w:space="0"/>
-            <w:bottom w:val="none" w:color="auto" w:sz="0" w:space="0"/>
-            <w:right w:val="none" w:color="auto" w:sz="0" w:space="0"/>
-            <w:insideH w:val="none" w:color="auto" w:sz="0" w:space="0"/>
-            <w:insideV w:val="none" w:color="auto" w:sz="0" w:space="0"/>
-          </w:tblBorders>
+          <w:tblW w:w="0" w:type="auto"/>
+          <w:jc w:val="center"/>
           <w:tblCellMar>
             <w:top w:w="0" w:type="dxa"/>
             <w:left w:w="108" w:type="dxa"/>
@@ -590,7 +569,7 @@
           </w:tblCellMar>
         </w:tblPrEx>
         <w:trPr>
-          <w:trHeight w:val="635" w:hRule="atLeast"/>
+          <w:trHeight w:val="635"/>
           <w:jc w:val="center"/>
         </w:trPr>
         <w:tc>
@@ -640,7 +619,7 @@
             </w:r>
             <w:r>
               <w:rPr>
-                <w:rFonts w:hint="eastAsia" w:asciiTheme="minorAscii" w:hAnsiTheme="minorAscii" w:eastAsiaTheme="minorEastAsia"/>
+                <w:rFonts w:asciiTheme="minorAscii" w:eastAsiaTheme="minorEastAsia" w:hAnsiTheme="minorAscii" w:hint="eastAsia"/>
                 <w:spacing w:val="227"/>
                 <w:sz w:val="21"/>
                 <w:vertAlign w:val="baseline"/>
@@ -693,7 +672,7 @@
             </w:r>
             <w:r>
               <w:rPr>
-                <w:rFonts w:hint="eastAsia" w:asciiTheme="minorAscii" w:hAnsiTheme="minorAscii" w:eastAsiaTheme="minorEastAsia"/>
+                <w:rFonts w:asciiTheme="minorAscii" w:eastAsiaTheme="minorEastAsia" w:hAnsiTheme="minorAscii" w:hint="eastAsia"/>
                 <w:spacing w:val="227"/>
                 <w:sz w:val="21"/>
                 <w:vertAlign w:val="baseline"/>
@@ -752,14 +731,14 @@
         <w:ind w:left="3634"/>
         <w:textAlignment w:val="baseline"/>
         <w:rPr>
-          <w:rFonts w:ascii="宋体" w:hAnsi="宋体" w:eastAsia="宋体" w:cs="宋体"/>
+          <w:rFonts w:ascii="宋体" w:eastAsia="宋体" w:hAnsi="宋体" w:cs="宋体"/>
           <w:sz w:val="31"/>
           <w:szCs w:val="31"/>
         </w:rPr>
       </w:pPr>
       <w:r>
         <w:rPr>
-          <w:rFonts w:ascii="宋体" w:hAnsi="宋体" w:eastAsia="宋体" w:cs="宋体"/>
+          <w:rFonts w:ascii="宋体" w:eastAsia="宋体" w:hAnsi="宋体" w:cs="宋体"/>
           <w:b/>
           <w:bCs/>
           <w:spacing w:val="4"/>
@@ -771,16 +750,16 @@
     </w:p>
     <w:tbl>
       <w:tblPr>
-        <w:tblStyle w:val="26"/>
+        <w:tblStyle w:val="TableNormal0"/>
         <w:tblW w:w="8214" w:type="dxa"/>
         <w:jc w:val="center"/>
         <w:tblBorders>
-          <w:top w:val="single" w:color="000000" w:sz="2" w:space="0"/>
-          <w:left w:val="single" w:color="000000" w:sz="2" w:space="0"/>
-          <w:bottom w:val="single" w:color="000000" w:sz="2" w:space="0"/>
-          <w:right w:val="single" w:color="000000" w:sz="2" w:space="0"/>
-          <w:insideH w:val="single" w:color="000000" w:sz="2" w:space="0"/>
-          <w:insideV w:val="single" w:color="000000" w:sz="2" w:space="0"/>
+          <w:top w:val="single" w:sz="2" w:space="0" w:color="000000"/>
+          <w:left w:val="single" w:sz="2" w:space="0" w:color="000000"/>
+          <w:bottom w:val="single" w:sz="2" w:space="0" w:color="000000"/>
+          <w:right w:val="single" w:sz="2" w:space="0" w:color="000000"/>
+          <w:insideH w:val="single" w:sz="2" w:space="0" w:color="000000"/>
+          <w:insideV w:val="single" w:sz="2" w:space="0" w:color="000000"/>
         </w:tblBorders>
         <w:tblLayout w:type="fixed"/>
         <w:tblCellMar>
@@ -800,14 +779,17 @@
       </w:tblGrid>
       <w:tr>
         <w:tblPrEx>
+          <w:tblW w:w="8214" w:type="dxa"/>
+          <w:jc w:val="center"/>
           <w:tblBorders>
-            <w:top w:val="single" w:color="000000" w:sz="2" w:space="0"/>
-            <w:left w:val="single" w:color="000000" w:sz="2" w:space="0"/>
-            <w:bottom w:val="single" w:color="000000" w:sz="2" w:space="0"/>
-            <w:right w:val="single" w:color="000000" w:sz="2" w:space="0"/>
-            <w:insideH w:val="single" w:color="000000" w:sz="2" w:space="0"/>
-            <w:insideV w:val="single" w:color="000000" w:sz="2" w:space="0"/>
+            <w:top w:val="single" w:sz="2" w:space="0" w:color="000000"/>
+            <w:left w:val="single" w:sz="2" w:space="0" w:color="000000"/>
+            <w:bottom w:val="single" w:sz="2" w:space="0" w:color="000000"/>
+            <w:right w:val="single" w:sz="2" w:space="0" w:color="000000"/>
+            <w:insideH w:val="single" w:sz="2" w:space="0" w:color="000000"/>
+            <w:insideV w:val="single" w:sz="2" w:space="0" w:color="000000"/>
           </w:tblBorders>
+          <w:tblLayout w:type="fixed"/>
           <w:tblCellMar>
             <w:top w:w="0" w:type="dxa"/>
             <w:left w:w="0" w:type="dxa"/>
@@ -816,7 +798,7 @@
           </w:tblCellMar>
         </w:tblPrEx>
         <w:trPr>
-          <w:trHeight w:val="593" w:hRule="atLeast"/>
+          <w:trHeight w:val="593"/>
           <w:jc w:val="center"/>
         </w:trPr>
         <w:tc>
@@ -838,18 +820,18 @@
               <w:adjustRightInd w:val="0"/>
               <w:snapToGrid w:val="0"/>
               <w:spacing w:before="176" w:line="228" w:lineRule="auto"/>
-              <w:ind w:left="0" w:leftChars="0" w:right="0" w:rightChars="0" w:firstLine="0" w:firstLineChars="0"/>
+              <w:ind w:left="0" w:right="0" w:firstLine="0" w:leftChars="0" w:rightChars="0" w:firstLineChars="0"/>
               <w:jc w:val="center"/>
               <w:textAlignment w:val="baseline"/>
               <w:rPr>
-                <w:rFonts w:ascii="宋体" w:hAnsi="宋体" w:eastAsia="宋体" w:cs="宋体"/>
+                <w:rFonts w:ascii="宋体" w:eastAsia="宋体" w:hAnsi="宋体" w:cs="宋体"/>
                 <w:sz w:val="20"/>
                 <w:szCs w:val="20"/>
               </w:rPr>
             </w:pPr>
             <w:r>
               <w:rPr>
-                <w:rFonts w:hint="eastAsia" w:ascii="宋体" w:hAnsi="宋体" w:cs="宋体"/>
+                <w:rFonts w:ascii="宋体" w:hAnsi="宋体" w:cs="宋体" w:hint="eastAsia"/>
                 <w:spacing w:val="-14"/>
                 <w:sz w:val="20"/>
                 <w:szCs w:val="20"/>
@@ -859,7 +841,7 @@
             </w:r>
             <w:r>
               <w:rPr>
-                <w:rFonts w:ascii="宋体" w:hAnsi="宋体" w:eastAsia="宋体" w:cs="宋体"/>
+                <w:rFonts w:ascii="宋体" w:eastAsia="宋体" w:hAnsi="宋体" w:cs="宋体"/>
                 <w:spacing w:val="-14"/>
                 <w:sz w:val="20"/>
                 <w:szCs w:val="20"/>
@@ -887,18 +869,18 @@
               <w:adjustRightInd w:val="0"/>
               <w:snapToGrid w:val="0"/>
               <w:spacing w:before="175" w:line="227" w:lineRule="auto"/>
-              <w:ind w:left="0" w:leftChars="0" w:right="0" w:rightChars="0" w:firstLine="0" w:firstLineChars="0"/>
+              <w:ind w:left="0" w:right="0" w:firstLine="0" w:leftChars="0" w:rightChars="0" w:firstLineChars="0"/>
               <w:jc w:val="center"/>
               <w:textAlignment w:val="baseline"/>
               <w:rPr>
-                <w:rFonts w:ascii="宋体" w:hAnsi="宋体" w:eastAsia="宋体" w:cs="宋体"/>
+                <w:rFonts w:ascii="宋体" w:eastAsia="宋体" w:hAnsi="宋体" w:cs="宋体"/>
                 <w:sz w:val="20"/>
                 <w:szCs w:val="20"/>
               </w:rPr>
             </w:pPr>
             <w:r>
               <w:rPr>
-                <w:rFonts w:ascii="宋体" w:hAnsi="宋体" w:eastAsia="宋体" w:cs="宋体"/>
+                <w:rFonts w:ascii="宋体" w:eastAsia="宋体" w:hAnsi="宋体" w:cs="宋体"/>
                 <w:spacing w:val="4"/>
                 <w:sz w:val="20"/>
                 <w:szCs w:val="20"/>
@@ -926,18 +908,18 @@
               <w:adjustRightInd w:val="0"/>
               <w:snapToGrid w:val="0"/>
               <w:spacing w:before="175" w:line="228" w:lineRule="auto"/>
-              <w:ind w:left="0" w:leftChars="0" w:right="0" w:rightChars="0" w:firstLine="0" w:firstLineChars="0"/>
+              <w:ind w:left="0" w:right="0" w:firstLine="0" w:leftChars="0" w:rightChars="0" w:firstLineChars="0"/>
               <w:jc w:val="center"/>
               <w:textAlignment w:val="baseline"/>
               <w:rPr>
-                <w:rFonts w:ascii="宋体" w:hAnsi="宋体" w:eastAsia="宋体" w:cs="宋体"/>
+                <w:rFonts w:ascii="宋体" w:eastAsia="宋体" w:hAnsi="宋体" w:cs="宋体"/>
                 <w:sz w:val="20"/>
                 <w:szCs w:val="20"/>
               </w:rPr>
             </w:pPr>
             <w:r>
               <w:rPr>
-                <w:rFonts w:ascii="宋体" w:hAnsi="宋体" w:eastAsia="宋体" w:cs="宋体"/>
+                <w:rFonts w:ascii="宋体" w:eastAsia="宋体" w:hAnsi="宋体" w:cs="宋体"/>
                 <w:spacing w:val="7"/>
                 <w:sz w:val="20"/>
                 <w:szCs w:val="20"/>
@@ -965,11 +947,11 @@
               <w:adjustRightInd w:val="0"/>
               <w:snapToGrid w:val="0"/>
               <w:spacing w:before="175" w:line="228" w:lineRule="auto"/>
-              <w:ind w:left="0" w:leftChars="0" w:right="0" w:rightChars="0" w:firstLine="0" w:firstLineChars="0"/>
+              <w:ind w:left="0" w:right="0" w:firstLine="0" w:leftChars="0" w:rightChars="0" w:firstLineChars="0"/>
               <w:jc w:val="center"/>
               <w:textAlignment w:val="baseline"/>
               <w:rPr>
-                <w:rFonts w:hint="eastAsia" w:ascii="宋体" w:hAnsi="宋体" w:eastAsia="宋体" w:cs="宋体"/>
+                <w:rFonts w:ascii="宋体" w:eastAsia="宋体" w:hAnsi="宋体" w:cs="宋体" w:hint="eastAsia"/>
                 <w:spacing w:val="7"/>
                 <w:sz w:val="20"/>
                 <w:szCs w:val="20"/>
@@ -978,7 +960,7 @@
             </w:pPr>
             <w:r>
               <w:rPr>
-                <w:rFonts w:hint="eastAsia" w:ascii="宋体" w:hAnsi="宋体" w:cs="宋体"/>
+                <w:rFonts w:ascii="宋体" w:hAnsi="宋体" w:cs="宋体" w:hint="eastAsia"/>
                 <w:spacing w:val="7"/>
                 <w:sz w:val="20"/>
                 <w:szCs w:val="20"/>
@@ -1007,11 +989,11 @@
               <w:adjustRightInd w:val="0"/>
               <w:snapToGrid w:val="0"/>
               <w:spacing w:before="175" w:line="228" w:lineRule="auto"/>
-              <w:ind w:left="0" w:leftChars="0" w:right="0" w:rightChars="0" w:firstLine="0" w:firstLineChars="0"/>
+              <w:ind w:left="0" w:right="0" w:firstLine="0" w:leftChars="0" w:rightChars="0" w:firstLineChars="0"/>
               <w:jc w:val="center"/>
               <w:textAlignment w:val="baseline"/>
               <w:rPr>
-                <w:rFonts w:hint="default" w:ascii="宋体" w:hAnsi="宋体" w:cs="宋体"/>
+                <w:rFonts w:ascii="宋体" w:hAnsi="宋体" w:cs="宋体" w:hint="default"/>
                 <w:spacing w:val="7"/>
                 <w:sz w:val="20"/>
                 <w:szCs w:val="20"/>
@@ -1020,7 +1002,7 @@
             </w:pPr>
             <w:r>
               <w:rPr>
-                <w:rFonts w:hint="eastAsia" w:ascii="宋体" w:hAnsi="宋体" w:cs="宋体"/>
+                <w:rFonts w:ascii="宋体" w:hAnsi="宋体" w:cs="宋体" w:hint="eastAsia"/>
                 <w:spacing w:val="7"/>
                 <w:sz w:val="20"/>
                 <w:szCs w:val="20"/>
@@ -1049,18 +1031,18 @@
               <w:adjustRightInd w:val="0"/>
               <w:snapToGrid w:val="0"/>
               <w:spacing w:before="176" w:line="229" w:lineRule="auto"/>
-              <w:ind w:left="0" w:leftChars="0" w:right="0" w:rightChars="0" w:firstLine="0" w:firstLineChars="0"/>
+              <w:ind w:left="0" w:right="0" w:firstLine="0" w:leftChars="0" w:rightChars="0" w:firstLineChars="0"/>
               <w:jc w:val="center"/>
               <w:textAlignment w:val="baseline"/>
               <w:rPr>
-                <w:rFonts w:ascii="宋体" w:hAnsi="宋体" w:eastAsia="宋体" w:cs="宋体"/>
+                <w:rFonts w:ascii="宋体" w:eastAsia="宋体" w:hAnsi="宋体" w:cs="宋体"/>
                 <w:sz w:val="20"/>
                 <w:szCs w:val="20"/>
               </w:rPr>
             </w:pPr>
             <w:r>
               <w:rPr>
-                <w:rFonts w:ascii="宋体" w:hAnsi="宋体" w:eastAsia="宋体" w:cs="宋体"/>
+                <w:rFonts w:ascii="宋体" w:eastAsia="宋体" w:hAnsi="宋体" w:cs="宋体"/>
                 <w:spacing w:val="7"/>
                 <w:sz w:val="20"/>
                 <w:szCs w:val="20"/>
@@ -1072,14 +1054,9 @@
       </w:tr>
       <w:tr>
         <w:tblPrEx>
-          <w:tblBorders>
-            <w:top w:val="single" w:color="000000" w:sz="2" w:space="0"/>
-            <w:left w:val="single" w:color="000000" w:sz="2" w:space="0"/>
-            <w:bottom w:val="single" w:color="000000" w:sz="2" w:space="0"/>
-            <w:right w:val="single" w:color="000000" w:sz="2" w:space="0"/>
-            <w:insideH w:val="single" w:color="000000" w:sz="2" w:space="0"/>
-            <w:insideV w:val="single" w:color="000000" w:sz="2" w:space="0"/>
-          </w:tblBorders>
+          <w:tblW w:w="8214" w:type="dxa"/>
+          <w:jc w:val="center"/>
+          <w:tblLayout w:type="fixed"/>
           <w:tblCellMar>
             <w:top w:w="0" w:type="dxa"/>
             <w:left w:w="0" w:type="dxa"/>
@@ -1088,7 +1065,7 @@
           </w:tblCellMar>
         </w:tblPrEx>
         <w:trPr>
-          <w:trHeight w:val="516" w:hRule="atLeast"/>
+          <w:trHeight w:val="516"/>
           <w:jc w:val="center"/>
         </w:trPr>
         <w:tc>
@@ -1110,11 +1087,11 @@
               <w:adjustRightInd w:val="0"/>
               <w:snapToGrid w:val="0"/>
               <w:spacing w:before="173" w:line="267" w:lineRule="exact"/>
-              <w:ind w:left="0" w:leftChars="0" w:right="0" w:rightChars="0" w:firstLine="0" w:firstLineChars="0"/>
+              <w:ind w:left="0" w:right="0" w:firstLine="0" w:leftChars="0" w:rightChars="0" w:firstLineChars="0"/>
               <w:jc w:val="center"/>
               <w:textAlignment w:val="baseline"/>
               <w:rPr>
-                <w:rFonts w:hint="default" w:ascii="宋体" w:hAnsi="宋体" w:eastAsia="宋体" w:cs="宋体"/>
+                <w:rFonts w:ascii="宋体" w:eastAsia="宋体" w:hAnsi="宋体" w:cs="宋体" w:hint="default"/>
                 <w:sz w:val="20"/>
                 <w:szCs w:val="20"/>
                 <w:lang w:val="en-US"/>
@@ -1122,13 +1099,24 @@
             </w:pPr>
             <w:r>
               <w:rPr>
-                <w:rFonts w:ascii="宋体" w:hAnsi="宋体" w:eastAsia="宋体" w:cs="宋体"/>
+                <w:rFonts w:ascii="宋体" w:eastAsia="宋体" w:hAnsi="宋体" w:cs="宋体"/>
                 <w:spacing w:val="3"/>
                 <w:position w:val="1"/>
                 <w:sz w:val="20"/>
                 <w:szCs w:val="20"/>
               </w:rPr>
-              <w:t>2022.06.20</w:t>
+              <w:t>2025.01.</w:t>
+            </w:r>
+            <w:r>
+              <w:rPr>
+                <w:rFonts w:ascii="宋体" w:hAnsi="宋体" w:cs="宋体" w:hint="eastAsia"/>
+                <w:spacing w:val="3"/>
+                <w:position w:val="1"/>
+                <w:sz w:val="20"/>
+                <w:szCs w:val="20"/>
+                <w:lang w:val="en-US" w:eastAsia="zh-CN"/>
+              </w:rPr>
+              <w:t>10</w:t>
             </w:r>
           </w:p>
         </w:tc>
@@ -1151,18 +1139,18 @@
               <w:adjustRightInd w:val="0"/>
               <w:snapToGrid w:val="0"/>
               <w:spacing w:before="173" w:line="267" w:lineRule="exact"/>
-              <w:ind w:left="0" w:leftChars="0" w:right="0" w:rightChars="0" w:firstLine="0" w:firstLineChars="0"/>
+              <w:ind w:left="0" w:right="0" w:firstLine="0" w:leftChars="0" w:rightChars="0" w:firstLineChars="0"/>
               <w:jc w:val="center"/>
               <w:textAlignment w:val="baseline"/>
               <w:rPr>
-                <w:rFonts w:ascii="宋体" w:hAnsi="宋体" w:eastAsia="宋体" w:cs="宋体"/>
+                <w:rFonts w:ascii="宋体" w:eastAsia="宋体" w:hAnsi="宋体" w:cs="宋体"/>
                 <w:sz w:val="20"/>
                 <w:szCs w:val="20"/>
               </w:rPr>
             </w:pPr>
             <w:r>
               <w:rPr>
-                <w:rFonts w:ascii="宋体" w:hAnsi="宋体" w:eastAsia="宋体" w:cs="宋体"/>
+                <w:rFonts w:ascii="宋体" w:eastAsia="宋体" w:hAnsi="宋体" w:cs="宋体"/>
                 <w:spacing w:val="4"/>
                 <w:position w:val="1"/>
                 <w:sz w:val="20"/>
@@ -1191,18 +1179,18 @@
               <w:adjustRightInd w:val="0"/>
               <w:snapToGrid w:val="0"/>
               <w:spacing w:before="172" w:line="228" w:lineRule="auto"/>
-              <w:ind w:left="0" w:leftChars="0" w:right="0" w:rightChars="0" w:firstLine="0" w:firstLineChars="0"/>
+              <w:ind w:left="0" w:right="0" w:firstLine="0" w:leftChars="0" w:rightChars="0" w:firstLineChars="0"/>
               <w:jc w:val="center"/>
               <w:textAlignment w:val="baseline"/>
               <w:rPr>
-                <w:rFonts w:ascii="宋体" w:hAnsi="宋体" w:eastAsia="宋体" w:cs="宋体"/>
+                <w:rFonts w:ascii="宋体" w:eastAsia="宋体" w:hAnsi="宋体" w:cs="宋体"/>
                 <w:sz w:val="20"/>
                 <w:szCs w:val="20"/>
               </w:rPr>
             </w:pPr>
             <w:r>
               <w:rPr>
-                <w:rFonts w:ascii="宋体" w:hAnsi="宋体" w:eastAsia="宋体" w:cs="宋体"/>
+                <w:rFonts w:ascii="宋体" w:eastAsia="宋体" w:hAnsi="宋体" w:cs="宋体"/>
                 <w:spacing w:val="200"/>
                 <w:kern w:val="0"/>
                 <w:sz w:val="20"/>
@@ -1212,7 +1200,7 @@
             </w:r>
             <w:r>
               <w:rPr>
-                <w:rFonts w:ascii="宋体" w:hAnsi="宋体" w:eastAsia="宋体" w:cs="宋体"/>
+                <w:rFonts w:ascii="宋体" w:eastAsia="宋体" w:hAnsi="宋体" w:cs="宋体"/>
                 <w:spacing w:val="0"/>
                 <w:kern w:val="0"/>
                 <w:sz w:val="20"/>
@@ -1241,11 +1229,11 @@
               <w:adjustRightInd w:val="0"/>
               <w:snapToGrid w:val="0"/>
               <w:spacing w:before="173" w:line="229" w:lineRule="auto"/>
-              <w:ind w:left="0" w:leftChars="0" w:right="0" w:rightChars="0" w:firstLine="0" w:firstLineChars="0"/>
+              <w:ind w:left="0" w:right="0" w:firstLine="0" w:leftChars="0" w:rightChars="0" w:firstLineChars="0"/>
               <w:jc w:val="center"/>
               <w:textAlignment w:val="baseline"/>
               <w:rPr>
-                <w:rFonts w:ascii="宋体" w:hAnsi="宋体" w:eastAsia="宋体" w:cs="宋体"/>
+                <w:rFonts w:ascii="宋体" w:eastAsia="宋体" w:hAnsi="宋体" w:cs="宋体"/>
                 <w:spacing w:val="200"/>
                 <w:kern w:val="0"/>
                 <w:sz w:val="20"/>
@@ -1254,14 +1242,14 @@
             </w:pPr>
             <w:r>
               <w:rPr>
-                <w:rFonts w:hint="eastAsia" w:asciiTheme="minorAscii" w:hAnsiTheme="minorAscii" w:eastAsiaTheme="minorEastAsia"/>
+                <w:rFonts w:asciiTheme="minorAscii" w:eastAsiaTheme="minorEastAsia" w:hAnsiTheme="minorAscii" w:hint="eastAsia"/>
                 <w:spacing w:val="0"/>
                 <w:kern w:val="0"/>
                 <w:sz w:val="21"/>
                 <w:vertAlign w:val="baseline"/>
                 <w:lang w:val="en-US" w:eastAsia="zh-CN"/>
               </w:rPr>
-              <w:t>程方</w:t>
+              <w:t>强宇涛</w:t>
             </w:r>
           </w:p>
         </w:tc>
@@ -1284,11 +1272,11 @@
               <w:adjustRightInd w:val="0"/>
               <w:snapToGrid w:val="0"/>
               <w:spacing w:before="173" w:line="229" w:lineRule="auto"/>
-              <w:ind w:left="0" w:leftChars="0" w:right="0" w:rightChars="0" w:firstLine="0" w:firstLineChars="0"/>
+              <w:ind w:left="0" w:right="0" w:firstLine="0" w:leftChars="0" w:rightChars="0" w:firstLineChars="0"/>
               <w:jc w:val="center"/>
               <w:textAlignment w:val="baseline"/>
               <w:rPr>
-                <w:rFonts w:hint="eastAsia" w:asciiTheme="minorAscii" w:hAnsiTheme="minorAscii" w:eastAsiaTheme="minorEastAsia"/>
+                <w:rFonts w:asciiTheme="minorAscii" w:eastAsiaTheme="minorEastAsia" w:hAnsiTheme="minorAscii" w:hint="eastAsia"/>
                 <w:spacing w:val="0"/>
                 <w:kern w:val="0"/>
                 <w:sz w:val="21"/>
@@ -1298,14 +1286,14 @@
             </w:pPr>
             <w:r>
               <w:rPr>
-                <w:rFonts w:hint="eastAsia" w:asciiTheme="minorAscii" w:hAnsiTheme="minorAscii" w:eastAsiaTheme="minorEastAsia"/>
+                <w:rFonts w:asciiTheme="minorAscii" w:eastAsiaTheme="minorEastAsia" w:hAnsiTheme="minorAscii" w:hint="eastAsia"/>
                 <w:spacing w:val="0"/>
                 <w:kern w:val="0"/>
                 <w:sz w:val="21"/>
                 <w:vertAlign w:val="baseline"/>
                 <w:lang w:val="en-US" w:eastAsia="zh-CN"/>
               </w:rPr>
-              <w:t>茅建根</w:t>
+              <w:t>陈凯</w:t>
             </w:r>
           </w:p>
         </w:tc>
@@ -1328,18 +1316,18 @@
               <w:adjustRightInd w:val="0"/>
               <w:snapToGrid w:val="0"/>
               <w:spacing w:before="173" w:line="229" w:lineRule="auto"/>
-              <w:ind w:left="0" w:leftChars="0" w:right="0" w:rightChars="0" w:firstLine="0" w:firstLineChars="0"/>
+              <w:ind w:left="0" w:right="0" w:firstLine="0" w:leftChars="0" w:rightChars="0" w:firstLineChars="0"/>
               <w:jc w:val="center"/>
               <w:textAlignment w:val="baseline"/>
               <w:rPr>
-                <w:rFonts w:ascii="宋体" w:hAnsi="宋体" w:eastAsia="宋体" w:cs="宋体"/>
+                <w:rFonts w:ascii="宋体" w:eastAsia="宋体" w:hAnsi="宋体" w:cs="宋体"/>
                 <w:sz w:val="20"/>
                 <w:szCs w:val="20"/>
               </w:rPr>
             </w:pPr>
             <w:r>
               <w:rPr>
-                <w:rFonts w:hint="eastAsia" w:asciiTheme="minorAscii" w:hAnsiTheme="minorAscii" w:eastAsiaTheme="minorEastAsia"/>
+                <w:rFonts w:asciiTheme="minorAscii" w:eastAsiaTheme="minorEastAsia" w:hAnsiTheme="minorAscii" w:hint="eastAsia"/>
                 <w:spacing w:val="0"/>
                 <w:kern w:val="0"/>
                 <w:sz w:val="21"/>
@@ -1353,14 +1341,9 @@
       </w:tr>
       <w:tr>
         <w:tblPrEx>
-          <w:tblBorders>
-            <w:top w:val="single" w:color="000000" w:sz="2" w:space="0"/>
-            <w:left w:val="single" w:color="000000" w:sz="2" w:space="0"/>
-            <w:bottom w:val="single" w:color="000000" w:sz="2" w:space="0"/>
-            <w:right w:val="single" w:color="000000" w:sz="2" w:space="0"/>
-            <w:insideH w:val="single" w:color="000000" w:sz="2" w:space="0"/>
-            <w:insideV w:val="single" w:color="000000" w:sz="2" w:space="0"/>
-          </w:tblBorders>
+          <w:tblW w:w="8214" w:type="dxa"/>
+          <w:jc w:val="center"/>
+          <w:tblLayout w:type="fixed"/>
           <w:tblCellMar>
             <w:top w:w="0" w:type="dxa"/>
             <w:left w:w="0" w:type="dxa"/>
@@ -1369,7 +1352,7 @@
           </w:tblCellMar>
         </w:tblPrEx>
         <w:trPr>
-          <w:trHeight w:val="556" w:hRule="atLeast"/>
+          <w:trHeight w:val="556"/>
           <w:jc w:val="center"/>
         </w:trPr>
         <w:tc>
@@ -1392,11 +1375,11 @@
               <w:adjustRightInd w:val="0"/>
               <w:snapToGrid w:val="0"/>
               <w:spacing w:before="173" w:line="267" w:lineRule="exact"/>
-              <w:ind w:left="0" w:leftChars="0" w:right="0" w:rightChars="0" w:firstLine="0" w:firstLineChars="0"/>
+              <w:ind w:left="0" w:right="0" w:firstLine="0" w:leftChars="0" w:rightChars="0" w:firstLineChars="0"/>
               <w:jc w:val="center"/>
               <w:textAlignment w:val="baseline"/>
               <w:rPr>
-                <w:rFonts w:hint="default" w:ascii="宋体" w:hAnsi="宋体" w:eastAsia="宋体" w:cs="宋体"/>
+                <w:rFonts w:ascii="宋体" w:eastAsia="宋体" w:hAnsi="宋体" w:cs="宋体" w:hint="default"/>
                 <w:snapToGrid w:val="0"/>
                 <w:color w:val="000000"/>
                 <w:kern w:val="0"/>
@@ -1405,27 +1388,8 @@
                 <w:lang w:val="en-US" w:eastAsia="en-US" w:bidi="ar-SA"/>
               </w:rPr>
             </w:pPr>
-            <w:r>
-              <w:rPr>
-                <w:rFonts w:ascii="宋体" w:hAnsi="宋体" w:eastAsia="宋体" w:cs="宋体"/>
-                <w:spacing w:val="3"/>
-                <w:position w:val="1"/>
-                <w:sz w:val="20"/>
-                <w:szCs w:val="20"/>
-              </w:rPr>
-              <w:t>2025.01.</w:t>
-            </w:r>
-            <w:r>
-              <w:rPr>
-                <w:rFonts w:hint="eastAsia" w:ascii="宋体" w:hAnsi="宋体" w:cs="宋体"/>
-                <w:spacing w:val="3"/>
-                <w:position w:val="1"/>
-                <w:sz w:val="20"/>
-                <w:szCs w:val="20"/>
-                <w:lang w:val="en-US" w:eastAsia="zh-CN"/>
-              </w:rPr>
-              <w:t>10</w:t>
-            </w:r>
+            <w:bookmarkStart w:id="2" w:name="_GoBack"/>
+            <w:bookmarkEnd w:id="2"/>
           </w:p>
         </w:tc>
         <w:tc>
@@ -1448,11 +1412,11 @@
               <w:adjustRightInd w:val="0"/>
               <w:snapToGrid w:val="0"/>
               <w:spacing w:before="173" w:line="267" w:lineRule="exact"/>
-              <w:ind w:left="0" w:leftChars="0" w:right="0" w:rightChars="0" w:firstLine="0" w:firstLineChars="0"/>
+              <w:ind w:left="0" w:right="0" w:firstLine="0" w:leftChars="0" w:rightChars="0" w:firstLineChars="0"/>
               <w:jc w:val="center"/>
               <w:textAlignment w:val="baseline"/>
               <w:rPr>
-                <w:rFonts w:ascii="宋体" w:hAnsi="宋体" w:eastAsia="宋体" w:cs="宋体"/>
+                <w:rFonts w:ascii="宋体" w:eastAsia="宋体" w:hAnsi="宋体" w:cs="宋体"/>
                 <w:snapToGrid w:val="0"/>
                 <w:color w:val="000000"/>
                 <w:kern w:val="0"/>
@@ -1461,37 +1425,6 @@
                 <w:lang w:val="en-US" w:eastAsia="en-US" w:bidi="ar-SA"/>
               </w:rPr>
             </w:pPr>
-            <w:r>
-              <w:rPr>
-                <w:rFonts w:ascii="宋体" w:hAnsi="宋体" w:eastAsia="宋体" w:cs="宋体"/>
-                <w:spacing w:val="4"/>
-                <w:position w:val="1"/>
-                <w:sz w:val="20"/>
-                <w:szCs w:val="20"/>
-              </w:rPr>
-              <w:t>V</w:t>
-            </w:r>
-            <w:r>
-              <w:rPr>
-                <w:rFonts w:hint="eastAsia" w:ascii="宋体" w:hAnsi="宋体" w:cs="宋体"/>
-                <w:spacing w:val="4"/>
-                <w:position w:val="1"/>
-                <w:sz w:val="20"/>
-                <w:szCs w:val="20"/>
-                <w:lang w:val="en-US" w:eastAsia="zh-CN"/>
-              </w:rPr>
-              <w:t>2</w:t>
-            </w:r>
-            <w:r>
-              <w:rPr>
-                <w:rFonts w:ascii="宋体" w:hAnsi="宋体" w:eastAsia="宋体" w:cs="宋体"/>
-                <w:spacing w:val="4"/>
-                <w:position w:val="1"/>
-                <w:sz w:val="20"/>
-                <w:szCs w:val="20"/>
-              </w:rPr>
-              <w:t>.0</w:t>
-            </w:r>
           </w:p>
         </w:tc>
         <w:tc>
@@ -1514,11 +1447,11 @@
               <w:adjustRightInd w:val="0"/>
               <w:snapToGrid w:val="0"/>
               <w:spacing w:before="172" w:line="228" w:lineRule="auto"/>
-              <w:ind w:left="0" w:leftChars="0" w:right="0" w:rightChars="0" w:firstLine="0" w:firstLineChars="0"/>
+              <w:ind w:left="0" w:right="0" w:firstLine="0" w:leftChars="0" w:rightChars="0" w:firstLineChars="0"/>
               <w:jc w:val="center"/>
               <w:textAlignment w:val="baseline"/>
               <w:rPr>
-                <w:rFonts w:hint="default" w:ascii="宋体" w:hAnsi="宋体" w:eastAsia="宋体" w:cs="宋体"/>
+                <w:rFonts w:ascii="宋体" w:eastAsia="宋体" w:hAnsi="宋体" w:cs="宋体" w:hint="default"/>
                 <w:snapToGrid w:val="0"/>
                 <w:color w:val="000000"/>
                 <w:kern w:val="0"/>
@@ -1527,18 +1460,6 @@
                 <w:lang w:val="en-US" w:eastAsia="zh-CN" w:bidi="ar-SA"/>
               </w:rPr>
             </w:pPr>
-            <w:r>
-              <w:rPr>
-                <w:rFonts w:hint="eastAsia" w:ascii="宋体" w:hAnsi="宋体" w:cs="宋体"/>
-                <w:snapToGrid w:val="0"/>
-                <w:color w:val="000000"/>
-                <w:kern w:val="0"/>
-                <w:sz w:val="20"/>
-                <w:szCs w:val="20"/>
-                <w:lang w:val="en-US" w:eastAsia="zh-CN" w:bidi="ar-SA"/>
-              </w:rPr>
-              <w:t>修改能力策划</w:t>
-            </w:r>
           </w:p>
         </w:tc>
         <w:tc>
@@ -1561,11 +1482,11 @@
               <w:adjustRightInd w:val="0"/>
               <w:snapToGrid w:val="0"/>
               <w:spacing w:before="173" w:line="229" w:lineRule="auto"/>
-              <w:ind w:left="0" w:leftChars="0" w:right="0" w:rightChars="0" w:firstLine="0" w:firstLineChars="0"/>
+              <w:ind w:left="0" w:right="0" w:firstLine="0" w:leftChars="0" w:rightChars="0" w:firstLineChars="0"/>
               <w:jc w:val="center"/>
               <w:textAlignment w:val="baseline"/>
               <w:rPr>
-                <w:rFonts w:ascii="宋体" w:hAnsi="宋体" w:eastAsia="宋体" w:cs="宋体"/>
+                <w:rFonts w:ascii="宋体" w:eastAsia="宋体" w:hAnsi="宋体" w:cs="宋体"/>
                 <w:snapToGrid w:val="0"/>
                 <w:color w:val="000000"/>
                 <w:spacing w:val="200"/>
@@ -1575,17 +1496,6 @@
                 <w:lang w:val="en-US" w:eastAsia="en-US" w:bidi="ar-SA"/>
               </w:rPr>
             </w:pPr>
-            <w:r>
-              <w:rPr>
-                <w:rFonts w:hint="eastAsia" w:asciiTheme="minorAscii" w:hAnsiTheme="minorAscii" w:eastAsiaTheme="minorEastAsia"/>
-                <w:spacing w:val="0"/>
-                <w:kern w:val="0"/>
-                <w:sz w:val="21"/>
-                <w:vertAlign w:val="baseline"/>
-                <w:lang w:val="en-US" w:eastAsia="zh-CN"/>
-              </w:rPr>
-              <w:t>程方</w:t>
-            </w:r>
           </w:p>
         </w:tc>
         <w:tc>
@@ -1608,11 +1518,11 @@
               <w:adjustRightInd w:val="0"/>
               <w:snapToGrid w:val="0"/>
               <w:spacing w:before="173" w:line="229" w:lineRule="auto"/>
-              <w:ind w:left="0" w:leftChars="0" w:right="0" w:rightChars="0" w:firstLine="0" w:firstLineChars="0"/>
+              <w:ind w:left="0" w:right="0" w:firstLine="0" w:leftChars="0" w:rightChars="0" w:firstLineChars="0"/>
               <w:jc w:val="center"/>
               <w:textAlignment w:val="baseline"/>
               <w:rPr>
-                <w:rFonts w:hint="eastAsia" w:asciiTheme="minorAscii" w:hAnsiTheme="minorAscii" w:eastAsiaTheme="minorEastAsia"/>
+                <w:rFonts w:asciiTheme="minorAscii" w:eastAsiaTheme="minorEastAsia" w:hAnsiTheme="minorAscii" w:hint="eastAsia"/>
                 <w:spacing w:val="0"/>
                 <w:kern w:val="0"/>
                 <w:sz w:val="21"/>
@@ -1620,17 +1530,6 @@
                 <w:lang w:val="en-US" w:eastAsia="en-US"/>
               </w:rPr>
             </w:pPr>
-            <w:r>
-              <w:rPr>
-                <w:rFonts w:hint="eastAsia" w:asciiTheme="minorAscii" w:hAnsiTheme="minorAscii" w:eastAsiaTheme="minorEastAsia"/>
-                <w:spacing w:val="0"/>
-                <w:kern w:val="0"/>
-                <w:sz w:val="21"/>
-                <w:vertAlign w:val="baseline"/>
-                <w:lang w:val="en-US" w:eastAsia="zh-CN"/>
-              </w:rPr>
-              <w:t>茅建根</w:t>
-            </w:r>
           </w:p>
         </w:tc>
         <w:tc>
@@ -1653,11 +1552,11 @@
               <w:adjustRightInd w:val="0"/>
               <w:snapToGrid w:val="0"/>
               <w:spacing w:before="173" w:line="229" w:lineRule="auto"/>
-              <w:ind w:left="0" w:leftChars="0" w:right="0" w:rightChars="0" w:firstLine="0" w:firstLineChars="0"/>
+              <w:ind w:left="0" w:right="0" w:firstLine="0" w:leftChars="0" w:rightChars="0" w:firstLineChars="0"/>
               <w:jc w:val="center"/>
               <w:textAlignment w:val="baseline"/>
               <w:rPr>
-                <w:rFonts w:ascii="宋体" w:hAnsi="宋体" w:eastAsia="宋体" w:cs="宋体"/>
+                <w:rFonts w:ascii="宋体" w:eastAsia="宋体" w:hAnsi="宋体" w:cs="宋体"/>
                 <w:snapToGrid w:val="0"/>
                 <w:color w:val="000000"/>
                 <w:kern w:val="0"/>
@@ -1666,30 +1565,14 @@
                 <w:lang w:val="en-US" w:eastAsia="en-US" w:bidi="ar-SA"/>
               </w:rPr>
             </w:pPr>
-            <w:r>
-              <w:rPr>
-                <w:rFonts w:hint="eastAsia" w:asciiTheme="minorAscii" w:hAnsiTheme="minorAscii" w:eastAsiaTheme="minorEastAsia"/>
-                <w:spacing w:val="0"/>
-                <w:kern w:val="0"/>
-                <w:sz w:val="21"/>
-                <w:vertAlign w:val="baseline"/>
-                <w:lang w:val="en-US" w:eastAsia="zh-CN"/>
-              </w:rPr>
-              <w:t>吴亚红</w:t>
-            </w:r>
           </w:p>
         </w:tc>
       </w:tr>
       <w:tr>
         <w:tblPrEx>
-          <w:tblBorders>
-            <w:top w:val="single" w:color="000000" w:sz="2" w:space="0"/>
-            <w:left w:val="single" w:color="000000" w:sz="2" w:space="0"/>
-            <w:bottom w:val="single" w:color="000000" w:sz="2" w:space="0"/>
-            <w:right w:val="single" w:color="000000" w:sz="2" w:space="0"/>
-            <w:insideH w:val="single" w:color="000000" w:sz="2" w:space="0"/>
-            <w:insideV w:val="single" w:color="000000" w:sz="2" w:space="0"/>
-          </w:tblBorders>
+          <w:tblW w:w="8214" w:type="dxa"/>
+          <w:jc w:val="center"/>
+          <w:tblLayout w:type="fixed"/>
           <w:tblCellMar>
             <w:top w:w="0" w:type="dxa"/>
             <w:left w:w="0" w:type="dxa"/>
@@ -1698,7 +1581,7 @@
           </w:tblCellMar>
         </w:tblPrEx>
         <w:trPr>
-          <w:trHeight w:val="556" w:hRule="atLeast"/>
+          <w:trHeight w:val="556"/>
           <w:jc w:val="center"/>
         </w:trPr>
         <w:tc>
@@ -1707,7 +1590,7 @@
           </w:tcPr>
           <w:p>
             <w:pPr>
-              <w:pStyle w:val="27"/>
+              <w:pStyle w:val="TableText"/>
               <w:keepNext w:val="0"/>
               <w:keepLines w:val="0"/>
               <w:pageBreakBefore w:val="0"/>
@@ -1720,7 +1603,7 @@
               <w:bidi w:val="0"/>
               <w:adjustRightInd w:val="0"/>
               <w:snapToGrid w:val="0"/>
-              <w:ind w:left="0" w:leftChars="0" w:right="0" w:rightChars="0" w:firstLine="0" w:firstLineChars="0"/>
+              <w:ind w:left="0" w:right="0" w:firstLine="0" w:leftChars="0" w:rightChars="0" w:firstLineChars="0"/>
               <w:jc w:val="center"/>
               <w:textAlignment w:val="baseline"/>
             </w:pPr>
@@ -1732,7 +1615,7 @@
           </w:tcPr>
           <w:p>
             <w:pPr>
-              <w:pStyle w:val="27"/>
+              <w:pStyle w:val="TableText"/>
               <w:keepNext w:val="0"/>
               <w:keepLines w:val="0"/>
               <w:pageBreakBefore w:val="0"/>
@@ -1745,7 +1628,7 @@
               <w:bidi w:val="0"/>
               <w:adjustRightInd w:val="0"/>
               <w:snapToGrid w:val="0"/>
-              <w:ind w:left="0" w:leftChars="0" w:right="0" w:rightChars="0" w:firstLine="0" w:firstLineChars="0"/>
+              <w:ind w:left="0" w:right="0" w:firstLine="0" w:leftChars="0" w:rightChars="0" w:firstLineChars="0"/>
               <w:jc w:val="center"/>
               <w:textAlignment w:val="baseline"/>
             </w:pPr>
@@ -1757,7 +1640,7 @@
           </w:tcPr>
           <w:p>
             <w:pPr>
-              <w:pStyle w:val="27"/>
+              <w:pStyle w:val="TableText"/>
               <w:keepNext w:val="0"/>
               <w:keepLines w:val="0"/>
               <w:pageBreakBefore w:val="0"/>
@@ -1770,7 +1653,7 @@
               <w:bidi w:val="0"/>
               <w:adjustRightInd w:val="0"/>
               <w:snapToGrid w:val="0"/>
-              <w:ind w:left="0" w:leftChars="0" w:right="0" w:rightChars="0" w:firstLine="0" w:firstLineChars="0"/>
+              <w:ind w:left="0" w:right="0" w:firstLine="0" w:leftChars="0" w:rightChars="0" w:firstLineChars="0"/>
               <w:jc w:val="center"/>
               <w:textAlignment w:val="baseline"/>
             </w:pPr>
@@ -1782,7 +1665,7 @@
           </w:tcPr>
           <w:p>
             <w:pPr>
-              <w:pStyle w:val="27"/>
+              <w:pStyle w:val="TableText"/>
               <w:keepNext w:val="0"/>
               <w:keepLines w:val="0"/>
               <w:pageBreakBefore w:val="0"/>
@@ -1795,7 +1678,7 @@
               <w:bidi w:val="0"/>
               <w:adjustRightInd w:val="0"/>
               <w:snapToGrid w:val="0"/>
-              <w:ind w:left="0" w:leftChars="0" w:right="0" w:rightChars="0" w:firstLine="0" w:firstLineChars="0"/>
+              <w:ind w:left="0" w:right="0" w:firstLine="0" w:leftChars="0" w:rightChars="0" w:firstLineChars="0"/>
               <w:jc w:val="center"/>
               <w:textAlignment w:val="baseline"/>
             </w:pPr>
@@ -1807,7 +1690,7 @@
           </w:tcPr>
           <w:p>
             <w:pPr>
-              <w:pStyle w:val="27"/>
+              <w:pStyle w:val="TableText"/>
               <w:keepNext w:val="0"/>
               <w:keepLines w:val="0"/>
               <w:pageBreakBefore w:val="0"/>
@@ -1820,7 +1703,7 @@
               <w:bidi w:val="0"/>
               <w:adjustRightInd w:val="0"/>
               <w:snapToGrid w:val="0"/>
-              <w:ind w:left="0" w:leftChars="0" w:right="0" w:rightChars="0" w:firstLine="0" w:firstLineChars="0"/>
+              <w:ind w:left="0" w:right="0" w:firstLine="0" w:leftChars="0" w:rightChars="0" w:firstLineChars="0"/>
               <w:jc w:val="center"/>
               <w:textAlignment w:val="baseline"/>
             </w:pPr>
@@ -1832,7 +1715,7 @@
           </w:tcPr>
           <w:p>
             <w:pPr>
-              <w:pStyle w:val="27"/>
+              <w:pStyle w:val="TableText"/>
               <w:keepNext w:val="0"/>
               <w:keepLines w:val="0"/>
               <w:pageBreakBefore w:val="0"/>
@@ -1845,7 +1728,7 @@
               <w:bidi w:val="0"/>
               <w:adjustRightInd w:val="0"/>
               <w:snapToGrid w:val="0"/>
-              <w:ind w:left="0" w:leftChars="0" w:right="0" w:rightChars="0" w:firstLine="0" w:firstLineChars="0"/>
+              <w:ind w:left="0" w:right="0" w:firstLine="0" w:leftChars="0" w:rightChars="0" w:firstLineChars="0"/>
               <w:jc w:val="center"/>
               <w:textAlignment w:val="baseline"/>
             </w:pPr>
@@ -1854,14 +1737,9 @@
       </w:tr>
       <w:tr>
         <w:tblPrEx>
-          <w:tblBorders>
-            <w:top w:val="single" w:color="000000" w:sz="2" w:space="0"/>
-            <w:left w:val="single" w:color="000000" w:sz="2" w:space="0"/>
-            <w:bottom w:val="single" w:color="000000" w:sz="2" w:space="0"/>
-            <w:right w:val="single" w:color="000000" w:sz="2" w:space="0"/>
-            <w:insideH w:val="single" w:color="000000" w:sz="2" w:space="0"/>
-            <w:insideV w:val="single" w:color="000000" w:sz="2" w:space="0"/>
-          </w:tblBorders>
+          <w:tblW w:w="8214" w:type="dxa"/>
+          <w:jc w:val="center"/>
+          <w:tblLayout w:type="fixed"/>
           <w:tblCellMar>
             <w:top w:w="0" w:type="dxa"/>
             <w:left w:w="0" w:type="dxa"/>
@@ -1870,7 +1748,7 @@
           </w:tblCellMar>
         </w:tblPrEx>
         <w:trPr>
-          <w:trHeight w:val="557" w:hRule="atLeast"/>
+          <w:trHeight w:val="557"/>
           <w:jc w:val="center"/>
         </w:trPr>
         <w:tc>
@@ -1879,7 +1757,7 @@
           </w:tcPr>
           <w:p>
             <w:pPr>
-              <w:pStyle w:val="27"/>
+              <w:pStyle w:val="TableText"/>
               <w:keepNext w:val="0"/>
               <w:keepLines w:val="0"/>
               <w:pageBreakBefore w:val="0"/>
@@ -1892,7 +1770,7 @@
               <w:bidi w:val="0"/>
               <w:adjustRightInd w:val="0"/>
               <w:snapToGrid w:val="0"/>
-              <w:ind w:left="0" w:leftChars="0" w:right="0" w:rightChars="0" w:firstLine="0" w:firstLineChars="0"/>
+              <w:ind w:left="0" w:right="0" w:firstLine="0" w:leftChars="0" w:rightChars="0" w:firstLineChars="0"/>
               <w:jc w:val="center"/>
               <w:textAlignment w:val="baseline"/>
             </w:pPr>
@@ -1904,7 +1782,7 @@
           </w:tcPr>
           <w:p>
             <w:pPr>
-              <w:pStyle w:val="27"/>
+              <w:pStyle w:val="TableText"/>
               <w:keepNext w:val="0"/>
               <w:keepLines w:val="0"/>
               <w:pageBreakBefore w:val="0"/>
@@ -1917,7 +1795,7 @@
               <w:bidi w:val="0"/>
               <w:adjustRightInd w:val="0"/>
               <w:snapToGrid w:val="0"/>
-              <w:ind w:left="0" w:leftChars="0" w:right="0" w:rightChars="0" w:firstLine="0" w:firstLineChars="0"/>
+              <w:ind w:left="0" w:right="0" w:firstLine="0" w:leftChars="0" w:rightChars="0" w:firstLineChars="0"/>
               <w:jc w:val="center"/>
               <w:textAlignment w:val="baseline"/>
             </w:pPr>
@@ -1929,7 +1807,7 @@
           </w:tcPr>
           <w:p>
             <w:pPr>
-              <w:pStyle w:val="27"/>
+              <w:pStyle w:val="TableText"/>
               <w:keepNext w:val="0"/>
               <w:keepLines w:val="0"/>
               <w:pageBreakBefore w:val="0"/>
@@ -1942,7 +1820,7 @@
               <w:bidi w:val="0"/>
               <w:adjustRightInd w:val="0"/>
               <w:snapToGrid w:val="0"/>
-              <w:ind w:left="0" w:leftChars="0" w:right="0" w:rightChars="0" w:firstLine="0" w:firstLineChars="0"/>
+              <w:ind w:left="0" w:right="0" w:firstLine="0" w:leftChars="0" w:rightChars="0" w:firstLineChars="0"/>
               <w:jc w:val="center"/>
               <w:textAlignment w:val="baseline"/>
             </w:pPr>
@@ -1954,7 +1832,7 @@
           </w:tcPr>
           <w:p>
             <w:pPr>
-              <w:pStyle w:val="27"/>
+              <w:pStyle w:val="TableText"/>
               <w:keepNext w:val="0"/>
               <w:keepLines w:val="0"/>
               <w:pageBreakBefore w:val="0"/>
@@ -1967,7 +1845,7 @@
               <w:bidi w:val="0"/>
               <w:adjustRightInd w:val="0"/>
               <w:snapToGrid w:val="0"/>
-              <w:ind w:left="0" w:leftChars="0" w:right="0" w:rightChars="0" w:firstLine="0" w:firstLineChars="0"/>
+              <w:ind w:left="0" w:right="0" w:firstLine="0" w:leftChars="0" w:rightChars="0" w:firstLineChars="0"/>
               <w:jc w:val="center"/>
               <w:textAlignment w:val="baseline"/>
             </w:pPr>
@@ -1979,7 +1857,7 @@
           </w:tcPr>
           <w:p>
             <w:pPr>
-              <w:pStyle w:val="27"/>
+              <w:pStyle w:val="TableText"/>
               <w:keepNext w:val="0"/>
               <w:keepLines w:val="0"/>
               <w:pageBreakBefore w:val="0"/>
@@ -1992,7 +1870,7 @@
               <w:bidi w:val="0"/>
               <w:adjustRightInd w:val="0"/>
               <w:snapToGrid w:val="0"/>
-              <w:ind w:left="0" w:leftChars="0" w:right="0" w:rightChars="0" w:firstLine="0" w:firstLineChars="0"/>
+              <w:ind w:left="0" w:right="0" w:firstLine="0" w:leftChars="0" w:rightChars="0" w:firstLineChars="0"/>
               <w:jc w:val="center"/>
               <w:textAlignment w:val="baseline"/>
             </w:pPr>
@@ -2004,7 +1882,7 @@
           </w:tcPr>
           <w:p>
             <w:pPr>
-              <w:pStyle w:val="27"/>
+              <w:pStyle w:val="TableText"/>
               <w:keepNext w:val="0"/>
               <w:keepLines w:val="0"/>
               <w:pageBreakBefore w:val="0"/>
@@ -2017,7 +1895,7 @@
               <w:bidi w:val="0"/>
               <w:adjustRightInd w:val="0"/>
               <w:snapToGrid w:val="0"/>
-              <w:ind w:left="0" w:leftChars="0" w:right="0" w:rightChars="0" w:firstLine="0" w:firstLineChars="0"/>
+              <w:ind w:left="0" w:right="0" w:firstLine="0" w:leftChars="0" w:rightChars="0" w:firstLineChars="0"/>
               <w:jc w:val="center"/>
               <w:textAlignment w:val="baseline"/>
             </w:pPr>
@@ -2048,7 +1926,7 @@
     <w:sdt>
       <w:sdtPr>
         <w:rPr>
-          <w:rFonts w:ascii="宋体" w:hAnsi="宋体" w:eastAsia="宋体" w:cs="Arial"/>
+          <w:rFonts w:ascii="宋体" w:eastAsia="宋体" w:hAnsi="宋体" w:cs="Arial"/>
           <w:snapToGrid w:val="0"/>
           <w:color w:val="000000"/>
           <w:kern w:val="0"/>
@@ -2064,7 +1942,7 @@
       </w:sdtPr>
       <w:sdtEndPr>
         <w:rPr>
-          <w:rFonts w:hint="eastAsia" w:ascii="宋体" w:hAnsi="宋体" w:eastAsia="宋体" w:cs="宋体"/>
+          <w:rFonts w:ascii="宋体" w:eastAsia="宋体" w:hAnsi="宋体" w:cs="宋体" w:hint="eastAsia"/>
           <w:snapToGrid w:val="0"/>
           <w:color w:val="000000"/>
           <w:kern w:val="0"/>
@@ -2089,18 +1967,18 @@
             <w:adjustRightInd w:val="0"/>
             <w:snapToGrid w:val="0"/>
             <w:spacing w:before="0" w:beforeLines="0" w:after="0" w:afterLines="0" w:line="240" w:lineRule="auto"/>
-            <w:ind w:left="0" w:leftChars="0" w:right="0" w:rightChars="0" w:firstLine="0" w:firstLineChars="0"/>
+            <w:ind w:left="0" w:right="0" w:firstLine="0" w:leftChars="0" w:rightChars="0" w:firstLineChars="0"/>
             <w:jc w:val="center"/>
             <w:textAlignment w:val="baseline"/>
             <w:rPr>
-              <w:rFonts w:hint="eastAsia" w:ascii="宋体" w:hAnsi="宋体" w:eastAsia="宋体" w:cs="宋体"/>
+              <w:rFonts w:ascii="宋体" w:eastAsia="宋体" w:hAnsi="宋体" w:cs="宋体" w:hint="eastAsia"/>
               <w:sz w:val="24"/>
               <w:szCs w:val="24"/>
             </w:rPr>
           </w:pPr>
           <w:r>
             <w:rPr>
-              <w:rFonts w:hint="eastAsia" w:ascii="宋体" w:hAnsi="宋体" w:eastAsia="宋体" w:cs="宋体"/>
+              <w:rFonts w:ascii="宋体" w:eastAsia="宋体" w:hAnsi="宋体" w:cs="宋体" w:hint="eastAsia"/>
               <w:sz w:val="24"/>
               <w:szCs w:val="24"/>
             </w:rPr>
@@ -2109,14 +1987,14 @@
         </w:p>
         <w:p>
           <w:pPr>
-            <w:pStyle w:val="16"/>
+            <w:pStyle w:val="TOC1"/>
             <w:tabs>
               <w:tab w:val="right" w:leader="dot" w:pos="8306"/>
             </w:tabs>
           </w:pPr>
           <w:r>
             <w:rPr>
-              <w:rFonts w:hint="eastAsia" w:ascii="宋体" w:hAnsi="宋体" w:eastAsia="宋体" w:cs="宋体"/>
+              <w:rFonts w:ascii="宋体" w:eastAsia="宋体" w:hAnsi="宋体" w:cs="宋体" w:hint="eastAsia"/>
               <w:sz w:val="24"/>
               <w:szCs w:val="24"/>
             </w:rPr>
@@ -2124,7 +2002,7 @@
           </w:r>
           <w:r>
             <w:rPr>
-              <w:rFonts w:hint="eastAsia" w:ascii="宋体" w:hAnsi="宋体" w:eastAsia="宋体" w:cs="宋体"/>
+              <w:rFonts w:ascii="宋体" w:eastAsia="宋体" w:hAnsi="宋体" w:cs="宋体" w:hint="eastAsia"/>
               <w:sz w:val="24"/>
               <w:szCs w:val="24"/>
             </w:rPr>
@@ -2132,7 +2010,7 @@
           </w:r>
           <w:r>
             <w:rPr>
-              <w:rFonts w:hint="eastAsia" w:ascii="宋体" w:hAnsi="宋体" w:eastAsia="宋体" w:cs="宋体"/>
+              <w:rFonts w:ascii="宋体" w:eastAsia="宋体" w:hAnsi="宋体" w:cs="宋体" w:hint="eastAsia"/>
               <w:sz w:val="24"/>
               <w:szCs w:val="24"/>
             </w:rPr>
@@ -2140,21 +2018,21 @@
           </w:r>
           <w:r>
             <w:rPr>
-              <w:rFonts w:hint="eastAsia" w:ascii="宋体" w:hAnsi="宋体" w:eastAsia="宋体" w:cs="宋体"/>
+              <w:rFonts w:ascii="宋体" w:eastAsia="宋体" w:hAnsi="宋体" w:cs="宋体" w:hint="eastAsia"/>
               <w:szCs w:val="24"/>
             </w:rPr>
             <w:fldChar w:fldCharType="begin"/>
           </w:r>
           <w:r>
             <w:rPr>
-              <w:rFonts w:hint="eastAsia" w:ascii="宋体" w:hAnsi="宋体" w:eastAsia="宋体" w:cs="宋体"/>
+              <w:rFonts w:ascii="宋体" w:eastAsia="宋体" w:hAnsi="宋体" w:cs="宋体" w:hint="eastAsia"/>
               <w:szCs w:val="24"/>
             </w:rPr>
             <w:instrText xml:space="preserve"> HYPERLINK \l _Toc9071 </w:instrText>
           </w:r>
           <w:r>
             <w:rPr>
-              <w:rFonts w:hint="eastAsia" w:ascii="宋体" w:hAnsi="宋体" w:eastAsia="宋体" w:cs="宋体"/>
+              <w:rFonts w:ascii="宋体" w:eastAsia="宋体" w:hAnsi="宋体" w:cs="宋体" w:hint="eastAsia"/>
               <w:szCs w:val="24"/>
             </w:rPr>
             <w:fldChar w:fldCharType="separate"/>
@@ -2186,7 +2064,7 @@
           </w:r>
           <w:r>
             <w:rPr>
-              <w:rFonts w:hint="eastAsia" w:ascii="宋体" w:hAnsi="宋体" w:eastAsia="宋体" w:cs="宋体"/>
+              <w:rFonts w:ascii="宋体" w:eastAsia="宋体" w:hAnsi="宋体" w:cs="宋体" w:hint="eastAsia"/>
               <w:szCs w:val="24"/>
             </w:rPr>
             <w:fldChar w:fldCharType="end"/>
@@ -2194,28 +2072,28 @@
         </w:p>
         <w:p>
           <w:pPr>
-            <w:pStyle w:val="16"/>
+            <w:pStyle w:val="TOC1"/>
             <w:tabs>
               <w:tab w:val="right" w:leader="dot" w:pos="8306"/>
             </w:tabs>
           </w:pPr>
           <w:r>
             <w:rPr>
-              <w:rFonts w:hint="eastAsia" w:ascii="宋体" w:hAnsi="宋体" w:eastAsia="宋体" w:cs="宋体"/>
+              <w:rFonts w:ascii="宋体" w:eastAsia="宋体" w:hAnsi="宋体" w:cs="宋体" w:hint="eastAsia"/>
               <w:szCs w:val="24"/>
             </w:rPr>
             <w:fldChar w:fldCharType="begin"/>
           </w:r>
           <w:r>
             <w:rPr>
-              <w:rFonts w:hint="eastAsia" w:ascii="宋体" w:hAnsi="宋体" w:eastAsia="宋体" w:cs="宋体"/>
+              <w:rFonts w:ascii="宋体" w:eastAsia="宋体" w:hAnsi="宋体" w:cs="宋体" w:hint="eastAsia"/>
               <w:szCs w:val="24"/>
             </w:rPr>
             <w:instrText xml:space="preserve"> HYPERLINK \l _Toc29046 </w:instrText>
           </w:r>
           <w:r>
             <w:rPr>
-              <w:rFonts w:hint="eastAsia" w:ascii="宋体" w:hAnsi="宋体" w:eastAsia="宋体" w:cs="宋体"/>
+              <w:rFonts w:ascii="宋体" w:eastAsia="宋体" w:hAnsi="宋体" w:cs="宋体" w:hint="eastAsia"/>
               <w:szCs w:val="24"/>
             </w:rPr>
             <w:fldChar w:fldCharType="separate"/>
@@ -2247,7 +2125,7 @@
           </w:r>
           <w:r>
             <w:rPr>
-              <w:rFonts w:hint="eastAsia" w:ascii="宋体" w:hAnsi="宋体" w:eastAsia="宋体" w:cs="宋体"/>
+              <w:rFonts w:ascii="宋体" w:eastAsia="宋体" w:hAnsi="宋体" w:cs="宋体" w:hint="eastAsia"/>
               <w:szCs w:val="24"/>
             </w:rPr>
             <w:fldChar w:fldCharType="end"/>
@@ -2255,28 +2133,28 @@
         </w:p>
         <w:p>
           <w:pPr>
-            <w:pStyle w:val="16"/>
+            <w:pStyle w:val="TOC1"/>
             <w:tabs>
               <w:tab w:val="right" w:leader="dot" w:pos="8306"/>
             </w:tabs>
           </w:pPr>
           <w:r>
             <w:rPr>
-              <w:rFonts w:hint="eastAsia" w:ascii="宋体" w:hAnsi="宋体" w:eastAsia="宋体" w:cs="宋体"/>
+              <w:rFonts w:ascii="宋体" w:eastAsia="宋体" w:hAnsi="宋体" w:cs="宋体" w:hint="eastAsia"/>
               <w:szCs w:val="24"/>
             </w:rPr>
             <w:fldChar w:fldCharType="begin"/>
           </w:r>
           <w:r>
             <w:rPr>
-              <w:rFonts w:hint="eastAsia" w:ascii="宋体" w:hAnsi="宋体" w:eastAsia="宋体" w:cs="宋体"/>
+              <w:rFonts w:ascii="宋体" w:eastAsia="宋体" w:hAnsi="宋体" w:cs="宋体" w:hint="eastAsia"/>
               <w:szCs w:val="24"/>
             </w:rPr>
             <w:instrText xml:space="preserve"> HYPERLINK \l _Toc8808 </w:instrText>
           </w:r>
           <w:r>
             <w:rPr>
-              <w:rFonts w:hint="eastAsia" w:ascii="宋体" w:hAnsi="宋体" w:eastAsia="宋体" w:cs="宋体"/>
+              <w:rFonts w:ascii="宋体" w:eastAsia="宋体" w:hAnsi="宋体" w:cs="宋体" w:hint="eastAsia"/>
               <w:szCs w:val="24"/>
             </w:rPr>
             <w:fldChar w:fldCharType="separate"/>
@@ -2308,7 +2186,7 @@
           </w:r>
           <w:r>
             <w:rPr>
-              <w:rFonts w:hint="eastAsia" w:ascii="宋体" w:hAnsi="宋体" w:eastAsia="宋体" w:cs="宋体"/>
+              <w:rFonts w:ascii="宋体" w:eastAsia="宋体" w:hAnsi="宋体" w:cs="宋体" w:hint="eastAsia"/>
               <w:szCs w:val="24"/>
             </w:rPr>
             <w:fldChar w:fldCharType="end"/>
@@ -2316,28 +2194,28 @@
         </w:p>
         <w:p>
           <w:pPr>
-            <w:pStyle w:val="17"/>
+            <w:pStyle w:val="TOC2"/>
             <w:tabs>
               <w:tab w:val="right" w:leader="dot" w:pos="8306"/>
             </w:tabs>
           </w:pPr>
           <w:r>
             <w:rPr>
-              <w:rFonts w:hint="eastAsia" w:ascii="宋体" w:hAnsi="宋体" w:eastAsia="宋体" w:cs="宋体"/>
+              <w:rFonts w:ascii="宋体" w:eastAsia="宋体" w:hAnsi="宋体" w:cs="宋体" w:hint="eastAsia"/>
               <w:szCs w:val="24"/>
             </w:rPr>
             <w:fldChar w:fldCharType="begin"/>
           </w:r>
           <w:r>
             <w:rPr>
-              <w:rFonts w:hint="eastAsia" w:ascii="宋体" w:hAnsi="宋体" w:eastAsia="宋体" w:cs="宋体"/>
+              <w:rFonts w:ascii="宋体" w:eastAsia="宋体" w:hAnsi="宋体" w:cs="宋体" w:hint="eastAsia"/>
               <w:szCs w:val="24"/>
             </w:rPr>
             <w:instrText xml:space="preserve"> HYPERLINK \l _Toc15472 </w:instrText>
           </w:r>
           <w:r>
             <w:rPr>
-              <w:rFonts w:hint="eastAsia" w:ascii="宋体" w:hAnsi="宋体" w:eastAsia="宋体" w:cs="宋体"/>
+              <w:rFonts w:ascii="宋体" w:eastAsia="宋体" w:hAnsi="宋体" w:cs="宋体" w:hint="eastAsia"/>
               <w:szCs w:val="24"/>
             </w:rPr>
             <w:fldChar w:fldCharType="separate"/>
@@ -2369,7 +2247,7 @@
           </w:r>
           <w:r>
             <w:rPr>
-              <w:rFonts w:hint="eastAsia" w:ascii="宋体" w:hAnsi="宋体" w:eastAsia="宋体" w:cs="宋体"/>
+              <w:rFonts w:ascii="宋体" w:eastAsia="宋体" w:hAnsi="宋体" w:cs="宋体" w:hint="eastAsia"/>
               <w:szCs w:val="24"/>
             </w:rPr>
             <w:fldChar w:fldCharType="end"/>
@@ -2377,28 +2255,28 @@
         </w:p>
         <w:p>
           <w:pPr>
-            <w:pStyle w:val="17"/>
+            <w:pStyle w:val="TOC2"/>
             <w:tabs>
               <w:tab w:val="right" w:leader="dot" w:pos="8306"/>
             </w:tabs>
           </w:pPr>
           <w:r>
             <w:rPr>
-              <w:rFonts w:hint="eastAsia" w:ascii="宋体" w:hAnsi="宋体" w:eastAsia="宋体" w:cs="宋体"/>
+              <w:rFonts w:ascii="宋体" w:eastAsia="宋体" w:hAnsi="宋体" w:cs="宋体" w:hint="eastAsia"/>
               <w:szCs w:val="24"/>
             </w:rPr>
             <w:fldChar w:fldCharType="begin"/>
           </w:r>
           <w:r>
             <w:rPr>
-              <w:rFonts w:hint="eastAsia" w:ascii="宋体" w:hAnsi="宋体" w:eastAsia="宋体" w:cs="宋体"/>
+              <w:rFonts w:ascii="宋体" w:eastAsia="宋体" w:hAnsi="宋体" w:cs="宋体" w:hint="eastAsia"/>
               <w:szCs w:val="24"/>
             </w:rPr>
             <w:instrText xml:space="preserve"> HYPERLINK \l _Toc11763 </w:instrText>
           </w:r>
           <w:r>
             <w:rPr>
-              <w:rFonts w:hint="eastAsia" w:ascii="宋体" w:hAnsi="宋体" w:eastAsia="宋体" w:cs="宋体"/>
+              <w:rFonts w:ascii="宋体" w:eastAsia="宋体" w:hAnsi="宋体" w:cs="宋体" w:hint="eastAsia"/>
               <w:szCs w:val="24"/>
             </w:rPr>
             <w:fldChar w:fldCharType="separate"/>
@@ -2430,7 +2308,7 @@
           </w:r>
           <w:r>
             <w:rPr>
-              <w:rFonts w:hint="eastAsia" w:ascii="宋体" w:hAnsi="宋体" w:eastAsia="宋体" w:cs="宋体"/>
+              <w:rFonts w:ascii="宋体" w:eastAsia="宋体" w:hAnsi="宋体" w:cs="宋体" w:hint="eastAsia"/>
               <w:szCs w:val="24"/>
             </w:rPr>
             <w:fldChar w:fldCharType="end"/>
@@ -2438,28 +2316,28 @@
         </w:p>
         <w:p>
           <w:pPr>
-            <w:pStyle w:val="17"/>
+            <w:pStyle w:val="TOC2"/>
             <w:tabs>
               <w:tab w:val="right" w:leader="dot" w:pos="8306"/>
             </w:tabs>
           </w:pPr>
           <w:r>
             <w:rPr>
-              <w:rFonts w:hint="eastAsia" w:ascii="宋体" w:hAnsi="宋体" w:eastAsia="宋体" w:cs="宋体"/>
+              <w:rFonts w:ascii="宋体" w:eastAsia="宋体" w:hAnsi="宋体" w:cs="宋体" w:hint="eastAsia"/>
               <w:szCs w:val="24"/>
             </w:rPr>
             <w:fldChar w:fldCharType="begin"/>
           </w:r>
           <w:r>
             <w:rPr>
-              <w:rFonts w:hint="eastAsia" w:ascii="宋体" w:hAnsi="宋体" w:eastAsia="宋体" w:cs="宋体"/>
+              <w:rFonts w:ascii="宋体" w:eastAsia="宋体" w:hAnsi="宋体" w:cs="宋体" w:hint="eastAsia"/>
               <w:szCs w:val="24"/>
             </w:rPr>
             <w:instrText xml:space="preserve"> HYPERLINK \l _Toc2053 </w:instrText>
           </w:r>
           <w:r>
             <w:rPr>
-              <w:rFonts w:hint="eastAsia" w:ascii="宋体" w:hAnsi="宋体" w:eastAsia="宋体" w:cs="宋体"/>
+              <w:rFonts w:ascii="宋体" w:eastAsia="宋体" w:hAnsi="宋体" w:cs="宋体" w:hint="eastAsia"/>
               <w:szCs w:val="24"/>
             </w:rPr>
             <w:fldChar w:fldCharType="separate"/>
@@ -2491,7 +2369,7 @@
           </w:r>
           <w:r>
             <w:rPr>
-              <w:rFonts w:hint="eastAsia" w:ascii="宋体" w:hAnsi="宋体" w:eastAsia="宋体" w:cs="宋体"/>
+              <w:rFonts w:ascii="宋体" w:eastAsia="宋体" w:hAnsi="宋体" w:cs="宋体" w:hint="eastAsia"/>
               <w:szCs w:val="24"/>
             </w:rPr>
             <w:fldChar w:fldCharType="end"/>
@@ -2499,28 +2377,28 @@
         </w:p>
         <w:p>
           <w:pPr>
-            <w:pStyle w:val="16"/>
+            <w:pStyle w:val="TOC1"/>
             <w:tabs>
               <w:tab w:val="right" w:leader="dot" w:pos="8306"/>
             </w:tabs>
           </w:pPr>
           <w:r>
             <w:rPr>
-              <w:rFonts w:hint="eastAsia" w:ascii="宋体" w:hAnsi="宋体" w:eastAsia="宋体" w:cs="宋体"/>
+              <w:rFonts w:ascii="宋体" w:eastAsia="宋体" w:hAnsi="宋体" w:cs="宋体" w:hint="eastAsia"/>
               <w:szCs w:val="24"/>
             </w:rPr>
             <w:fldChar w:fldCharType="begin"/>
           </w:r>
           <w:r>
             <w:rPr>
-              <w:rFonts w:hint="eastAsia" w:ascii="宋体" w:hAnsi="宋体" w:eastAsia="宋体" w:cs="宋体"/>
+              <w:rFonts w:ascii="宋体" w:eastAsia="宋体" w:hAnsi="宋体" w:cs="宋体" w:hint="eastAsia"/>
               <w:szCs w:val="24"/>
             </w:rPr>
             <w:instrText xml:space="preserve"> HYPERLINK \l _Toc26032 </w:instrText>
           </w:r>
           <w:r>
             <w:rPr>
-              <w:rFonts w:hint="eastAsia" w:ascii="宋体" w:hAnsi="宋体" w:eastAsia="宋体" w:cs="宋体"/>
+              <w:rFonts w:ascii="宋体" w:eastAsia="宋体" w:hAnsi="宋体" w:cs="宋体" w:hint="eastAsia"/>
               <w:szCs w:val="24"/>
             </w:rPr>
             <w:fldChar w:fldCharType="separate"/>
@@ -2552,7 +2430,7 @@
           </w:r>
           <w:r>
             <w:rPr>
-              <w:rFonts w:hint="eastAsia" w:ascii="宋体" w:hAnsi="宋体" w:eastAsia="宋体" w:cs="宋体"/>
+              <w:rFonts w:ascii="宋体" w:eastAsia="宋体" w:hAnsi="宋体" w:cs="宋体" w:hint="eastAsia"/>
               <w:szCs w:val="24"/>
             </w:rPr>
             <w:fldChar w:fldCharType="end"/>
@@ -2560,28 +2438,28 @@
         </w:p>
         <w:p>
           <w:pPr>
-            <w:pStyle w:val="17"/>
+            <w:pStyle w:val="TOC2"/>
             <w:tabs>
               <w:tab w:val="right" w:leader="dot" w:pos="8306"/>
             </w:tabs>
           </w:pPr>
           <w:r>
             <w:rPr>
-              <w:rFonts w:hint="eastAsia" w:ascii="宋体" w:hAnsi="宋体" w:eastAsia="宋体" w:cs="宋体"/>
+              <w:rFonts w:ascii="宋体" w:eastAsia="宋体" w:hAnsi="宋体" w:cs="宋体" w:hint="eastAsia"/>
               <w:szCs w:val="24"/>
             </w:rPr>
             <w:fldChar w:fldCharType="begin"/>
           </w:r>
           <w:r>
             <w:rPr>
-              <w:rFonts w:hint="eastAsia" w:ascii="宋体" w:hAnsi="宋体" w:eastAsia="宋体" w:cs="宋体"/>
+              <w:rFonts w:ascii="宋体" w:eastAsia="宋体" w:hAnsi="宋体" w:cs="宋体" w:hint="eastAsia"/>
               <w:szCs w:val="24"/>
             </w:rPr>
             <w:instrText xml:space="preserve"> HYPERLINK \l _Toc25083 </w:instrText>
           </w:r>
           <w:r>
             <w:rPr>
-              <w:rFonts w:hint="eastAsia" w:ascii="宋体" w:hAnsi="宋体" w:eastAsia="宋体" w:cs="宋体"/>
+              <w:rFonts w:ascii="宋体" w:eastAsia="宋体" w:hAnsi="宋体" w:cs="宋体" w:hint="eastAsia"/>
               <w:szCs w:val="24"/>
             </w:rPr>
             <w:fldChar w:fldCharType="separate"/>
@@ -2613,7 +2491,7 @@
           </w:r>
           <w:r>
             <w:rPr>
-              <w:rFonts w:hint="eastAsia" w:ascii="宋体" w:hAnsi="宋体" w:eastAsia="宋体" w:cs="宋体"/>
+              <w:rFonts w:ascii="宋体" w:eastAsia="宋体" w:hAnsi="宋体" w:cs="宋体" w:hint="eastAsia"/>
               <w:szCs w:val="24"/>
             </w:rPr>
             <w:fldChar w:fldCharType="end"/>
@@ -2621,28 +2499,28 @@
         </w:p>
         <w:p>
           <w:pPr>
-            <w:pStyle w:val="17"/>
+            <w:pStyle w:val="TOC2"/>
             <w:tabs>
               <w:tab w:val="right" w:leader="dot" w:pos="8306"/>
             </w:tabs>
           </w:pPr>
           <w:r>
             <w:rPr>
-              <w:rFonts w:hint="eastAsia" w:ascii="宋体" w:hAnsi="宋体" w:eastAsia="宋体" w:cs="宋体"/>
+              <w:rFonts w:ascii="宋体" w:eastAsia="宋体" w:hAnsi="宋体" w:cs="宋体" w:hint="eastAsia"/>
               <w:szCs w:val="24"/>
             </w:rPr>
             <w:fldChar w:fldCharType="begin"/>
           </w:r>
           <w:r>
             <w:rPr>
-              <w:rFonts w:hint="eastAsia" w:ascii="宋体" w:hAnsi="宋体" w:eastAsia="宋体" w:cs="宋体"/>
+              <w:rFonts w:ascii="宋体" w:eastAsia="宋体" w:hAnsi="宋体" w:cs="宋体" w:hint="eastAsia"/>
               <w:szCs w:val="24"/>
             </w:rPr>
             <w:instrText xml:space="preserve"> HYPERLINK \l _Toc25192 </w:instrText>
           </w:r>
           <w:r>
             <w:rPr>
-              <w:rFonts w:hint="eastAsia" w:ascii="宋体" w:hAnsi="宋体" w:eastAsia="宋体" w:cs="宋体"/>
+              <w:rFonts w:ascii="宋体" w:eastAsia="宋体" w:hAnsi="宋体" w:cs="宋体" w:hint="eastAsia"/>
               <w:szCs w:val="24"/>
             </w:rPr>
             <w:fldChar w:fldCharType="separate"/>
@@ -2674,7 +2552,7 @@
           </w:r>
           <w:r>
             <w:rPr>
-              <w:rFonts w:hint="eastAsia" w:ascii="宋体" w:hAnsi="宋体" w:eastAsia="宋体" w:cs="宋体"/>
+              <w:rFonts w:ascii="宋体" w:eastAsia="宋体" w:hAnsi="宋体" w:cs="宋体" w:hint="eastAsia"/>
               <w:szCs w:val="24"/>
             </w:rPr>
             <w:fldChar w:fldCharType="end"/>
@@ -2682,28 +2560,28 @@
         </w:p>
         <w:p>
           <w:pPr>
-            <w:pStyle w:val="17"/>
+            <w:pStyle w:val="TOC2"/>
             <w:tabs>
               <w:tab w:val="right" w:leader="dot" w:pos="8306"/>
             </w:tabs>
           </w:pPr>
           <w:r>
             <w:rPr>
-              <w:rFonts w:hint="eastAsia" w:ascii="宋体" w:hAnsi="宋体" w:eastAsia="宋体" w:cs="宋体"/>
+              <w:rFonts w:ascii="宋体" w:eastAsia="宋体" w:hAnsi="宋体" w:cs="宋体" w:hint="eastAsia"/>
               <w:szCs w:val="24"/>
             </w:rPr>
             <w:fldChar w:fldCharType="begin"/>
           </w:r>
           <w:r>
             <w:rPr>
-              <w:rFonts w:hint="eastAsia" w:ascii="宋体" w:hAnsi="宋体" w:eastAsia="宋体" w:cs="宋体"/>
+              <w:rFonts w:ascii="宋体" w:eastAsia="宋体" w:hAnsi="宋体" w:cs="宋体" w:hint="eastAsia"/>
               <w:szCs w:val="24"/>
             </w:rPr>
             <w:instrText xml:space="preserve"> HYPERLINK \l _Toc8617 </w:instrText>
           </w:r>
           <w:r>
             <w:rPr>
-              <w:rFonts w:hint="eastAsia" w:ascii="宋体" w:hAnsi="宋体" w:eastAsia="宋体" w:cs="宋体"/>
+              <w:rFonts w:ascii="宋体" w:eastAsia="宋体" w:hAnsi="宋体" w:cs="宋体" w:hint="eastAsia"/>
               <w:szCs w:val="24"/>
             </w:rPr>
             <w:fldChar w:fldCharType="separate"/>
@@ -2735,7 +2613,7 @@
           </w:r>
           <w:r>
             <w:rPr>
-              <w:rFonts w:hint="eastAsia" w:ascii="宋体" w:hAnsi="宋体" w:eastAsia="宋体" w:cs="宋体"/>
+              <w:rFonts w:ascii="宋体" w:eastAsia="宋体" w:hAnsi="宋体" w:cs="宋体" w:hint="eastAsia"/>
               <w:szCs w:val="24"/>
             </w:rPr>
             <w:fldChar w:fldCharType="end"/>
@@ -2743,28 +2621,28 @@
         </w:p>
         <w:p>
           <w:pPr>
-            <w:pStyle w:val="17"/>
+            <w:pStyle w:val="TOC2"/>
             <w:tabs>
               <w:tab w:val="right" w:leader="dot" w:pos="8306"/>
             </w:tabs>
           </w:pPr>
           <w:r>
             <w:rPr>
-              <w:rFonts w:hint="eastAsia" w:ascii="宋体" w:hAnsi="宋体" w:eastAsia="宋体" w:cs="宋体"/>
+              <w:rFonts w:ascii="宋体" w:eastAsia="宋体" w:hAnsi="宋体" w:cs="宋体" w:hint="eastAsia"/>
               <w:szCs w:val="24"/>
             </w:rPr>
             <w:fldChar w:fldCharType="begin"/>
           </w:r>
           <w:r>
             <w:rPr>
-              <w:rFonts w:hint="eastAsia" w:ascii="宋体" w:hAnsi="宋体" w:eastAsia="宋体" w:cs="宋体"/>
+              <w:rFonts w:ascii="宋体" w:eastAsia="宋体" w:hAnsi="宋体" w:cs="宋体" w:hint="eastAsia"/>
               <w:szCs w:val="24"/>
             </w:rPr>
             <w:instrText xml:space="preserve"> HYPERLINK \l _Toc253 </w:instrText>
           </w:r>
           <w:r>
             <w:rPr>
-              <w:rFonts w:hint="eastAsia" w:ascii="宋体" w:hAnsi="宋体" w:eastAsia="宋体" w:cs="宋体"/>
+              <w:rFonts w:ascii="宋体" w:eastAsia="宋体" w:hAnsi="宋体" w:cs="宋体" w:hint="eastAsia"/>
               <w:szCs w:val="24"/>
             </w:rPr>
             <w:fldChar w:fldCharType="separate"/>
@@ -2796,7 +2674,7 @@
           </w:r>
           <w:r>
             <w:rPr>
-              <w:rFonts w:hint="eastAsia" w:ascii="宋体" w:hAnsi="宋体" w:eastAsia="宋体" w:cs="宋体"/>
+              <w:rFonts w:ascii="宋体" w:eastAsia="宋体" w:hAnsi="宋体" w:cs="宋体" w:hint="eastAsia"/>
               <w:szCs w:val="24"/>
             </w:rPr>
             <w:fldChar w:fldCharType="end"/>
@@ -2804,28 +2682,28 @@
         </w:p>
         <w:p>
           <w:pPr>
-            <w:pStyle w:val="17"/>
+            <w:pStyle w:val="TOC2"/>
             <w:tabs>
               <w:tab w:val="right" w:leader="dot" w:pos="8306"/>
             </w:tabs>
           </w:pPr>
           <w:r>
             <w:rPr>
-              <w:rFonts w:hint="eastAsia" w:ascii="宋体" w:hAnsi="宋体" w:eastAsia="宋体" w:cs="宋体"/>
+              <w:rFonts w:ascii="宋体" w:eastAsia="宋体" w:hAnsi="宋体" w:cs="宋体" w:hint="eastAsia"/>
               <w:szCs w:val="24"/>
             </w:rPr>
             <w:fldChar w:fldCharType="begin"/>
           </w:r>
           <w:r>
             <w:rPr>
-              <w:rFonts w:hint="eastAsia" w:ascii="宋体" w:hAnsi="宋体" w:eastAsia="宋体" w:cs="宋体"/>
+              <w:rFonts w:ascii="宋体" w:eastAsia="宋体" w:hAnsi="宋体" w:cs="宋体" w:hint="eastAsia"/>
               <w:szCs w:val="24"/>
             </w:rPr>
             <w:instrText xml:space="preserve"> HYPERLINK \l _Toc12201 </w:instrText>
           </w:r>
           <w:r>
             <w:rPr>
-              <w:rFonts w:hint="eastAsia" w:ascii="宋体" w:hAnsi="宋体" w:eastAsia="宋体" w:cs="宋体"/>
+              <w:rFonts w:ascii="宋体" w:eastAsia="宋体" w:hAnsi="宋体" w:cs="宋体" w:hint="eastAsia"/>
               <w:szCs w:val="24"/>
             </w:rPr>
             <w:fldChar w:fldCharType="separate"/>
@@ -2857,7 +2735,7 @@
           </w:r>
           <w:r>
             <w:rPr>
-              <w:rFonts w:hint="eastAsia" w:ascii="宋体" w:hAnsi="宋体" w:eastAsia="宋体" w:cs="宋体"/>
+              <w:rFonts w:ascii="宋体" w:eastAsia="宋体" w:hAnsi="宋体" w:cs="宋体" w:hint="eastAsia"/>
               <w:szCs w:val="24"/>
             </w:rPr>
             <w:fldChar w:fldCharType="end"/>
@@ -2865,28 +2743,28 @@
         </w:p>
         <w:p>
           <w:pPr>
-            <w:pStyle w:val="17"/>
+            <w:pStyle w:val="TOC2"/>
             <w:tabs>
               <w:tab w:val="right" w:leader="dot" w:pos="8306"/>
             </w:tabs>
           </w:pPr>
           <w:r>
             <w:rPr>
-              <w:rFonts w:hint="eastAsia" w:ascii="宋体" w:hAnsi="宋体" w:eastAsia="宋体" w:cs="宋体"/>
+              <w:rFonts w:ascii="宋体" w:eastAsia="宋体" w:hAnsi="宋体" w:cs="宋体" w:hint="eastAsia"/>
               <w:szCs w:val="24"/>
             </w:rPr>
             <w:fldChar w:fldCharType="begin"/>
           </w:r>
           <w:r>
             <w:rPr>
-              <w:rFonts w:hint="eastAsia" w:ascii="宋体" w:hAnsi="宋体" w:eastAsia="宋体" w:cs="宋体"/>
+              <w:rFonts w:ascii="宋体" w:eastAsia="宋体" w:hAnsi="宋体" w:cs="宋体" w:hint="eastAsia"/>
               <w:szCs w:val="24"/>
             </w:rPr>
             <w:instrText xml:space="preserve"> HYPERLINK \l _Toc4573 </w:instrText>
           </w:r>
           <w:r>
             <w:rPr>
-              <w:rFonts w:hint="eastAsia" w:ascii="宋体" w:hAnsi="宋体" w:eastAsia="宋体" w:cs="宋体"/>
+              <w:rFonts w:ascii="宋体" w:eastAsia="宋体" w:hAnsi="宋体" w:cs="宋体" w:hint="eastAsia"/>
               <w:szCs w:val="24"/>
             </w:rPr>
             <w:fldChar w:fldCharType="separate"/>
@@ -2925,7 +2803,7 @@
           </w:r>
           <w:r>
             <w:rPr>
-              <w:rFonts w:hint="eastAsia" w:ascii="宋体" w:hAnsi="宋体" w:eastAsia="宋体" w:cs="宋体"/>
+              <w:rFonts w:ascii="宋体" w:eastAsia="宋体" w:hAnsi="宋体" w:cs="宋体" w:hint="eastAsia"/>
               <w:szCs w:val="24"/>
             </w:rPr>
             <w:fldChar w:fldCharType="end"/>
@@ -2933,28 +2811,28 @@
         </w:p>
         <w:p>
           <w:pPr>
-            <w:pStyle w:val="17"/>
+            <w:pStyle w:val="TOC2"/>
             <w:tabs>
               <w:tab w:val="right" w:leader="dot" w:pos="8306"/>
             </w:tabs>
           </w:pPr>
           <w:r>
             <w:rPr>
-              <w:rFonts w:hint="eastAsia" w:ascii="宋体" w:hAnsi="宋体" w:eastAsia="宋体" w:cs="宋体"/>
+              <w:rFonts w:ascii="宋体" w:eastAsia="宋体" w:hAnsi="宋体" w:cs="宋体" w:hint="eastAsia"/>
               <w:szCs w:val="24"/>
             </w:rPr>
             <w:fldChar w:fldCharType="begin"/>
           </w:r>
           <w:r>
             <w:rPr>
-              <w:rFonts w:hint="eastAsia" w:ascii="宋体" w:hAnsi="宋体" w:eastAsia="宋体" w:cs="宋体"/>
+              <w:rFonts w:ascii="宋体" w:eastAsia="宋体" w:hAnsi="宋体" w:cs="宋体" w:hint="eastAsia"/>
               <w:szCs w:val="24"/>
             </w:rPr>
             <w:instrText xml:space="preserve"> HYPERLINK \l _Toc25603 </w:instrText>
           </w:r>
           <w:r>
             <w:rPr>
-              <w:rFonts w:hint="eastAsia" w:ascii="宋体" w:hAnsi="宋体" w:eastAsia="宋体" w:cs="宋体"/>
+              <w:rFonts w:ascii="宋体" w:eastAsia="宋体" w:hAnsi="宋体" w:cs="宋体" w:hint="eastAsia"/>
               <w:szCs w:val="24"/>
             </w:rPr>
             <w:fldChar w:fldCharType="separate"/>
@@ -2993,7 +2871,7 @@
           </w:r>
           <w:r>
             <w:rPr>
-              <w:rFonts w:hint="eastAsia" w:ascii="宋体" w:hAnsi="宋体" w:eastAsia="宋体" w:cs="宋体"/>
+              <w:rFonts w:ascii="宋体" w:eastAsia="宋体" w:hAnsi="宋体" w:cs="宋体" w:hint="eastAsia"/>
               <w:szCs w:val="24"/>
             </w:rPr>
             <w:fldChar w:fldCharType="end"/>
@@ -3001,28 +2879,28 @@
         </w:p>
         <w:p>
           <w:pPr>
-            <w:pStyle w:val="16"/>
+            <w:pStyle w:val="TOC1"/>
             <w:tabs>
               <w:tab w:val="right" w:leader="dot" w:pos="8306"/>
             </w:tabs>
           </w:pPr>
           <w:r>
             <w:rPr>
-              <w:rFonts w:hint="eastAsia" w:ascii="宋体" w:hAnsi="宋体" w:eastAsia="宋体" w:cs="宋体"/>
+              <w:rFonts w:ascii="宋体" w:eastAsia="宋体" w:hAnsi="宋体" w:cs="宋体" w:hint="eastAsia"/>
               <w:szCs w:val="24"/>
             </w:rPr>
             <w:fldChar w:fldCharType="begin"/>
           </w:r>
           <w:r>
             <w:rPr>
-              <w:rFonts w:hint="eastAsia" w:ascii="宋体" w:hAnsi="宋体" w:eastAsia="宋体" w:cs="宋体"/>
+              <w:rFonts w:ascii="宋体" w:eastAsia="宋体" w:hAnsi="宋体" w:cs="宋体" w:hint="eastAsia"/>
               <w:szCs w:val="24"/>
             </w:rPr>
             <w:instrText xml:space="preserve"> HYPERLINK \l _Toc30973 </w:instrText>
           </w:r>
           <w:r>
             <w:rPr>
-              <w:rFonts w:hint="eastAsia" w:ascii="宋体" w:hAnsi="宋体" w:eastAsia="宋体" w:cs="宋体"/>
+              <w:rFonts w:ascii="宋体" w:eastAsia="宋体" w:hAnsi="宋体" w:cs="宋体" w:hint="eastAsia"/>
               <w:szCs w:val="24"/>
             </w:rPr>
             <w:fldChar w:fldCharType="separate"/>
@@ -3054,7 +2932,7 @@
           </w:r>
           <w:r>
             <w:rPr>
-              <w:rFonts w:hint="eastAsia" w:ascii="宋体" w:hAnsi="宋体" w:eastAsia="宋体" w:cs="宋体"/>
+              <w:rFonts w:ascii="宋体" w:eastAsia="宋体" w:hAnsi="宋体" w:cs="宋体" w:hint="eastAsia"/>
               <w:szCs w:val="24"/>
             </w:rPr>
             <w:fldChar w:fldCharType="end"/>
@@ -3062,28 +2940,28 @@
         </w:p>
         <w:p>
           <w:pPr>
-            <w:pStyle w:val="17"/>
+            <w:pStyle w:val="TOC2"/>
             <w:tabs>
               <w:tab w:val="right" w:leader="dot" w:pos="8306"/>
             </w:tabs>
           </w:pPr>
           <w:r>
             <w:rPr>
-              <w:rFonts w:hint="eastAsia" w:ascii="宋体" w:hAnsi="宋体" w:eastAsia="宋体" w:cs="宋体"/>
+              <w:rFonts w:ascii="宋体" w:eastAsia="宋体" w:hAnsi="宋体" w:cs="宋体" w:hint="eastAsia"/>
               <w:szCs w:val="24"/>
             </w:rPr>
             <w:fldChar w:fldCharType="begin"/>
           </w:r>
           <w:r>
             <w:rPr>
-              <w:rFonts w:hint="eastAsia" w:ascii="宋体" w:hAnsi="宋体" w:eastAsia="宋体" w:cs="宋体"/>
+              <w:rFonts w:ascii="宋体" w:eastAsia="宋体" w:hAnsi="宋体" w:cs="宋体" w:hint="eastAsia"/>
               <w:szCs w:val="24"/>
             </w:rPr>
             <w:instrText xml:space="preserve"> HYPERLINK \l _Toc30397 </w:instrText>
           </w:r>
           <w:r>
             <w:rPr>
-              <w:rFonts w:hint="eastAsia" w:ascii="宋体" w:hAnsi="宋体" w:eastAsia="宋体" w:cs="宋体"/>
+              <w:rFonts w:ascii="宋体" w:eastAsia="宋体" w:hAnsi="宋体" w:cs="宋体" w:hint="eastAsia"/>
               <w:szCs w:val="24"/>
             </w:rPr>
             <w:fldChar w:fldCharType="separate"/>
@@ -3115,7 +2993,7 @@
           </w:r>
           <w:r>
             <w:rPr>
-              <w:rFonts w:hint="eastAsia" w:ascii="宋体" w:hAnsi="宋体" w:eastAsia="宋体" w:cs="宋体"/>
+              <w:rFonts w:ascii="宋体" w:eastAsia="宋体" w:hAnsi="宋体" w:cs="宋体" w:hint="eastAsia"/>
               <w:szCs w:val="24"/>
             </w:rPr>
             <w:fldChar w:fldCharType="end"/>
@@ -3123,28 +3001,28 @@
         </w:p>
         <w:p>
           <w:pPr>
-            <w:pStyle w:val="17"/>
+            <w:pStyle w:val="TOC2"/>
             <w:tabs>
               <w:tab w:val="right" w:leader="dot" w:pos="8306"/>
             </w:tabs>
           </w:pPr>
           <w:r>
             <w:rPr>
-              <w:rFonts w:hint="eastAsia" w:ascii="宋体" w:hAnsi="宋体" w:eastAsia="宋体" w:cs="宋体"/>
+              <w:rFonts w:ascii="宋体" w:eastAsia="宋体" w:hAnsi="宋体" w:cs="宋体" w:hint="eastAsia"/>
               <w:szCs w:val="24"/>
             </w:rPr>
             <w:fldChar w:fldCharType="begin"/>
           </w:r>
           <w:r>
             <w:rPr>
-              <w:rFonts w:hint="eastAsia" w:ascii="宋体" w:hAnsi="宋体" w:eastAsia="宋体" w:cs="宋体"/>
+              <w:rFonts w:ascii="宋体" w:eastAsia="宋体" w:hAnsi="宋体" w:cs="宋体" w:hint="eastAsia"/>
               <w:szCs w:val="24"/>
             </w:rPr>
             <w:instrText xml:space="preserve"> HYPERLINK \l _Toc27297 </w:instrText>
           </w:r>
           <w:r>
             <w:rPr>
-              <w:rFonts w:hint="eastAsia" w:ascii="宋体" w:hAnsi="宋体" w:eastAsia="宋体" w:cs="宋体"/>
+              <w:rFonts w:ascii="宋体" w:eastAsia="宋体" w:hAnsi="宋体" w:cs="宋体" w:hint="eastAsia"/>
               <w:szCs w:val="24"/>
             </w:rPr>
             <w:fldChar w:fldCharType="separate"/>
@@ -3176,7 +3054,7 @@
           </w:r>
           <w:r>
             <w:rPr>
-              <w:rFonts w:hint="eastAsia" w:ascii="宋体" w:hAnsi="宋体" w:eastAsia="宋体" w:cs="宋体"/>
+              <w:rFonts w:ascii="宋体" w:eastAsia="宋体" w:hAnsi="宋体" w:cs="宋体" w:hint="eastAsia"/>
               <w:szCs w:val="24"/>
             </w:rPr>
             <w:fldChar w:fldCharType="end"/>
@@ -3184,28 +3062,28 @@
         </w:p>
         <w:p>
           <w:pPr>
-            <w:pStyle w:val="17"/>
+            <w:pStyle w:val="TOC2"/>
             <w:tabs>
               <w:tab w:val="right" w:leader="dot" w:pos="8306"/>
             </w:tabs>
           </w:pPr>
           <w:r>
             <w:rPr>
-              <w:rFonts w:hint="eastAsia" w:ascii="宋体" w:hAnsi="宋体" w:eastAsia="宋体" w:cs="宋体"/>
+              <w:rFonts w:ascii="宋体" w:eastAsia="宋体" w:hAnsi="宋体" w:cs="宋体" w:hint="eastAsia"/>
               <w:szCs w:val="24"/>
             </w:rPr>
             <w:fldChar w:fldCharType="begin"/>
           </w:r>
           <w:r>
             <w:rPr>
-              <w:rFonts w:hint="eastAsia" w:ascii="宋体" w:hAnsi="宋体" w:eastAsia="宋体" w:cs="宋体"/>
+              <w:rFonts w:ascii="宋体" w:eastAsia="宋体" w:hAnsi="宋体" w:cs="宋体" w:hint="eastAsia"/>
               <w:szCs w:val="24"/>
             </w:rPr>
             <w:instrText xml:space="preserve"> HYPERLINK \l _Toc7678 </w:instrText>
           </w:r>
           <w:r>
             <w:rPr>
-              <w:rFonts w:hint="eastAsia" w:ascii="宋体" w:hAnsi="宋体" w:eastAsia="宋体" w:cs="宋体"/>
+              <w:rFonts w:ascii="宋体" w:eastAsia="宋体" w:hAnsi="宋体" w:cs="宋体" w:hint="eastAsia"/>
               <w:szCs w:val="24"/>
             </w:rPr>
             <w:fldChar w:fldCharType="separate"/>
@@ -3237,7 +3115,7 @@
           </w:r>
           <w:r>
             <w:rPr>
-              <w:rFonts w:hint="eastAsia" w:ascii="宋体" w:hAnsi="宋体" w:eastAsia="宋体" w:cs="宋体"/>
+              <w:rFonts w:ascii="宋体" w:eastAsia="宋体" w:hAnsi="宋体" w:cs="宋体" w:hint="eastAsia"/>
               <w:szCs w:val="24"/>
             </w:rPr>
             <w:fldChar w:fldCharType="end"/>
@@ -3245,28 +3123,28 @@
         </w:p>
         <w:p>
           <w:pPr>
-            <w:pStyle w:val="17"/>
+            <w:pStyle w:val="TOC2"/>
             <w:tabs>
               <w:tab w:val="right" w:leader="dot" w:pos="8306"/>
             </w:tabs>
           </w:pPr>
           <w:r>
             <w:rPr>
-              <w:rFonts w:hint="eastAsia" w:ascii="宋体" w:hAnsi="宋体" w:eastAsia="宋体" w:cs="宋体"/>
+              <w:rFonts w:ascii="宋体" w:eastAsia="宋体" w:hAnsi="宋体" w:cs="宋体" w:hint="eastAsia"/>
               <w:szCs w:val="24"/>
             </w:rPr>
             <w:fldChar w:fldCharType="begin"/>
           </w:r>
           <w:r>
             <w:rPr>
-              <w:rFonts w:hint="eastAsia" w:ascii="宋体" w:hAnsi="宋体" w:eastAsia="宋体" w:cs="宋体"/>
+              <w:rFonts w:ascii="宋体" w:eastAsia="宋体" w:hAnsi="宋体" w:cs="宋体" w:hint="eastAsia"/>
               <w:szCs w:val="24"/>
             </w:rPr>
             <w:instrText xml:space="preserve"> HYPERLINK \l _Toc4992 </w:instrText>
           </w:r>
           <w:r>
             <w:rPr>
-              <w:rFonts w:hint="eastAsia" w:ascii="宋体" w:hAnsi="宋体" w:eastAsia="宋体" w:cs="宋体"/>
+              <w:rFonts w:ascii="宋体" w:eastAsia="宋体" w:hAnsi="宋体" w:cs="宋体" w:hint="eastAsia"/>
               <w:szCs w:val="24"/>
             </w:rPr>
             <w:fldChar w:fldCharType="separate"/>
@@ -3298,7 +3176,7 @@
           </w:r>
           <w:r>
             <w:rPr>
-              <w:rFonts w:hint="eastAsia" w:ascii="宋体" w:hAnsi="宋体" w:eastAsia="宋体" w:cs="宋体"/>
+              <w:rFonts w:ascii="宋体" w:eastAsia="宋体" w:hAnsi="宋体" w:cs="宋体" w:hint="eastAsia"/>
               <w:szCs w:val="24"/>
             </w:rPr>
             <w:fldChar w:fldCharType="end"/>
@@ -3306,28 +3184,28 @@
         </w:p>
         <w:p>
           <w:pPr>
-            <w:pStyle w:val="17"/>
+            <w:pStyle w:val="TOC2"/>
             <w:tabs>
               <w:tab w:val="right" w:leader="dot" w:pos="8306"/>
             </w:tabs>
           </w:pPr>
           <w:r>
             <w:rPr>
-              <w:rFonts w:hint="eastAsia" w:ascii="宋体" w:hAnsi="宋体" w:eastAsia="宋体" w:cs="宋体"/>
+              <w:rFonts w:ascii="宋体" w:eastAsia="宋体" w:hAnsi="宋体" w:cs="宋体" w:hint="eastAsia"/>
               <w:szCs w:val="24"/>
             </w:rPr>
             <w:fldChar w:fldCharType="begin"/>
           </w:r>
           <w:r>
             <w:rPr>
-              <w:rFonts w:hint="eastAsia" w:ascii="宋体" w:hAnsi="宋体" w:eastAsia="宋体" w:cs="宋体"/>
+              <w:rFonts w:ascii="宋体" w:eastAsia="宋体" w:hAnsi="宋体" w:cs="宋体" w:hint="eastAsia"/>
               <w:szCs w:val="24"/>
             </w:rPr>
             <w:instrText xml:space="preserve"> HYPERLINK \l _Toc3613 </w:instrText>
           </w:r>
           <w:r>
             <w:rPr>
-              <w:rFonts w:hint="eastAsia" w:ascii="宋体" w:hAnsi="宋体" w:eastAsia="宋体" w:cs="宋体"/>
+              <w:rFonts w:ascii="宋体" w:eastAsia="宋体" w:hAnsi="宋体" w:cs="宋体" w:hint="eastAsia"/>
               <w:szCs w:val="24"/>
             </w:rPr>
             <w:fldChar w:fldCharType="separate"/>
@@ -3359,7 +3237,7 @@
           </w:r>
           <w:r>
             <w:rPr>
-              <w:rFonts w:hint="eastAsia" w:ascii="宋体" w:hAnsi="宋体" w:eastAsia="宋体" w:cs="宋体"/>
+              <w:rFonts w:ascii="宋体" w:eastAsia="宋体" w:hAnsi="宋体" w:cs="宋体" w:hint="eastAsia"/>
               <w:szCs w:val="24"/>
             </w:rPr>
             <w:fldChar w:fldCharType="end"/>
@@ -3367,28 +3245,28 @@
         </w:p>
         <w:p>
           <w:pPr>
-            <w:pStyle w:val="17"/>
+            <w:pStyle w:val="TOC2"/>
             <w:tabs>
               <w:tab w:val="right" w:leader="dot" w:pos="8306"/>
             </w:tabs>
           </w:pPr>
           <w:r>
             <w:rPr>
-              <w:rFonts w:hint="eastAsia" w:ascii="宋体" w:hAnsi="宋体" w:eastAsia="宋体" w:cs="宋体"/>
+              <w:rFonts w:ascii="宋体" w:eastAsia="宋体" w:hAnsi="宋体" w:cs="宋体" w:hint="eastAsia"/>
               <w:szCs w:val="24"/>
             </w:rPr>
             <w:fldChar w:fldCharType="begin"/>
           </w:r>
           <w:r>
             <w:rPr>
-              <w:rFonts w:hint="eastAsia" w:ascii="宋体" w:hAnsi="宋体" w:eastAsia="宋体" w:cs="宋体"/>
+              <w:rFonts w:ascii="宋体" w:eastAsia="宋体" w:hAnsi="宋体" w:cs="宋体" w:hint="eastAsia"/>
               <w:szCs w:val="24"/>
             </w:rPr>
             <w:instrText xml:space="preserve"> HYPERLINK \l _Toc12045 </w:instrText>
           </w:r>
           <w:r>
             <w:rPr>
-              <w:rFonts w:hint="eastAsia" w:ascii="宋体" w:hAnsi="宋体" w:eastAsia="宋体" w:cs="宋体"/>
+              <w:rFonts w:ascii="宋体" w:eastAsia="宋体" w:hAnsi="宋体" w:cs="宋体" w:hint="eastAsia"/>
               <w:szCs w:val="24"/>
             </w:rPr>
             <w:fldChar w:fldCharType="separate"/>
@@ -3420,7 +3298,7 @@
           </w:r>
           <w:r>
             <w:rPr>
-              <w:rFonts w:hint="eastAsia" w:ascii="宋体" w:hAnsi="宋体" w:eastAsia="宋体" w:cs="宋体"/>
+              <w:rFonts w:ascii="宋体" w:eastAsia="宋体" w:hAnsi="宋体" w:cs="宋体" w:hint="eastAsia"/>
               <w:szCs w:val="24"/>
             </w:rPr>
             <w:fldChar w:fldCharType="end"/>
@@ -3428,28 +3306,28 @@
         </w:p>
         <w:p>
           <w:pPr>
-            <w:pStyle w:val="16"/>
+            <w:pStyle w:val="TOC1"/>
             <w:tabs>
               <w:tab w:val="right" w:leader="dot" w:pos="8306"/>
             </w:tabs>
           </w:pPr>
           <w:r>
             <w:rPr>
-              <w:rFonts w:hint="eastAsia" w:ascii="宋体" w:hAnsi="宋体" w:eastAsia="宋体" w:cs="宋体"/>
+              <w:rFonts w:ascii="宋体" w:eastAsia="宋体" w:hAnsi="宋体" w:cs="宋体" w:hint="eastAsia"/>
               <w:szCs w:val="24"/>
             </w:rPr>
             <w:fldChar w:fldCharType="begin"/>
           </w:r>
           <w:r>
             <w:rPr>
-              <w:rFonts w:hint="eastAsia" w:ascii="宋体" w:hAnsi="宋体" w:eastAsia="宋体" w:cs="宋体"/>
+              <w:rFonts w:ascii="宋体" w:eastAsia="宋体" w:hAnsi="宋体" w:cs="宋体" w:hint="eastAsia"/>
               <w:szCs w:val="24"/>
             </w:rPr>
             <w:instrText xml:space="preserve"> HYPERLINK \l _Toc29524 </w:instrText>
           </w:r>
           <w:r>
             <w:rPr>
-              <w:rFonts w:hint="eastAsia" w:ascii="宋体" w:hAnsi="宋体" w:eastAsia="宋体" w:cs="宋体"/>
+              <w:rFonts w:ascii="宋体" w:eastAsia="宋体" w:hAnsi="宋体" w:cs="宋体" w:hint="eastAsia"/>
               <w:szCs w:val="24"/>
             </w:rPr>
             <w:fldChar w:fldCharType="separate"/>
@@ -3481,7 +3359,7 @@
           </w:r>
           <w:r>
             <w:rPr>
-              <w:rFonts w:hint="eastAsia" w:ascii="宋体" w:hAnsi="宋体" w:eastAsia="宋体" w:cs="宋体"/>
+              <w:rFonts w:ascii="宋体" w:eastAsia="宋体" w:hAnsi="宋体" w:cs="宋体" w:hint="eastAsia"/>
               <w:szCs w:val="24"/>
             </w:rPr>
             <w:fldChar w:fldCharType="end"/>
@@ -3503,7 +3381,7 @@
             <w:snapToGrid w:val="0"/>
             <w:textAlignment w:val="baseline"/>
             <w:rPr>
-              <w:rFonts w:hint="eastAsia" w:ascii="宋体" w:hAnsi="宋体" w:eastAsia="宋体" w:cs="宋体"/>
+              <w:rFonts w:ascii="宋体" w:eastAsia="宋体" w:hAnsi="宋体" w:cs="宋体" w:hint="eastAsia"/>
               <w:snapToGrid w:val="0"/>
               <w:color w:val="000000"/>
               <w:kern w:val="0"/>
@@ -3514,7 +3392,7 @@
           </w:pPr>
           <w:r>
             <w:rPr>
-              <w:rFonts w:hint="eastAsia" w:ascii="宋体" w:hAnsi="宋体" w:eastAsia="宋体" w:cs="宋体"/>
+              <w:rFonts w:ascii="宋体" w:eastAsia="宋体" w:hAnsi="宋体" w:cs="宋体" w:hint="eastAsia"/>
               <w:szCs w:val="24"/>
             </w:rPr>
             <w:fldChar w:fldCharType="end"/>
@@ -3538,7 +3416,7 @@
         <w:snapToGrid w:val="0"/>
         <w:textAlignment w:val="baseline"/>
         <w:rPr>
-          <w:rFonts w:ascii="Arial" w:hAnsi="Arial" w:eastAsia="Arial" w:cs="Arial"/>
+          <w:rFonts w:ascii="Arial" w:eastAsia="Arial" w:hAnsi="Arial" w:cs="Arial"/>
           <w:snapToGrid w:val="0"/>
           <w:color w:val="000000"/>
           <w:kern w:val="0"/>
@@ -3549,7 +3427,7 @@
       </w:pPr>
       <w:r>
         <w:rPr>
-          <w:rFonts w:ascii="Arial" w:hAnsi="Arial" w:eastAsia="Arial" w:cs="Arial"/>
+          <w:rFonts w:ascii="Arial" w:eastAsia="Arial" w:hAnsi="Arial" w:cs="Arial"/>
           <w:snapToGrid w:val="0"/>
           <w:color w:val="000000"/>
           <w:kern w:val="0"/>
@@ -3562,14 +3440,14 @@
     </w:p>
     <w:p>
       <w:pPr>
-        <w:pStyle w:val="28"/>
-        <w:bidi w:val="0"/>
-        <w:rPr>
-          <w:rFonts w:hint="default"/>
-          <w:lang w:val="en-US" w:eastAsia="zh-CN"/>
-        </w:rPr>
-      </w:pPr>
-      <w:bookmarkStart w:id="2" w:name="_Toc8808"/>
+        <w:pStyle w:val="1"/>
+        <w:bidi w:val="0"/>
+        <w:rPr>
+          <w:rFonts w:hint="default"/>
+          <w:lang w:val="en-US" w:eastAsia="zh-CN"/>
+        </w:rPr>
+      </w:pPr>
+      <w:bookmarkStart w:id="3" w:name="_Toc8808"/>
       <w:r>
         <w:rPr>
           <w:rFonts w:hint="default"/>
@@ -3577,18 +3455,18 @@
         </w:rPr>
         <w:t>总则</w:t>
       </w:r>
-      <w:bookmarkEnd w:id="2"/>
-    </w:p>
-    <w:p>
-      <w:pPr>
-        <w:pStyle w:val="30"/>
-        <w:bidi w:val="0"/>
-        <w:rPr>
-          <w:rFonts w:hint="default"/>
-          <w:lang w:val="en-US" w:eastAsia="zh-CN"/>
-        </w:rPr>
-      </w:pPr>
-      <w:bookmarkStart w:id="3" w:name="_Toc15472"/>
+      <w:bookmarkEnd w:id="3"/>
+    </w:p>
+    <w:p>
+      <w:pPr>
+        <w:pStyle w:val="2"/>
+        <w:bidi w:val="0"/>
+        <w:rPr>
+          <w:rFonts w:hint="default"/>
+          <w:lang w:val="en-US" w:eastAsia="zh-CN"/>
+        </w:rPr>
+      </w:pPr>
+      <w:bookmarkStart w:id="4" w:name="_Toc15472"/>
       <w:r>
         <w:rPr>
           <w:rFonts w:hint="default"/>
@@ -3596,11 +3474,11 @@
         </w:rPr>
         <w:t>目的</w:t>
       </w:r>
-      <w:bookmarkEnd w:id="3"/>
-    </w:p>
-    <w:p>
-      <w:pPr>
-        <w:pStyle w:val="29"/>
+      <w:bookmarkEnd w:id="4"/>
+    </w:p>
+    <w:p>
+      <w:pPr>
+        <w:pStyle w:val="a1"/>
         <w:keepNext w:val="0"/>
         <w:keepLines w:val="0"/>
         <w:pageBreakBefore w:val="0"/>
@@ -3624,28 +3502,19 @@
           <w:rFonts w:hint="default"/>
           <w:lang w:val="en-US" w:eastAsia="zh-CN"/>
         </w:rPr>
-        <w:t>为系统性地规划、建设、监督和改进桐乡华数广电网络有限公司（以下简称“公司”）的运维服务能力，确保公司拥有持续、稳定、高质量的服务交付实力，满足当前及未来业务发展、市场竞</w:t>
-      </w:r>
-      <w:bookmarkStart w:id="22" w:name="_GoBack"/>
-      <w:bookmarkEnd w:id="22"/>
-      <w:r>
-        <w:rPr>
-          <w:rFonts w:hint="default"/>
-          <w:lang w:val="en-US" w:eastAsia="zh-CN"/>
-        </w:rPr>
-        <w:t>争与客户需求，特制定本制度。</w:t>
-      </w:r>
-    </w:p>
-    <w:p>
-      <w:pPr>
-        <w:pStyle w:val="30"/>
-        <w:bidi w:val="0"/>
-        <w:rPr>
-          <w:rFonts w:hint="default"/>
-          <w:lang w:val="en-US" w:eastAsia="zh-CN"/>
-        </w:rPr>
-      </w:pPr>
-      <w:bookmarkStart w:id="4" w:name="_Toc11763"/>
+        <w:t>为系统性地规划、建设、监督和改进桐乡华数广电网络有限公司（以下简称“公司”）的运维服务能力，确保公司拥有持续、稳定、高质量的服务交付实力，满足当前及未来业务发展、市场竞争与客户需求，特制定本制度。</w:t>
+      </w:r>
+    </w:p>
+    <w:p>
+      <w:pPr>
+        <w:pStyle w:val="2"/>
+        <w:bidi w:val="0"/>
+        <w:rPr>
+          <w:rFonts w:hint="default"/>
+          <w:lang w:val="en-US" w:eastAsia="zh-CN"/>
+        </w:rPr>
+      </w:pPr>
+      <w:bookmarkStart w:id="5" w:name="_Toc11763"/>
       <w:r>
         <w:rPr>
           <w:rFonts w:hint="default"/>
@@ -3653,11 +3522,11 @@
         </w:rPr>
         <w:t>适用范围</w:t>
       </w:r>
-      <w:bookmarkEnd w:id="4"/>
-    </w:p>
-    <w:p>
-      <w:pPr>
-        <w:pStyle w:val="29"/>
+      <w:bookmarkEnd w:id="5"/>
+    </w:p>
+    <w:p>
+      <w:pPr>
+        <w:pStyle w:val="a1"/>
         <w:keepNext w:val="0"/>
         <w:keepLines w:val="0"/>
         <w:pageBreakBefore w:val="0"/>
@@ -3714,14 +3583,14 @@
     </w:p>
     <w:p>
       <w:pPr>
-        <w:pStyle w:val="30"/>
-        <w:bidi w:val="0"/>
-        <w:rPr>
-          <w:rFonts w:hint="default"/>
-          <w:lang w:val="en-US" w:eastAsia="zh-CN"/>
-        </w:rPr>
-      </w:pPr>
-      <w:bookmarkStart w:id="5" w:name="_Toc2053"/>
+        <w:pStyle w:val="2"/>
+        <w:bidi w:val="0"/>
+        <w:rPr>
+          <w:rFonts w:hint="default"/>
+          <w:lang w:val="en-US" w:eastAsia="zh-CN"/>
+        </w:rPr>
+      </w:pPr>
+      <w:bookmarkStart w:id="6" w:name="_Toc2053"/>
       <w:r>
         <w:rPr>
           <w:rFonts w:hint="default"/>
@@ -3729,11 +3598,11 @@
         </w:rPr>
         <w:t>管理目标</w:t>
       </w:r>
-      <w:bookmarkEnd w:id="5"/>
-    </w:p>
-    <w:p>
-      <w:pPr>
-        <w:pStyle w:val="29"/>
+      <w:bookmarkEnd w:id="6"/>
+    </w:p>
+    <w:p>
+      <w:pPr>
+        <w:pStyle w:val="a1"/>
         <w:keepNext w:val="0"/>
         <w:keepLines w:val="0"/>
         <w:pageBreakBefore w:val="0"/>
@@ -3776,14 +3645,14 @@
     </w:p>
     <w:p>
       <w:pPr>
-        <w:pStyle w:val="28"/>
-        <w:bidi w:val="0"/>
-        <w:rPr>
-          <w:rFonts w:hint="default"/>
-          <w:lang w:val="en-US" w:eastAsia="zh-CN"/>
-        </w:rPr>
-      </w:pPr>
-      <w:bookmarkStart w:id="6" w:name="_Toc26032"/>
+        <w:pStyle w:val="1"/>
+        <w:bidi w:val="0"/>
+        <w:rPr>
+          <w:rFonts w:hint="default"/>
+          <w:lang w:val="en-US" w:eastAsia="zh-CN"/>
+        </w:rPr>
+      </w:pPr>
+      <w:bookmarkStart w:id="7" w:name="_Toc26032"/>
       <w:r>
         <w:rPr>
           <w:rFonts w:hint="default"/>
@@ -3791,18 +3660,18 @@
         </w:rPr>
         <w:t>组织与职责</w:t>
       </w:r>
-      <w:bookmarkEnd w:id="6"/>
-    </w:p>
-    <w:p>
-      <w:pPr>
-        <w:pStyle w:val="30"/>
-        <w:bidi w:val="0"/>
-        <w:rPr>
-          <w:rFonts w:hint="default"/>
-          <w:lang w:val="en-US" w:eastAsia="zh-CN"/>
-        </w:rPr>
-      </w:pPr>
-      <w:bookmarkStart w:id="7" w:name="_Toc25083"/>
+      <w:bookmarkEnd w:id="7"/>
+    </w:p>
+    <w:p>
+      <w:pPr>
+        <w:pStyle w:val="2"/>
+        <w:bidi w:val="0"/>
+        <w:rPr>
+          <w:rFonts w:hint="default"/>
+          <w:lang w:val="en-US" w:eastAsia="zh-CN"/>
+        </w:rPr>
+      </w:pPr>
+      <w:bookmarkStart w:id="8" w:name="_Toc25083"/>
       <w:r>
         <w:rPr>
           <w:rFonts w:hint="default"/>
@@ -3810,11 +3679,11 @@
         </w:rPr>
         <w:t>质量管理部</w:t>
       </w:r>
-      <w:bookmarkEnd w:id="7"/>
-    </w:p>
-    <w:p>
-      <w:pPr>
-        <w:pStyle w:val="29"/>
+      <w:bookmarkEnd w:id="8"/>
+    </w:p>
+    <w:p>
+      <w:pPr>
+        <w:pStyle w:val="a1"/>
         <w:keepNext w:val="0"/>
         <w:keepLines w:val="0"/>
         <w:pageBreakBefore w:val="0"/>
@@ -3843,7 +3712,7 @@
     </w:p>
     <w:p>
       <w:pPr>
-        <w:pStyle w:val="29"/>
+        <w:pStyle w:val="a1"/>
         <w:keepNext w:val="0"/>
         <w:keepLines w:val="0"/>
         <w:pageBreakBefore w:val="0"/>
@@ -3872,7 +3741,7 @@
     </w:p>
     <w:p>
       <w:pPr>
-        <w:pStyle w:val="29"/>
+        <w:pStyle w:val="a1"/>
         <w:keepNext w:val="0"/>
         <w:keepLines w:val="0"/>
         <w:pageBreakBefore w:val="0"/>
@@ -3901,7 +3770,7 @@
     </w:p>
     <w:p>
       <w:pPr>
-        <w:pStyle w:val="29"/>
+        <w:pStyle w:val="a1"/>
         <w:keepNext w:val="0"/>
         <w:keepLines w:val="0"/>
         <w:pageBreakBefore w:val="0"/>
@@ -3930,14 +3799,14 @@
     </w:p>
     <w:p>
       <w:pPr>
-        <w:pStyle w:val="30"/>
-        <w:bidi w:val="0"/>
-        <w:rPr>
-          <w:rFonts w:hint="default"/>
-          <w:lang w:val="en-US" w:eastAsia="zh-CN"/>
-        </w:rPr>
-      </w:pPr>
-      <w:bookmarkStart w:id="8" w:name="_Toc25192"/>
+        <w:pStyle w:val="2"/>
+        <w:bidi w:val="0"/>
+        <w:rPr>
+          <w:rFonts w:hint="default"/>
+          <w:lang w:val="en-US" w:eastAsia="zh-CN"/>
+        </w:rPr>
+      </w:pPr>
+      <w:bookmarkStart w:id="9" w:name="_Toc25192"/>
       <w:r>
         <w:rPr>
           <w:rFonts w:hint="default"/>
@@ -3945,11 +3814,11 @@
         </w:rPr>
         <w:t>运维部</w:t>
       </w:r>
-      <w:bookmarkEnd w:id="8"/>
-    </w:p>
-    <w:p>
-      <w:pPr>
-        <w:pStyle w:val="29"/>
+      <w:bookmarkEnd w:id="9"/>
+    </w:p>
+    <w:p>
+      <w:pPr>
+        <w:pStyle w:val="a1"/>
         <w:keepNext w:val="0"/>
         <w:keepLines w:val="0"/>
         <w:pageBreakBefore w:val="0"/>
@@ -3978,7 +3847,7 @@
     </w:p>
     <w:p>
       <w:pPr>
-        <w:pStyle w:val="29"/>
+        <w:pStyle w:val="a1"/>
         <w:keepNext w:val="0"/>
         <w:keepLines w:val="0"/>
         <w:pageBreakBefore w:val="0"/>
@@ -4007,7 +3876,7 @@
     </w:p>
     <w:p>
       <w:pPr>
-        <w:pStyle w:val="29"/>
+        <w:pStyle w:val="a1"/>
         <w:keepNext w:val="0"/>
         <w:keepLines w:val="0"/>
         <w:pageBreakBefore w:val="0"/>
@@ -4036,14 +3905,14 @@
     </w:p>
     <w:p>
       <w:pPr>
-        <w:pStyle w:val="30"/>
-        <w:bidi w:val="0"/>
-        <w:rPr>
-          <w:rFonts w:hint="default"/>
-          <w:lang w:val="en-US" w:eastAsia="zh-CN"/>
-        </w:rPr>
-      </w:pPr>
-      <w:bookmarkStart w:id="9" w:name="_Toc8617"/>
+        <w:pStyle w:val="2"/>
+        <w:bidi w:val="0"/>
+        <w:rPr>
+          <w:rFonts w:hint="default"/>
+          <w:lang w:val="en-US" w:eastAsia="zh-CN"/>
+        </w:rPr>
+      </w:pPr>
+      <w:bookmarkStart w:id="10" w:name="_Toc8617"/>
       <w:r>
         <w:rPr>
           <w:rFonts w:hint="default"/>
@@ -4051,11 +3920,11 @@
         </w:rPr>
         <w:t>研发部</w:t>
       </w:r>
-      <w:bookmarkEnd w:id="9"/>
-    </w:p>
-    <w:p>
-      <w:pPr>
-        <w:pStyle w:val="29"/>
+      <w:bookmarkEnd w:id="10"/>
+    </w:p>
+    <w:p>
+      <w:pPr>
+        <w:pStyle w:val="a1"/>
         <w:keepNext w:val="0"/>
         <w:keepLines w:val="0"/>
         <w:pageBreakBefore w:val="0"/>
@@ -4084,7 +3953,7 @@
     </w:p>
     <w:p>
       <w:pPr>
-        <w:pStyle w:val="29"/>
+        <w:pStyle w:val="a1"/>
         <w:keepNext w:val="0"/>
         <w:keepLines w:val="0"/>
         <w:pageBreakBefore w:val="0"/>
@@ -4113,7 +3982,7 @@
     </w:p>
     <w:p>
       <w:pPr>
-        <w:pStyle w:val="29"/>
+        <w:pStyle w:val="a1"/>
         <w:keepNext w:val="0"/>
         <w:keepLines w:val="0"/>
         <w:pageBreakBefore w:val="0"/>
@@ -4142,14 +4011,14 @@
     </w:p>
     <w:p>
       <w:pPr>
-        <w:pStyle w:val="30"/>
-        <w:bidi w:val="0"/>
-        <w:rPr>
-          <w:rFonts w:hint="default"/>
-          <w:lang w:val="en-US" w:eastAsia="zh-CN"/>
-        </w:rPr>
-      </w:pPr>
-      <w:bookmarkStart w:id="10" w:name="_Toc253"/>
+        <w:pStyle w:val="2"/>
+        <w:bidi w:val="0"/>
+        <w:rPr>
+          <w:rFonts w:hint="default"/>
+          <w:lang w:val="en-US" w:eastAsia="zh-CN"/>
+        </w:rPr>
+      </w:pPr>
+      <w:bookmarkStart w:id="11" w:name="_Toc253"/>
       <w:r>
         <w:rPr>
           <w:rFonts w:hint="default"/>
@@ -4157,11 +4026,11 @@
         </w:rPr>
         <w:t>人力资源部</w:t>
       </w:r>
-      <w:bookmarkEnd w:id="10"/>
-    </w:p>
-    <w:p>
-      <w:pPr>
-        <w:pStyle w:val="29"/>
+      <w:bookmarkEnd w:id="11"/>
+    </w:p>
+    <w:p>
+      <w:pPr>
+        <w:pStyle w:val="a1"/>
         <w:keepNext w:val="0"/>
         <w:keepLines w:val="0"/>
         <w:pageBreakBefore w:val="0"/>
@@ -4190,7 +4059,7 @@
     </w:p>
     <w:p>
       <w:pPr>
-        <w:pStyle w:val="29"/>
+        <w:pStyle w:val="a1"/>
         <w:keepNext w:val="0"/>
         <w:keepLines w:val="0"/>
         <w:pageBreakBefore w:val="0"/>
@@ -4219,7 +4088,7 @@
     </w:p>
     <w:p>
       <w:pPr>
-        <w:pStyle w:val="29"/>
+        <w:pStyle w:val="a1"/>
         <w:keepNext w:val="0"/>
         <w:keepLines w:val="0"/>
         <w:pageBreakBefore w:val="0"/>
@@ -4248,14 +4117,14 @@
     </w:p>
     <w:p>
       <w:pPr>
-        <w:pStyle w:val="30"/>
-        <w:bidi w:val="0"/>
-        <w:rPr>
-          <w:rFonts w:hint="default"/>
-          <w:lang w:val="en-US" w:eastAsia="zh-CN"/>
-        </w:rPr>
-      </w:pPr>
-      <w:bookmarkStart w:id="11" w:name="_Toc12201"/>
+        <w:pStyle w:val="2"/>
+        <w:bidi w:val="0"/>
+        <w:rPr>
+          <w:rFonts w:hint="default"/>
+          <w:lang w:val="en-US" w:eastAsia="zh-CN"/>
+        </w:rPr>
+      </w:pPr>
+      <w:bookmarkStart w:id="12" w:name="_Toc12201"/>
       <w:r>
         <w:rPr>
           <w:rFonts w:hint="default"/>
@@ -4263,11 +4132,11 @@
         </w:rPr>
         <w:t>应急管理部</w:t>
       </w:r>
-      <w:bookmarkEnd w:id="11"/>
-    </w:p>
-    <w:p>
-      <w:pPr>
-        <w:pStyle w:val="29"/>
+      <w:bookmarkEnd w:id="12"/>
+    </w:p>
+    <w:p>
+      <w:pPr>
+        <w:pStyle w:val="a1"/>
         <w:keepNext w:val="0"/>
         <w:keepLines w:val="0"/>
         <w:pageBreakBefore w:val="0"/>
@@ -4296,7 +4165,7 @@
     </w:p>
     <w:p>
       <w:pPr>
-        <w:pStyle w:val="29"/>
+        <w:pStyle w:val="a1"/>
         <w:keepNext w:val="0"/>
         <w:keepLines w:val="0"/>
         <w:pageBreakBefore w:val="0"/>
@@ -4325,14 +4194,14 @@
     </w:p>
     <w:p>
       <w:pPr>
-        <w:pStyle w:val="30"/>
-        <w:bidi w:val="0"/>
-        <w:rPr>
-          <w:rFonts w:hint="default"/>
-          <w:lang w:val="en-US" w:eastAsia="zh-CN"/>
-        </w:rPr>
-      </w:pPr>
-      <w:bookmarkStart w:id="12" w:name="_Toc4573"/>
+        <w:pStyle w:val="2"/>
+        <w:bidi w:val="0"/>
+        <w:rPr>
+          <w:rFonts w:hint="default"/>
+          <w:lang w:val="en-US" w:eastAsia="zh-CN"/>
+        </w:rPr>
+      </w:pPr>
+      <w:bookmarkStart w:id="13" w:name="_Toc4573"/>
       <w:r>
         <w:rPr>
           <w:rFonts w:hint="eastAsia"/>
@@ -4340,11 +4209,11 @@
         </w:rPr>
         <w:t>管理者代表</w:t>
       </w:r>
-      <w:bookmarkEnd w:id="12"/>
-    </w:p>
-    <w:p>
-      <w:pPr>
-        <w:pStyle w:val="29"/>
+      <w:bookmarkEnd w:id="13"/>
+    </w:p>
+    <w:p>
+      <w:pPr>
+        <w:pStyle w:val="a1"/>
         <w:keepNext w:val="0"/>
         <w:keepLines w:val="0"/>
         <w:pageBreakBefore w:val="0"/>
@@ -4373,7 +4242,7 @@
     </w:p>
     <w:p>
       <w:pPr>
-        <w:pStyle w:val="29"/>
+        <w:pStyle w:val="a1"/>
         <w:keepNext w:val="0"/>
         <w:keepLines w:val="0"/>
         <w:pageBreakBefore w:val="0"/>
@@ -4402,14 +4271,14 @@
     </w:p>
     <w:p>
       <w:pPr>
-        <w:pStyle w:val="30"/>
+        <w:pStyle w:val="2"/>
         <w:bidi w:val="0"/>
         <w:rPr>
           <w:rFonts w:hint="eastAsia"/>
           <w:lang w:val="en-US" w:eastAsia="zh-CN"/>
         </w:rPr>
       </w:pPr>
-      <w:bookmarkStart w:id="13" w:name="_Toc25603"/>
+      <w:bookmarkStart w:id="14" w:name="_Toc25603"/>
       <w:r>
         <w:rPr>
           <w:rFonts w:hint="eastAsia"/>
@@ -4417,11 +4286,11 @@
         </w:rPr>
         <w:t>采购部</w:t>
       </w:r>
-      <w:bookmarkEnd w:id="13"/>
-    </w:p>
-    <w:p>
-      <w:pPr>
-        <w:pStyle w:val="29"/>
+      <w:bookmarkEnd w:id="14"/>
+    </w:p>
+    <w:p>
+      <w:pPr>
+        <w:pStyle w:val="a1"/>
         <w:keepNext w:val="0"/>
         <w:keepLines w:val="0"/>
         <w:pageBreakBefore w:val="0"/>
@@ -4450,7 +4319,7 @@
     </w:p>
     <w:p>
       <w:pPr>
-        <w:pStyle w:val="29"/>
+        <w:pStyle w:val="a1"/>
         <w:keepNext w:val="0"/>
         <w:keepLines w:val="0"/>
         <w:pageBreakBefore w:val="0"/>
@@ -4479,7 +4348,7 @@
     </w:p>
     <w:p>
       <w:pPr>
-        <w:pStyle w:val="29"/>
+        <w:pStyle w:val="a1"/>
         <w:keepNext w:val="0"/>
         <w:keepLines w:val="0"/>
         <w:pageBreakBefore w:val="0"/>
@@ -4508,14 +4377,14 @@
     </w:p>
     <w:p>
       <w:pPr>
-        <w:pStyle w:val="28"/>
-        <w:bidi w:val="0"/>
-        <w:rPr>
-          <w:rFonts w:hint="default"/>
-          <w:lang w:val="en-US" w:eastAsia="zh-CN"/>
-        </w:rPr>
-      </w:pPr>
-      <w:bookmarkStart w:id="14" w:name="_Toc30973"/>
+        <w:pStyle w:val="1"/>
+        <w:bidi w:val="0"/>
+        <w:rPr>
+          <w:rFonts w:hint="default"/>
+          <w:lang w:val="en-US" w:eastAsia="zh-CN"/>
+        </w:rPr>
+      </w:pPr>
+      <w:bookmarkStart w:id="15" w:name="_Toc30973"/>
       <w:r>
         <w:rPr>
           <w:rFonts w:hint="default"/>
@@ -4523,18 +4392,18 @@
         </w:rPr>
         <w:t>能力管理流程</w:t>
       </w:r>
-      <w:bookmarkEnd w:id="14"/>
-    </w:p>
-    <w:p>
-      <w:pPr>
-        <w:pStyle w:val="30"/>
-        <w:bidi w:val="0"/>
-        <w:rPr>
-          <w:rFonts w:hint="default"/>
-          <w:lang w:val="en-US" w:eastAsia="zh-CN"/>
-        </w:rPr>
-      </w:pPr>
-      <w:bookmarkStart w:id="15" w:name="_Toc30397"/>
+      <w:bookmarkEnd w:id="15"/>
+    </w:p>
+    <w:p>
+      <w:pPr>
+        <w:pStyle w:val="2"/>
+        <w:bidi w:val="0"/>
+        <w:rPr>
+          <w:rFonts w:hint="default"/>
+          <w:lang w:val="en-US" w:eastAsia="zh-CN"/>
+        </w:rPr>
+      </w:pPr>
+      <w:bookmarkStart w:id="16" w:name="_Toc30397"/>
       <w:r>
         <w:rPr>
           <w:rFonts w:hint="default"/>
@@ -4542,11 +4411,11 @@
         </w:rPr>
         <w:t>能力策划</w:t>
       </w:r>
-      <w:bookmarkEnd w:id="15"/>
-    </w:p>
-    <w:p>
-      <w:pPr>
-        <w:pStyle w:val="29"/>
+      <w:bookmarkEnd w:id="16"/>
+    </w:p>
+    <w:p>
+      <w:pPr>
+        <w:pStyle w:val="a1"/>
         <w:keepNext w:val="0"/>
         <w:keepLines w:val="0"/>
         <w:pageBreakBefore w:val="0"/>
@@ -4575,7 +4444,7 @@
     </w:p>
     <w:p>
       <w:pPr>
-        <w:pStyle w:val="29"/>
+        <w:pStyle w:val="a1"/>
         <w:keepNext w:val="0"/>
         <w:keepLines w:val="0"/>
         <w:pageBreakBefore w:val="0"/>
@@ -4604,7 +4473,7 @@
     </w:p>
     <w:p>
       <w:pPr>
-        <w:pStyle w:val="29"/>
+        <w:pStyle w:val="a1"/>
         <w:keepNext w:val="0"/>
         <w:keepLines w:val="0"/>
         <w:pageBreakBefore w:val="0"/>
@@ -4633,7 +4502,7 @@
     </w:p>
     <w:p>
       <w:pPr>
-        <w:pStyle w:val="29"/>
+        <w:pStyle w:val="a1"/>
         <w:keepNext w:val="0"/>
         <w:keepLines w:val="0"/>
         <w:pageBreakBefore w:val="0"/>
@@ -4650,7 +4519,7 @@
         <w:bidi w:val="0"/>
         <w:adjustRightInd w:val="0"/>
         <w:snapToGrid w:val="0"/>
-        <w:ind w:left="425" w:leftChars="0" w:hanging="425" w:firstLineChars="0"/>
+        <w:ind w:left="425" w:hanging="425" w:leftChars="0" w:firstLineChars="0"/>
         <w:textAlignment w:val="baseline"/>
         <w:rPr>
           <w:rFonts w:hint="default"/>
@@ -4667,7 +4536,7 @@
     </w:p>
     <w:p>
       <w:pPr>
-        <w:pStyle w:val="29"/>
+        <w:pStyle w:val="a1"/>
         <w:keepNext w:val="0"/>
         <w:keepLines w:val="0"/>
         <w:pageBreakBefore w:val="0"/>
@@ -4684,7 +4553,7 @@
         <w:bidi w:val="0"/>
         <w:adjustRightInd w:val="0"/>
         <w:snapToGrid w:val="0"/>
-        <w:ind w:left="425" w:leftChars="0" w:hanging="425" w:firstLineChars="0"/>
+        <w:ind w:left="425" w:hanging="425" w:leftChars="0" w:firstLineChars="0"/>
         <w:textAlignment w:val="baseline"/>
         <w:rPr>
           <w:rFonts w:hint="default"/>
@@ -4701,7 +4570,7 @@
     </w:p>
     <w:p>
       <w:pPr>
-        <w:pStyle w:val="29"/>
+        <w:pStyle w:val="a1"/>
         <w:keepNext w:val="0"/>
         <w:keepLines w:val="0"/>
         <w:pageBreakBefore w:val="0"/>
@@ -4718,7 +4587,7 @@
         <w:bidi w:val="0"/>
         <w:adjustRightInd w:val="0"/>
         <w:snapToGrid w:val="0"/>
-        <w:ind w:left="425" w:leftChars="0" w:hanging="425" w:firstLineChars="0"/>
+        <w:ind w:left="425" w:hanging="425" w:leftChars="0" w:firstLineChars="0"/>
         <w:textAlignment w:val="baseline"/>
         <w:rPr>
           <w:rFonts w:hint="default"/>
@@ -4735,7 +4604,7 @@
     </w:p>
     <w:p>
       <w:pPr>
-        <w:pStyle w:val="29"/>
+        <w:pStyle w:val="a1"/>
         <w:keepNext w:val="0"/>
         <w:keepLines w:val="0"/>
         <w:pageBreakBefore w:val="0"/>
@@ -4752,7 +4621,7 @@
         <w:bidi w:val="0"/>
         <w:adjustRightInd w:val="0"/>
         <w:snapToGrid w:val="0"/>
-        <w:ind w:left="425" w:leftChars="0" w:hanging="425" w:firstLineChars="0"/>
+        <w:ind w:left="425" w:hanging="425" w:leftChars="0" w:firstLineChars="0"/>
         <w:textAlignment w:val="baseline"/>
         <w:rPr>
           <w:rFonts w:hint="default"/>
@@ -4769,7 +4638,7 @@
     </w:p>
     <w:p>
       <w:pPr>
-        <w:pStyle w:val="29"/>
+        <w:pStyle w:val="a1"/>
         <w:keepNext w:val="0"/>
         <w:keepLines w:val="0"/>
         <w:pageBreakBefore w:val="0"/>
@@ -4786,7 +4655,7 @@
         <w:bidi w:val="0"/>
         <w:adjustRightInd w:val="0"/>
         <w:snapToGrid w:val="0"/>
-        <w:ind w:left="425" w:leftChars="0" w:hanging="425" w:firstLineChars="0"/>
+        <w:ind w:left="425" w:hanging="425" w:leftChars="0" w:firstLineChars="0"/>
         <w:textAlignment w:val="baseline"/>
         <w:rPr>
           <w:rFonts w:hint="default"/>
@@ -4803,7 +4672,7 @@
     </w:p>
     <w:p>
       <w:pPr>
-        <w:pStyle w:val="29"/>
+        <w:pStyle w:val="a1"/>
         <w:keepNext w:val="0"/>
         <w:keepLines w:val="0"/>
         <w:pageBreakBefore w:val="0"/>
@@ -4820,7 +4689,7 @@
         <w:bidi w:val="0"/>
         <w:adjustRightInd w:val="0"/>
         <w:snapToGrid w:val="0"/>
-        <w:ind w:left="425" w:leftChars="0" w:hanging="425" w:firstLineChars="0"/>
+        <w:ind w:left="425" w:hanging="425" w:leftChars="0" w:firstLineChars="0"/>
         <w:textAlignment w:val="baseline"/>
         <w:rPr>
           <w:rFonts w:hint="default"/>
@@ -4837,7 +4706,7 @@
     </w:p>
     <w:p>
       <w:pPr>
-        <w:pStyle w:val="29"/>
+        <w:pStyle w:val="a1"/>
         <w:keepNext w:val="0"/>
         <w:keepLines w:val="0"/>
         <w:pageBreakBefore w:val="0"/>
@@ -4866,7 +4735,7 @@
     </w:p>
     <w:p>
       <w:pPr>
-        <w:pStyle w:val="29"/>
+        <w:pStyle w:val="a1"/>
         <w:keepNext w:val="0"/>
         <w:keepLines w:val="0"/>
         <w:pageBreakBefore w:val="0"/>
@@ -4895,7 +4764,7 @@
     </w:p>
     <w:p>
       <w:pPr>
-        <w:pStyle w:val="29"/>
+        <w:pStyle w:val="a1"/>
         <w:keepNext w:val="0"/>
         <w:keepLines w:val="0"/>
         <w:pageBreakBefore w:val="0"/>
@@ -4924,7 +4793,7 @@
     </w:p>
     <w:p>
       <w:pPr>
-        <w:pStyle w:val="29"/>
+        <w:pStyle w:val="a1"/>
         <w:keepNext w:val="0"/>
         <w:keepLines w:val="0"/>
         <w:pageBreakBefore w:val="0"/>
@@ -4953,14 +4822,14 @@
     </w:p>
     <w:p>
       <w:pPr>
-        <w:pStyle w:val="30"/>
-        <w:bidi w:val="0"/>
-        <w:rPr>
-          <w:rFonts w:hint="default"/>
-          <w:lang w:val="en-US" w:eastAsia="zh-CN"/>
-        </w:rPr>
-      </w:pPr>
-      <w:bookmarkStart w:id="16" w:name="_Toc27297"/>
+        <w:pStyle w:val="2"/>
+        <w:bidi w:val="0"/>
+        <w:rPr>
+          <w:rFonts w:hint="default"/>
+          <w:lang w:val="en-US" w:eastAsia="zh-CN"/>
+        </w:rPr>
+      </w:pPr>
+      <w:bookmarkStart w:id="17" w:name="_Toc27297"/>
       <w:r>
         <w:rPr>
           <w:rFonts w:hint="default"/>
@@ -4968,11 +4837,11 @@
         </w:rPr>
         <w:t>计划审批</w:t>
       </w:r>
-      <w:bookmarkEnd w:id="16"/>
-    </w:p>
-    <w:p>
-      <w:pPr>
-        <w:pStyle w:val="29"/>
+      <w:bookmarkEnd w:id="17"/>
+    </w:p>
+    <w:p>
+      <w:pPr>
+        <w:pStyle w:val="a1"/>
         <w:keepNext w:val="0"/>
         <w:keepLines w:val="0"/>
         <w:pageBreakBefore w:val="0"/>
@@ -5001,7 +4870,7 @@
     </w:p>
     <w:p>
       <w:pPr>
-        <w:pStyle w:val="29"/>
+        <w:pStyle w:val="a1"/>
         <w:keepNext w:val="0"/>
         <w:keepLines w:val="0"/>
         <w:pageBreakBefore w:val="0"/>
@@ -5030,7 +4899,7 @@
     </w:p>
     <w:p>
       <w:pPr>
-        <w:pStyle w:val="29"/>
+        <w:pStyle w:val="a1"/>
         <w:keepNext w:val="0"/>
         <w:keepLines w:val="0"/>
         <w:pageBreakBefore w:val="0"/>
@@ -5059,14 +4928,14 @@
     </w:p>
     <w:p>
       <w:pPr>
-        <w:pStyle w:val="30"/>
-        <w:bidi w:val="0"/>
-        <w:rPr>
-          <w:rFonts w:hint="default"/>
-          <w:lang w:val="en-US" w:eastAsia="zh-CN"/>
-        </w:rPr>
-      </w:pPr>
-      <w:bookmarkStart w:id="17" w:name="_Toc7678"/>
+        <w:pStyle w:val="2"/>
+        <w:bidi w:val="0"/>
+        <w:rPr>
+          <w:rFonts w:hint="default"/>
+          <w:lang w:val="en-US" w:eastAsia="zh-CN"/>
+        </w:rPr>
+      </w:pPr>
+      <w:bookmarkStart w:id="18" w:name="_Toc7678"/>
       <w:r>
         <w:rPr>
           <w:rFonts w:hint="default"/>
@@ -5074,11 +4943,11 @@
         </w:rPr>
         <w:t>计划执行</w:t>
       </w:r>
-      <w:bookmarkEnd w:id="17"/>
-    </w:p>
-    <w:p>
-      <w:pPr>
-        <w:pStyle w:val="29"/>
+      <w:bookmarkEnd w:id="18"/>
+    </w:p>
+    <w:p>
+      <w:pPr>
+        <w:pStyle w:val="a1"/>
         <w:keepNext w:val="0"/>
         <w:keepLines w:val="0"/>
         <w:pageBreakBefore w:val="0"/>
@@ -5107,7 +4976,7 @@
     </w:p>
     <w:p>
       <w:pPr>
-        <w:pStyle w:val="29"/>
+        <w:pStyle w:val="a1"/>
         <w:keepNext w:val="0"/>
         <w:keepLines w:val="0"/>
         <w:pageBreakBefore w:val="0"/>
@@ -5136,7 +5005,7 @@
     </w:p>
     <w:p>
       <w:pPr>
-        <w:pStyle w:val="29"/>
+        <w:pStyle w:val="a1"/>
         <w:keepNext w:val="0"/>
         <w:keepLines w:val="0"/>
         <w:pageBreakBefore w:val="0"/>
@@ -5165,14 +5034,14 @@
     </w:p>
     <w:p>
       <w:pPr>
-        <w:pStyle w:val="30"/>
-        <w:bidi w:val="0"/>
-        <w:rPr>
-          <w:rFonts w:hint="default"/>
-          <w:lang w:val="en-US" w:eastAsia="zh-CN"/>
-        </w:rPr>
-      </w:pPr>
-      <w:bookmarkStart w:id="18" w:name="_Toc4992"/>
+        <w:pStyle w:val="2"/>
+        <w:bidi w:val="0"/>
+        <w:rPr>
+          <w:rFonts w:hint="default"/>
+          <w:lang w:val="en-US" w:eastAsia="zh-CN"/>
+        </w:rPr>
+      </w:pPr>
+      <w:bookmarkStart w:id="19" w:name="_Toc4992"/>
       <w:r>
         <w:rPr>
           <w:rFonts w:hint="default"/>
@@ -5180,11 +5049,11 @@
         </w:rPr>
         <w:t>过程监督</w:t>
       </w:r>
-      <w:bookmarkEnd w:id="18"/>
-    </w:p>
-    <w:p>
-      <w:pPr>
-        <w:pStyle w:val="29"/>
+      <w:bookmarkEnd w:id="19"/>
+    </w:p>
+    <w:p>
+      <w:pPr>
+        <w:pStyle w:val="a1"/>
         <w:keepNext w:val="0"/>
         <w:keepLines w:val="0"/>
         <w:pageBreakBefore w:val="0"/>
@@ -5213,7 +5082,7 @@
     </w:p>
     <w:p>
       <w:pPr>
-        <w:pStyle w:val="29"/>
+        <w:pStyle w:val="a1"/>
         <w:keepNext w:val="0"/>
         <w:keepLines w:val="0"/>
         <w:pageBreakBefore w:val="0"/>
@@ -5242,7 +5111,7 @@
     </w:p>
     <w:p>
       <w:pPr>
-        <w:pStyle w:val="29"/>
+        <w:pStyle w:val="a1"/>
         <w:keepNext w:val="0"/>
         <w:keepLines w:val="0"/>
         <w:pageBreakBefore w:val="0"/>
@@ -5271,14 +5140,14 @@
     </w:p>
     <w:p>
       <w:pPr>
-        <w:pStyle w:val="30"/>
-        <w:bidi w:val="0"/>
-        <w:rPr>
-          <w:rFonts w:hint="default"/>
-          <w:lang w:val="en-US" w:eastAsia="zh-CN"/>
-        </w:rPr>
-      </w:pPr>
-      <w:bookmarkStart w:id="19" w:name="_Toc3613"/>
+        <w:pStyle w:val="2"/>
+        <w:bidi w:val="0"/>
+        <w:rPr>
+          <w:rFonts w:hint="default"/>
+          <w:lang w:val="en-US" w:eastAsia="zh-CN"/>
+        </w:rPr>
+      </w:pPr>
+      <w:bookmarkStart w:id="20" w:name="_Toc3613"/>
       <w:r>
         <w:rPr>
           <w:rFonts w:hint="default"/>
@@ -5286,11 +5155,11 @@
         </w:rPr>
         <w:t>年度总结</w:t>
       </w:r>
-      <w:bookmarkEnd w:id="19"/>
-    </w:p>
-    <w:p>
-      <w:pPr>
-        <w:pStyle w:val="29"/>
+      <w:bookmarkEnd w:id="20"/>
+    </w:p>
+    <w:p>
+      <w:pPr>
+        <w:pStyle w:val="a1"/>
         <w:keepNext w:val="0"/>
         <w:keepLines w:val="0"/>
         <w:pageBreakBefore w:val="0"/>
@@ -5319,7 +5188,7 @@
     </w:p>
     <w:p>
       <w:pPr>
-        <w:pStyle w:val="29"/>
+        <w:pStyle w:val="a1"/>
         <w:keepNext w:val="0"/>
         <w:keepLines w:val="0"/>
         <w:pageBreakBefore w:val="0"/>
@@ -5348,7 +5217,7 @@
     </w:p>
     <w:p>
       <w:pPr>
-        <w:pStyle w:val="29"/>
+        <w:pStyle w:val="a1"/>
         <w:keepNext w:val="0"/>
         <w:keepLines w:val="0"/>
         <w:pageBreakBefore w:val="0"/>
@@ -5365,7 +5234,7 @@
         <w:bidi w:val="0"/>
         <w:adjustRightInd w:val="0"/>
         <w:snapToGrid w:val="0"/>
-        <w:ind w:left="425" w:leftChars="0" w:hanging="425" w:firstLineChars="0"/>
+        <w:ind w:left="425" w:hanging="425" w:leftChars="0" w:firstLineChars="0"/>
         <w:textAlignment w:val="baseline"/>
         <w:rPr>
           <w:rFonts w:hint="default"/>
@@ -5382,7 +5251,7 @@
     </w:p>
     <w:p>
       <w:pPr>
-        <w:pStyle w:val="29"/>
+        <w:pStyle w:val="a1"/>
         <w:keepNext w:val="0"/>
         <w:keepLines w:val="0"/>
         <w:pageBreakBefore w:val="0"/>
@@ -5399,7 +5268,7 @@
         <w:bidi w:val="0"/>
         <w:adjustRightInd w:val="0"/>
         <w:snapToGrid w:val="0"/>
-        <w:ind w:left="425" w:leftChars="0" w:hanging="425" w:firstLineChars="0"/>
+        <w:ind w:left="425" w:hanging="425" w:leftChars="0" w:firstLineChars="0"/>
         <w:textAlignment w:val="baseline"/>
         <w:rPr>
           <w:rFonts w:hint="default"/>
@@ -5416,7 +5285,7 @@
     </w:p>
     <w:p>
       <w:pPr>
-        <w:pStyle w:val="29"/>
+        <w:pStyle w:val="a1"/>
         <w:keepNext w:val="0"/>
         <w:keepLines w:val="0"/>
         <w:pageBreakBefore w:val="0"/>
@@ -5433,7 +5302,7 @@
         <w:bidi w:val="0"/>
         <w:adjustRightInd w:val="0"/>
         <w:snapToGrid w:val="0"/>
-        <w:ind w:left="425" w:leftChars="0" w:hanging="425" w:firstLineChars="0"/>
+        <w:ind w:left="425" w:hanging="425" w:leftChars="0" w:firstLineChars="0"/>
         <w:textAlignment w:val="baseline"/>
         <w:rPr>
           <w:rFonts w:hint="default"/>
@@ -5450,7 +5319,7 @@
     </w:p>
     <w:p>
       <w:pPr>
-        <w:pStyle w:val="29"/>
+        <w:pStyle w:val="a1"/>
         <w:keepNext w:val="0"/>
         <w:keepLines w:val="0"/>
         <w:pageBreakBefore w:val="0"/>
@@ -5467,7 +5336,7 @@
         <w:bidi w:val="0"/>
         <w:adjustRightInd w:val="0"/>
         <w:snapToGrid w:val="0"/>
-        <w:ind w:left="425" w:leftChars="0" w:hanging="425" w:firstLineChars="0"/>
+        <w:ind w:left="425" w:hanging="425" w:leftChars="0" w:firstLineChars="0"/>
         <w:textAlignment w:val="baseline"/>
         <w:rPr>
           <w:rFonts w:hint="default"/>
@@ -5484,7 +5353,7 @@
     </w:p>
     <w:p>
       <w:pPr>
-        <w:pStyle w:val="29"/>
+        <w:pStyle w:val="a1"/>
         <w:keepNext w:val="0"/>
         <w:keepLines w:val="0"/>
         <w:pageBreakBefore w:val="0"/>
@@ -5501,7 +5370,7 @@
         <w:bidi w:val="0"/>
         <w:adjustRightInd w:val="0"/>
         <w:snapToGrid w:val="0"/>
-        <w:ind w:left="425" w:leftChars="0" w:hanging="425" w:firstLineChars="0"/>
+        <w:ind w:left="425" w:hanging="425" w:leftChars="0" w:firstLineChars="0"/>
         <w:textAlignment w:val="baseline"/>
         <w:rPr>
           <w:rFonts w:hint="default"/>
@@ -5518,7 +5387,7 @@
     </w:p>
     <w:p>
       <w:pPr>
-        <w:pStyle w:val="29"/>
+        <w:pStyle w:val="a1"/>
         <w:keepNext w:val="0"/>
         <w:keepLines w:val="0"/>
         <w:pageBreakBefore w:val="0"/>
@@ -5561,14 +5430,14 @@
     </w:p>
     <w:p>
       <w:pPr>
-        <w:pStyle w:val="30"/>
-        <w:bidi w:val="0"/>
-        <w:rPr>
-          <w:rFonts w:hint="default"/>
-          <w:lang w:val="en-US" w:eastAsia="zh-CN"/>
-        </w:rPr>
-      </w:pPr>
-      <w:bookmarkStart w:id="20" w:name="_Toc12045"/>
+        <w:pStyle w:val="2"/>
+        <w:bidi w:val="0"/>
+        <w:rPr>
+          <w:rFonts w:hint="default"/>
+          <w:lang w:val="en-US" w:eastAsia="zh-CN"/>
+        </w:rPr>
+      </w:pPr>
+      <w:bookmarkStart w:id="21" w:name="_Toc12045"/>
       <w:r>
         <w:rPr>
           <w:rFonts w:hint="default"/>
@@ -5576,11 +5445,11 @@
         </w:rPr>
         <w:t>改进与优化</w:t>
       </w:r>
-      <w:bookmarkEnd w:id="20"/>
-    </w:p>
-    <w:p>
-      <w:pPr>
-        <w:pStyle w:val="29"/>
+      <w:bookmarkEnd w:id="21"/>
+    </w:p>
+    <w:p>
+      <w:pPr>
+        <w:pStyle w:val="a1"/>
         <w:keepNext w:val="0"/>
         <w:keepLines w:val="0"/>
         <w:pageBreakBefore w:val="0"/>
@@ -5609,7 +5478,7 @@
     </w:p>
     <w:p>
       <w:pPr>
-        <w:pStyle w:val="29"/>
+        <w:pStyle w:val="a1"/>
         <w:keepNext w:val="0"/>
         <w:keepLines w:val="0"/>
         <w:pageBreakBefore w:val="0"/>
@@ -5638,7 +5507,7 @@
     </w:p>
     <w:p>
       <w:pPr>
-        <w:pStyle w:val="29"/>
+        <w:pStyle w:val="a1"/>
         <w:keepNext w:val="0"/>
         <w:keepLines w:val="0"/>
         <w:pageBreakBefore w:val="0"/>
@@ -5667,14 +5536,14 @@
     </w:p>
     <w:p>
       <w:pPr>
-        <w:pStyle w:val="28"/>
-        <w:bidi w:val="0"/>
-        <w:rPr>
-          <w:rFonts w:hint="default"/>
-          <w:lang w:val="en-US" w:eastAsia="zh-CN"/>
-        </w:rPr>
-      </w:pPr>
-      <w:bookmarkStart w:id="21" w:name="_Toc29524"/>
+        <w:pStyle w:val="1"/>
+        <w:bidi w:val="0"/>
+        <w:rPr>
+          <w:rFonts w:hint="default"/>
+          <w:lang w:val="en-US" w:eastAsia="zh-CN"/>
+        </w:rPr>
+      </w:pPr>
+      <w:bookmarkStart w:id="22" w:name="_Toc29524"/>
       <w:r>
         <w:rPr>
           <w:rFonts w:hint="default"/>
@@ -5682,11 +5551,11 @@
         </w:rPr>
         <w:t>附则</w:t>
       </w:r>
-      <w:bookmarkEnd w:id="21"/>
-    </w:p>
-    <w:p>
-      <w:pPr>
-        <w:pStyle w:val="29"/>
+      <w:bookmarkEnd w:id="22"/>
+    </w:p>
+    <w:p>
+      <w:pPr>
+        <w:pStyle w:val="a1"/>
         <w:keepNext w:val="0"/>
         <w:keepLines w:val="0"/>
         <w:pageBreakBefore w:val="0"/>
@@ -5715,7 +5584,7 @@
     </w:p>
     <w:p>
       <w:pPr>
-        <w:pStyle w:val="29"/>
+        <w:pStyle w:val="a1"/>
         <w:keepNext w:val="0"/>
         <w:keepLines w:val="0"/>
         <w:pageBreakBefore w:val="0"/>
@@ -5744,7 +5613,7 @@
     </w:p>
     <w:p>
       <w:pPr>
-        <w:pStyle w:val="29"/>
+        <w:pStyle w:val="a1"/>
         <w:keepNext w:val="0"/>
         <w:keepLines w:val="0"/>
         <w:pageBreakBefore w:val="0"/>
@@ -5765,73 +5634,23 @@
       </w:pPr>
     </w:p>
     <w:sectPr>
-      <w:headerReference r:id="rId5" w:type="default"/>
+      <w:headerReference w:type="default" r:id="rId6"/>
       <w:pgSz w:w="11906" w:h="16838"/>
       <w:pgMar w:top="1417" w:right="1800" w:bottom="1440" w:left="1800" w:header="1140" w:footer="992" w:gutter="0"/>
-      <w:cols w:space="425" w:num="1"/>
+      <w:cols w:num="1" w:space="425"/>
       <w:docGrid w:type="lines" w:linePitch="312" w:charSpace="0"/>
     </w:sectPr>
   </w:body>
 </w:document>
 </file>
 
-<file path=word/endnotes.xml><?xml version="1.0" encoding="utf-8"?>
-<w:endnotes xmlns:wpc="http://schemas.microsoft.com/office/word/2010/wordprocessingCanvas" xmlns:mc="http://schemas.openxmlformats.org/markup-compatibility/2006" xmlns:o="urn:schemas-microsoft-com:office:office" xmlns:r="http://schemas.openxmlformats.org/officeDocument/2006/relationships" xmlns:m="http://schemas.openxmlformats.org/officeDocument/2006/math" xmlns:v="urn:schemas-microsoft-com:vml" xmlns:wp14="http://schemas.microsoft.com/office/word/2010/wordprocessingDrawing" xmlns:wp="http://schemas.openxmlformats.org/drawingml/2006/wordprocessingDrawing" xmlns:w="http://schemas.openxmlformats.org/wordprocessingml/2006/main" xmlns:w14="http://schemas.microsoft.com/office/word/2010/wordml" xmlns:w15="http://schemas.microsoft.com/office/word/2012/wordml" xmlns:w10="urn:schemas-microsoft-com:office:word" xmlns:wpg="http://schemas.microsoft.com/office/word/2010/wordprocessingGroup" xmlns:wpi="http://schemas.microsoft.com/office/word/2010/wordprocessingInk" xmlns:wne="http://schemas.microsoft.com/office/word/2006/wordml" xmlns:wps="http://schemas.microsoft.com/office/word/2010/wordprocessingShape" xmlns:wpsCustomData="http://www.wps.cn/officeDocument/2013/wpsCustomData" mc:Ignorable="w14 w15 wp14">
-  <w:endnote w:type="separator" w:id="0">
-    <w:p>
-      <w:pPr>
-        <w:spacing w:line="240" w:lineRule="auto"/>
-      </w:pPr>
-      <w:r>
-        <w:separator/>
-      </w:r>
-    </w:p>
-  </w:endnote>
-  <w:endnote w:type="continuationSeparator" w:id="1">
-    <w:p>
-      <w:pPr>
-        <w:spacing w:line="240" w:lineRule="auto"/>
-      </w:pPr>
-      <w:r>
-        <w:continuationSeparator/>
-      </w:r>
-    </w:p>
-  </w:endnote>
-</w:endnotes>
-</file>
-
-<file path=word/footnotes.xml><?xml version="1.0" encoding="utf-8"?>
-<w:footnotes xmlns:wpc="http://schemas.microsoft.com/office/word/2010/wordprocessingCanvas" xmlns:mc="http://schemas.openxmlformats.org/markup-compatibility/2006" xmlns:o="urn:schemas-microsoft-com:office:office" xmlns:r="http://schemas.openxmlformats.org/officeDocument/2006/relationships" xmlns:m="http://schemas.openxmlformats.org/officeDocument/2006/math" xmlns:v="urn:schemas-microsoft-com:vml" xmlns:wp14="http://schemas.microsoft.com/office/word/2010/wordprocessingDrawing" xmlns:wp="http://schemas.openxmlformats.org/drawingml/2006/wordprocessingDrawing" xmlns:w="http://schemas.openxmlformats.org/wordprocessingml/2006/main" xmlns:w14="http://schemas.microsoft.com/office/word/2010/wordml" xmlns:w15="http://schemas.microsoft.com/office/word/2012/wordml" xmlns:w10="urn:schemas-microsoft-com:office:word" xmlns:wpg="http://schemas.microsoft.com/office/word/2010/wordprocessingGroup" xmlns:wpi="http://schemas.microsoft.com/office/word/2010/wordprocessingInk" xmlns:wne="http://schemas.microsoft.com/office/word/2006/wordml" xmlns:wps="http://schemas.microsoft.com/office/word/2010/wordprocessingShape" xmlns:wpsCustomData="http://www.wps.cn/officeDocument/2013/wpsCustomData" mc:Ignorable="w14 w15 wp14">
-  <w:footnote w:type="separator" w:id="0">
-    <w:p>
-      <w:pPr>
-        <w:spacing w:line="360" w:lineRule="auto"/>
-      </w:pPr>
-      <w:r>
-        <w:separator/>
-      </w:r>
-    </w:p>
-  </w:footnote>
-  <w:footnote w:type="continuationSeparator" w:id="1">
-    <w:p>
-      <w:pPr>
-        <w:spacing w:line="360" w:lineRule="auto"/>
-      </w:pPr>
-      <w:r>
-        <w:continuationSeparator/>
-      </w:r>
-    </w:p>
-  </w:footnote>
-</w:footnotes>
-</file>
-
 <file path=word/header1.xml><?xml version="1.0" encoding="utf-8"?>
-<w:hdr xmlns:wpc="http://schemas.microsoft.com/office/word/2010/wordprocessingCanvas" xmlns:mc="http://schemas.openxmlformats.org/markup-compatibility/2006" xmlns:o="urn:schemas-microsoft-com:office:office" xmlns:r="http://schemas.openxmlformats.org/officeDocument/2006/relationships" xmlns:m="http://schemas.openxmlformats.org/officeDocument/2006/math" xmlns:v="urn:schemas-microsoft-com:vml" xmlns:wp14="http://schemas.microsoft.com/office/word/2010/wordprocessingDrawing" xmlns:wp="http://schemas.openxmlformats.org/drawingml/2006/wordprocessingDrawing" xmlns:w10="urn:schemas-microsoft-com:office:word" xmlns:w="http://schemas.openxmlformats.org/wordprocessingml/2006/main" xmlns:w14="http://schemas.microsoft.com/office/word/2010/wordml" xmlns:w15="http://schemas.microsoft.com/office/word/2012/wordml" xmlns:wpg="http://schemas.microsoft.com/office/word/2010/wordprocessingGroup" xmlns:wpi="http://schemas.microsoft.com/office/word/2010/wordprocessingInk" xmlns:wne="http://schemas.microsoft.com/office/word/2006/wordml" xmlns:wps="http://schemas.microsoft.com/office/word/2010/wordprocessingShape" xmlns:wpsCustomData="http://www.wps.cn/officeDocument/2013/wpsCustomData" mc:Ignorable="w14 w15 wp14">
+<w:hdr xmlns:wpc="http://schemas.microsoft.com/office/word/2010/wordprocessingCanvas" xmlns:mc="http://schemas.openxmlformats.org/markup-compatibility/2006" xmlns:o="urn:schemas-microsoft-com:office:office" xmlns:r="http://schemas.openxmlformats.org/officeDocument/2006/relationships" xmlns:m="http://schemas.openxmlformats.org/officeDocument/2006/math" xmlns:v="urn:schemas-microsoft-com:vml" xmlns:wp14="http://schemas.microsoft.com/office/word/2010/wordprocessingDrawing" xmlns:wp="http://schemas.openxmlformats.org/drawingml/2006/wordprocessingDrawing" xmlns:w10="urn:schemas-microsoft-com:office:word" xmlns:w="http://schemas.openxmlformats.org/wordprocessingml/2006/main" xmlns:w14="http://schemas.microsoft.com/office/word/2010/wordml" xmlns:w15="http://schemas.microsoft.com/office/word/2012/wordml" xmlns:wne="http://schemas.microsoft.com/office/word/2006/wordml" xmlns:wpg="http://schemas.microsoft.com/office/word/2010/wordprocessingGroup" xmlns:wpi="http://schemas.microsoft.com/office/word/2010/wordprocessingInk" xmlns:wps="http://schemas.microsoft.com/office/word/2010/wordprocessingShape" mc:Ignorable="w14 w15 wp14">
   <w:p>
     <w:pPr>
-      <w:pStyle w:val="15"/>
+      <w:pStyle w:val="Header"/>
       <w:pBdr>
-        <w:bottom w:val="single" w:color="auto" w:sz="4" w:space="1"/>
+        <w:bottom w:val="single" w:sz="4" w:space="1" w:color="auto"/>
       </w:pBdr>
       <w:tabs>
         <w:tab w:val="left" w:pos="335"/>
@@ -5839,27 +5658,27 @@
       </w:tabs>
       <w:jc w:val="right"/>
       <w:rPr>
-        <w:rFonts w:hint="eastAsia" w:eastAsiaTheme="minorEastAsia"/>
+        <w:rFonts w:eastAsiaTheme="minorEastAsia" w:hint="eastAsia"/>
         <w:lang w:eastAsia="zh-CN"/>
       </w:rPr>
     </w:pPr>
     <w:r>
       <w:rPr>
-        <w:rFonts w:hint="eastAsia" w:eastAsiaTheme="minorEastAsia"/>
+        <w:rFonts w:eastAsiaTheme="minorEastAsia" w:hint="eastAsia"/>
         <w:lang w:val="en-US" w:eastAsia="zh-CN"/>
       </w:rPr>
       <w:tab/>
     </w:r>
     <w:r>
       <w:rPr>
-        <w:rFonts w:hint="eastAsia" w:eastAsiaTheme="minorEastAsia"/>
+        <w:rFonts w:eastAsiaTheme="minorEastAsia" w:hint="eastAsia"/>
         <w:lang w:val="en-US" w:eastAsia="zh-CN"/>
       </w:rPr>
       <w:tab/>
     </w:r>
     <w:r>
       <w:rPr>
-        <w:rFonts w:hint="eastAsia" w:eastAsiaTheme="minorEastAsia"/>
+        <w:rFonts w:eastAsiaTheme="minorEastAsia" w:hint="eastAsia"/>
         <w:lang w:val="en-US" w:eastAsia="zh-CN"/>
       </w:rPr>
       <w:t>桐乡华数广电网络有限公司</w:t>
@@ -5869,15 +5688,15 @@
 </file>
 
 <file path=word/numbering.xml><?xml version="1.0" encoding="utf-8"?>
-<w:numbering xmlns:wpc="http://schemas.microsoft.com/office/word/2010/wordprocessingCanvas" xmlns:mc="http://schemas.openxmlformats.org/markup-compatibility/2006" xmlns:o="urn:schemas-microsoft-com:office:office" xmlns:r="http://schemas.openxmlformats.org/officeDocument/2006/relationships" xmlns:m="http://schemas.openxmlformats.org/officeDocument/2006/math" xmlns:v="urn:schemas-microsoft-com:vml" xmlns:wp14="http://schemas.microsoft.com/office/word/2010/wordprocessingDrawing" xmlns:wp="http://schemas.openxmlformats.org/drawingml/2006/wordprocessingDrawing" xmlns:w10="urn:schemas-microsoft-com:office:word" xmlns:w="http://schemas.openxmlformats.org/wordprocessingml/2006/main" xmlns:w14="http://schemas.microsoft.com/office/word/2010/wordml" xmlns:wpg="http://schemas.microsoft.com/office/word/2010/wordprocessingGroup" xmlns:wpi="http://schemas.microsoft.com/office/word/2010/wordprocessingInk" xmlns:wne="http://schemas.microsoft.com/office/word/2006/wordml" xmlns:wps="http://schemas.microsoft.com/office/word/2010/wordprocessingShape" xmlns:wpsCustomData="http://www.wps.cn/officeDocument/2013/wpsCustomData" mc:Ignorable="w14 wp14">
+<w:numbering xmlns:wpc="http://schemas.microsoft.com/office/word/2010/wordprocessingCanvas" xmlns:mc="http://schemas.openxmlformats.org/markup-compatibility/2006" xmlns:o="urn:schemas-microsoft-com:office:office" xmlns:r="http://schemas.openxmlformats.org/officeDocument/2006/relationships" xmlns:m="http://schemas.openxmlformats.org/officeDocument/2006/math" xmlns:v="urn:schemas-microsoft-com:vml" xmlns:wp14="http://schemas.microsoft.com/office/word/2010/wordprocessingDrawing" xmlns:wp="http://schemas.openxmlformats.org/drawingml/2006/wordprocessingDrawing" xmlns:w10="urn:schemas-microsoft-com:office:word" xmlns:w="http://schemas.openxmlformats.org/wordprocessingml/2006/main" xmlns:w14="http://schemas.microsoft.com/office/word/2010/wordml" xmlns:w15="http://schemas.microsoft.com/office/word/2012/wordml" xmlns:wne="http://schemas.microsoft.com/office/word/2006/wordml" xmlns:wpg="http://schemas.microsoft.com/office/word/2010/wordprocessingGroup" xmlns:wpi="http://schemas.microsoft.com/office/word/2010/wordprocessingInk" xmlns:wps="http://schemas.microsoft.com/office/word/2010/wordprocessingShape" mc:Ignorable="w14 w15 wp14">
   <w:abstractNum w:abstractNumId="0">
     <w:nsid w:val="8E964DCE"/>
     <w:multiLevelType w:val="multilevel"/>
     <w:tmpl w:val="8E964DCE"/>
-    <w:lvl w:ilvl="0" w:tentative="0">
+    <w:lvl w:ilvl="0">
       <w:start w:val="1"/>
       <w:numFmt w:val="decimal"/>
-      <w:pStyle w:val="2"/>
+      <w:pStyle w:val="Heading1"/>
       <w:lvlText w:val="%1."/>
       <w:lvlJc w:val="left"/>
       <w:pPr>
@@ -5887,10 +5706,10 @@
         <w:rFonts w:hint="default"/>
       </w:rPr>
     </w:lvl>
-    <w:lvl w:ilvl="1" w:tentative="0">
+    <w:lvl w:ilvl="1">
       <w:start w:val="1"/>
       <w:numFmt w:val="decimal"/>
-      <w:pStyle w:val="3"/>
+      <w:pStyle w:val="Heading2"/>
       <w:lvlText w:val="%1.%2."/>
       <w:lvlJc w:val="left"/>
       <w:pPr>
@@ -5900,10 +5719,10 @@
         <w:rFonts w:hint="default"/>
       </w:rPr>
     </w:lvl>
-    <w:lvl w:ilvl="2" w:tentative="0">
+    <w:lvl w:ilvl="2">
       <w:start w:val="1"/>
       <w:numFmt w:val="decimal"/>
-      <w:pStyle w:val="4"/>
+      <w:pStyle w:val="Heading3"/>
       <w:lvlText w:val="%1.%2.%3."/>
       <w:lvlJc w:val="left"/>
       <w:pPr>
@@ -5913,10 +5732,10 @@
         <w:rFonts w:hint="default"/>
       </w:rPr>
     </w:lvl>
-    <w:lvl w:ilvl="3" w:tentative="0">
+    <w:lvl w:ilvl="3">
       <w:start w:val="1"/>
       <w:numFmt w:val="decimal"/>
-      <w:pStyle w:val="5"/>
+      <w:pStyle w:val="Heading4"/>
       <w:lvlText w:val="%1.%2.%3.%4."/>
       <w:lvlJc w:val="left"/>
       <w:pPr>
@@ -5926,10 +5745,10 @@
         <w:rFonts w:hint="default"/>
       </w:rPr>
     </w:lvl>
-    <w:lvl w:ilvl="4" w:tentative="0">
+    <w:lvl w:ilvl="4">
       <w:start w:val="1"/>
       <w:numFmt w:val="decimal"/>
-      <w:pStyle w:val="6"/>
+      <w:pStyle w:val="Heading5"/>
       <w:lvlText w:val="%1.%2.%3.%4.%5."/>
       <w:lvlJc w:val="left"/>
       <w:pPr>
@@ -5939,10 +5758,10 @@
         <w:rFonts w:hint="default"/>
       </w:rPr>
     </w:lvl>
-    <w:lvl w:ilvl="5" w:tentative="0">
+    <w:lvl w:ilvl="5">
       <w:start w:val="1"/>
       <w:numFmt w:val="decimal"/>
-      <w:pStyle w:val="7"/>
+      <w:pStyle w:val="Heading6"/>
       <w:lvlText w:val="%1.%2.%3.%4.%5.%6."/>
       <w:lvlJc w:val="left"/>
       <w:pPr>
@@ -5952,10 +5771,10 @@
         <w:rFonts w:hint="default"/>
       </w:rPr>
     </w:lvl>
-    <w:lvl w:ilvl="6" w:tentative="0">
+    <w:lvl w:ilvl="6">
       <w:start w:val="1"/>
       <w:numFmt w:val="decimal"/>
-      <w:pStyle w:val="8"/>
+      <w:pStyle w:val="Heading7"/>
       <w:lvlText w:val="%1.%2.%3.%4.%5.%6.%7."/>
       <w:lvlJc w:val="left"/>
       <w:pPr>
@@ -5965,10 +5784,10 @@
         <w:rFonts w:hint="default"/>
       </w:rPr>
     </w:lvl>
-    <w:lvl w:ilvl="7" w:tentative="0">
+    <w:lvl w:ilvl="7">
       <w:start w:val="1"/>
       <w:numFmt w:val="decimal"/>
-      <w:pStyle w:val="9"/>
+      <w:pStyle w:val="Heading8"/>
       <w:lvlText w:val="%1.%2.%3.%4.%5.%6.%7.%8."/>
       <w:lvlJc w:val="left"/>
       <w:pPr>
@@ -5978,10 +5797,10 @@
         <w:rFonts w:hint="default"/>
       </w:rPr>
     </w:lvl>
-    <w:lvl w:ilvl="8" w:tentative="0">
+    <w:lvl w:ilvl="8">
       <w:start w:val="1"/>
       <w:numFmt w:val="decimal"/>
-      <w:pStyle w:val="10"/>
+      <w:pStyle w:val="Heading9"/>
       <w:lvlText w:val="%1.%2.%3.%4.%5.%6.%7.%8.%9."/>
       <w:lvlJc w:val="left"/>
       <w:pPr>
@@ -5996,7 +5815,7 @@
     <w:nsid w:val="CFE8B92B"/>
     <w:multiLevelType w:val="singleLevel"/>
     <w:tmpl w:val="CFE8B92B"/>
-    <w:lvl w:ilvl="0" w:tentative="0">
+    <w:lvl w:ilvl="0">
       <w:start w:val="1"/>
       <w:numFmt w:val="decimal"/>
       <w:lvlText w:val="%1."/>
@@ -6013,7 +5832,7 @@
     <w:nsid w:val="D3A8E5F6"/>
     <w:multiLevelType w:val="singleLevel"/>
     <w:tmpl w:val="D3A8E5F6"/>
-    <w:lvl w:ilvl="0" w:tentative="0">
+    <w:lvl w:ilvl="0">
       <w:start w:val="1"/>
       <w:numFmt w:val="decimal"/>
       <w:lvlText w:val="%1."/>
@@ -6039,269 +5858,267 @@
 </file>
 
 <file path=word/styles.xml><?xml version="1.0" encoding="utf-8"?>
-<w:styles xmlns:mc="http://schemas.openxmlformats.org/markup-compatibility/2006" xmlns:o="urn:schemas-microsoft-com:office:office" xmlns:r="http://schemas.openxmlformats.org/officeDocument/2006/relationships" xmlns:m="http://schemas.openxmlformats.org/officeDocument/2006/math" xmlns:v="urn:schemas-microsoft-com:vml" xmlns:w="http://schemas.openxmlformats.org/wordprocessingml/2006/main" xmlns:w14="http://schemas.microsoft.com/office/word/2010/wordml" xmlns:w10="urn:schemas-microsoft-com:office:word" xmlns:sl="http://schemas.openxmlformats.org/schemaLibrary/2006/main" xmlns:wpsCustomData="http://www.wps.cn/officeDocument/2013/wpsCustomData" mc:Ignorable="w14">
+<w:styles xmlns:mc="http://schemas.openxmlformats.org/markup-compatibility/2006" xmlns:r="http://schemas.openxmlformats.org/officeDocument/2006/relationships" xmlns:w="http://schemas.openxmlformats.org/wordprocessingml/2006/main" xmlns:w14="http://schemas.microsoft.com/office/word/2010/wordml" xmlns:w15="http://schemas.microsoft.com/office/word/2012/wordml" mc:Ignorable="w14 w15">
   <w:docDefaults>
     <w:rPrDefault>
       <w:rPr>
-        <w:rFonts w:ascii="Times New Roman" w:hAnsi="Times New Roman" w:eastAsia="宋体" w:cs="Times New Roman"/>
+        <w:rFonts w:ascii="Times New Roman" w:eastAsia="宋体" w:hAnsi="Times New Roman" w:cs="Times New Roman"/>
       </w:rPr>
     </w:rPrDefault>
     <w:pPrDefault/>
   </w:docDefaults>
-  <w:latentStyles w:count="260" w:defQFormat="0" w:defUnhideWhenUsed="1" w:defSemiHidden="1" w:defUIPriority="99" w:defLockedState="0">
-    <w:lsdException w:qFormat="1" w:unhideWhenUsed="0" w:uiPriority="0" w:semiHidden="0" w:name="Normal"/>
-    <w:lsdException w:qFormat="1" w:unhideWhenUsed="0" w:uiPriority="0" w:semiHidden="0" w:name="heading 1"/>
-    <w:lsdException w:qFormat="1" w:uiPriority="0" w:semiHidden="0" w:name="heading 2"/>
-    <w:lsdException w:qFormat="1" w:uiPriority="0" w:name="heading 3"/>
-    <w:lsdException w:qFormat="1" w:uiPriority="0" w:semiHidden="0" w:name="heading 4"/>
-    <w:lsdException w:qFormat="1" w:uiPriority="0" w:name="heading 5"/>
-    <w:lsdException w:qFormat="1" w:uiPriority="0" w:name="heading 6"/>
-    <w:lsdException w:qFormat="1" w:uiPriority="0" w:name="heading 7"/>
-    <w:lsdException w:qFormat="1" w:uiPriority="0" w:name="heading 8"/>
-    <w:lsdException w:qFormat="1" w:uiPriority="0" w:name="heading 9"/>
-    <w:lsdException w:unhideWhenUsed="0" w:uiPriority="0" w:semiHidden="0" w:name="index 1"/>
-    <w:lsdException w:unhideWhenUsed="0" w:uiPriority="0" w:semiHidden="0" w:name="index 2"/>
-    <w:lsdException w:unhideWhenUsed="0" w:uiPriority="0" w:semiHidden="0" w:name="index 3"/>
-    <w:lsdException w:unhideWhenUsed="0" w:uiPriority="0" w:semiHidden="0" w:name="index 4"/>
-    <w:lsdException w:unhideWhenUsed="0" w:uiPriority="0" w:semiHidden="0" w:name="index 5"/>
-    <w:lsdException w:unhideWhenUsed="0" w:uiPriority="0" w:semiHidden="0" w:name="index 6"/>
-    <w:lsdException w:unhideWhenUsed="0" w:uiPriority="0" w:semiHidden="0" w:name="index 7"/>
-    <w:lsdException w:unhideWhenUsed="0" w:uiPriority="0" w:semiHidden="0" w:name="index 8"/>
-    <w:lsdException w:unhideWhenUsed="0" w:uiPriority="0" w:semiHidden="0" w:name="index 9"/>
-    <w:lsdException w:qFormat="1" w:unhideWhenUsed="0" w:uiPriority="0" w:semiHidden="0" w:name="toc 1"/>
-    <w:lsdException w:qFormat="1" w:unhideWhenUsed="0" w:uiPriority="0" w:semiHidden="0" w:name="toc 2"/>
-    <w:lsdException w:qFormat="1" w:unhideWhenUsed="0" w:uiPriority="0" w:semiHidden="0" w:name="toc 3"/>
-    <w:lsdException w:unhideWhenUsed="0" w:uiPriority="0" w:semiHidden="0" w:name="toc 4"/>
-    <w:lsdException w:unhideWhenUsed="0" w:uiPriority="0" w:semiHidden="0" w:name="toc 5"/>
-    <w:lsdException w:unhideWhenUsed="0" w:uiPriority="0" w:semiHidden="0" w:name="toc 6"/>
-    <w:lsdException w:unhideWhenUsed="0" w:uiPriority="0" w:semiHidden="0" w:name="toc 7"/>
-    <w:lsdException w:unhideWhenUsed="0" w:uiPriority="0" w:semiHidden="0" w:name="toc 8"/>
-    <w:lsdException w:unhideWhenUsed="0" w:uiPriority="0" w:semiHidden="0" w:name="toc 9"/>
-    <w:lsdException w:unhideWhenUsed="0" w:uiPriority="0" w:semiHidden="0" w:name="Normal Indent"/>
-    <w:lsdException w:unhideWhenUsed="0" w:uiPriority="0" w:semiHidden="0" w:name="footnote text"/>
-    <w:lsdException w:qFormat="1" w:unhideWhenUsed="0" w:uiPriority="0" w:semiHidden="0" w:name="annotation text"/>
-    <w:lsdException w:qFormat="1" w:unhideWhenUsed="0" w:uiPriority="0" w:semiHidden="0" w:name="header"/>
-    <w:lsdException w:qFormat="1" w:unhideWhenUsed="0" w:uiPriority="0" w:semiHidden="0" w:name="footer"/>
-    <w:lsdException w:unhideWhenUsed="0" w:uiPriority="0" w:semiHidden="0" w:name="index heading"/>
-    <w:lsdException w:qFormat="1" w:uiPriority="0" w:name="caption"/>
-    <w:lsdException w:unhideWhenUsed="0" w:uiPriority="0" w:semiHidden="0" w:name="table of figures"/>
-    <w:lsdException w:unhideWhenUsed="0" w:uiPriority="0" w:semiHidden="0" w:name="envelope address"/>
-    <w:lsdException w:unhideWhenUsed="0" w:uiPriority="0" w:semiHidden="0" w:name="envelope return"/>
-    <w:lsdException w:unhideWhenUsed="0" w:uiPriority="0" w:semiHidden="0" w:name="footnote reference"/>
-    <w:lsdException w:unhideWhenUsed="0" w:uiPriority="0" w:semiHidden="0" w:name="annotation reference"/>
-    <w:lsdException w:unhideWhenUsed="0" w:uiPriority="0" w:semiHidden="0" w:name="line number"/>
-    <w:lsdException w:unhideWhenUsed="0" w:uiPriority="0" w:semiHidden="0" w:name="page number"/>
-    <w:lsdException w:unhideWhenUsed="0" w:uiPriority="0" w:semiHidden="0" w:name="endnote reference"/>
-    <w:lsdException w:unhideWhenUsed="0" w:uiPriority="0" w:semiHidden="0" w:name="endnote text"/>
-    <w:lsdException w:unhideWhenUsed="0" w:uiPriority="0" w:semiHidden="0" w:name="table of authorities"/>
-    <w:lsdException w:unhideWhenUsed="0" w:uiPriority="0" w:semiHidden="0" w:name="macro"/>
-    <w:lsdException w:unhideWhenUsed="0" w:uiPriority="0" w:semiHidden="0" w:name="toa heading"/>
-    <w:lsdException w:unhideWhenUsed="0" w:uiPriority="0" w:semiHidden="0" w:name="List"/>
-    <w:lsdException w:unhideWhenUsed="0" w:uiPriority="0" w:semiHidden="0" w:name="List Bullet"/>
-    <w:lsdException w:unhideWhenUsed="0" w:uiPriority="0" w:semiHidden="0" w:name="List Number"/>
-    <w:lsdException w:unhideWhenUsed="0" w:uiPriority="0" w:semiHidden="0" w:name="List 2"/>
-    <w:lsdException w:unhideWhenUsed="0" w:uiPriority="0" w:semiHidden="0" w:name="List 3"/>
-    <w:lsdException w:unhideWhenUsed="0" w:uiPriority="0" w:semiHidden="0" w:name="List 4"/>
-    <w:lsdException w:unhideWhenUsed="0" w:uiPriority="0" w:semiHidden="0" w:name="List 5"/>
-    <w:lsdException w:unhideWhenUsed="0" w:uiPriority="0" w:semiHidden="0" w:name="List Bullet 2"/>
-    <w:lsdException w:unhideWhenUsed="0" w:uiPriority="0" w:semiHidden="0" w:name="List Bullet 3"/>
-    <w:lsdException w:unhideWhenUsed="0" w:uiPriority="0" w:semiHidden="0" w:name="List Bullet 4"/>
-    <w:lsdException w:unhideWhenUsed="0" w:uiPriority="0" w:semiHidden="0" w:name="List Bullet 5"/>
-    <w:lsdException w:unhideWhenUsed="0" w:uiPriority="0" w:semiHidden="0" w:name="List Number 2"/>
-    <w:lsdException w:unhideWhenUsed="0" w:uiPriority="0" w:semiHidden="0" w:name="List Number 3"/>
-    <w:lsdException w:unhideWhenUsed="0" w:uiPriority="0" w:semiHidden="0" w:name="List Number 4"/>
-    <w:lsdException w:unhideWhenUsed="0" w:uiPriority="0" w:semiHidden="0" w:name="List Number 5"/>
-    <w:lsdException w:qFormat="1" w:unhideWhenUsed="0" w:uiPriority="0" w:semiHidden="0" w:name="Title"/>
-    <w:lsdException w:unhideWhenUsed="0" w:uiPriority="0" w:semiHidden="0" w:name="Closing"/>
-    <w:lsdException w:unhideWhenUsed="0" w:uiPriority="0" w:semiHidden="0" w:name="Signature"/>
-    <w:lsdException w:qFormat="1" w:unhideWhenUsed="0" w:uiPriority="0" w:name="Default Paragraph Font"/>
-    <w:lsdException w:qFormat="1" w:unhideWhenUsed="0" w:uiPriority="0" w:name="Body Text"/>
-    <w:lsdException w:unhideWhenUsed="0" w:uiPriority="0" w:semiHidden="0" w:name="Body Text Indent"/>
-    <w:lsdException w:unhideWhenUsed="0" w:uiPriority="0" w:semiHidden="0" w:name="List Continue"/>
-    <w:lsdException w:unhideWhenUsed="0" w:uiPriority="0" w:semiHidden="0" w:name="List Continue 2"/>
-    <w:lsdException w:unhideWhenUsed="0" w:uiPriority="0" w:semiHidden="0" w:name="List Continue 3"/>
-    <w:lsdException w:unhideWhenUsed="0" w:uiPriority="0" w:semiHidden="0" w:name="List Continue 4"/>
-    <w:lsdException w:unhideWhenUsed="0" w:uiPriority="0" w:semiHidden="0" w:name="List Continue 5"/>
-    <w:lsdException w:unhideWhenUsed="0" w:uiPriority="0" w:semiHidden="0" w:name="Message Header"/>
-    <w:lsdException w:qFormat="1" w:unhideWhenUsed="0" w:uiPriority="0" w:semiHidden="0" w:name="Subtitle"/>
-    <w:lsdException w:unhideWhenUsed="0" w:uiPriority="0" w:semiHidden="0" w:name="Salutation"/>
-    <w:lsdException w:unhideWhenUsed="0" w:uiPriority="0" w:semiHidden="0" w:name="Date"/>
-    <w:lsdException w:unhideWhenUsed="0" w:uiPriority="0" w:semiHidden="0" w:name="Body Text First Indent"/>
-    <w:lsdException w:unhideWhenUsed="0" w:uiPriority="0" w:semiHidden="0" w:name="Body Text First Indent 2"/>
-    <w:lsdException w:uiPriority="99" w:name="Note Heading"/>
-    <w:lsdException w:unhideWhenUsed="0" w:uiPriority="0" w:semiHidden="0" w:name="Body Text 2"/>
-    <w:lsdException w:unhideWhenUsed="0" w:uiPriority="0" w:semiHidden="0" w:name="Body Text 3"/>
-    <w:lsdException w:unhideWhenUsed="0" w:uiPriority="0" w:semiHidden="0" w:name="Body Text Indent 2"/>
-    <w:lsdException w:unhideWhenUsed="0" w:uiPriority="0" w:semiHidden="0" w:name="Body Text Indent 3"/>
-    <w:lsdException w:unhideWhenUsed="0" w:uiPriority="0" w:semiHidden="0" w:name="Block Text"/>
-    <w:lsdException w:unhideWhenUsed="0" w:uiPriority="0" w:semiHidden="0" w:name="Hyperlink"/>
-    <w:lsdException w:unhideWhenUsed="0" w:uiPriority="0" w:semiHidden="0" w:name="FollowedHyperlink"/>
-    <w:lsdException w:qFormat="1" w:unhideWhenUsed="0" w:uiPriority="0" w:semiHidden="0" w:name="Strong"/>
-    <w:lsdException w:qFormat="1" w:unhideWhenUsed="0" w:uiPriority="0" w:semiHidden="0" w:name="Emphasis"/>
-    <w:lsdException w:unhideWhenUsed="0" w:uiPriority="0" w:semiHidden="0" w:name="Document Map"/>
-    <w:lsdException w:unhideWhenUsed="0" w:uiPriority="0" w:semiHidden="0" w:name="Plain Text"/>
-    <w:lsdException w:unhideWhenUsed="0" w:uiPriority="0" w:semiHidden="0" w:name="E-mail Signature"/>
-    <w:lsdException w:qFormat="1" w:unhideWhenUsed="0" w:uiPriority="0" w:semiHidden="0" w:name="Normal (Web)"/>
-    <w:lsdException w:unhideWhenUsed="0" w:uiPriority="0" w:semiHidden="0" w:name="HTML Acronym"/>
-    <w:lsdException w:unhideWhenUsed="0" w:uiPriority="0" w:semiHidden="0" w:name="HTML Address"/>
-    <w:lsdException w:unhideWhenUsed="0" w:uiPriority="0" w:semiHidden="0" w:name="HTML Cite"/>
-    <w:lsdException w:unhideWhenUsed="0" w:uiPriority="0" w:semiHidden="0" w:name="HTML Code"/>
-    <w:lsdException w:unhideWhenUsed="0" w:uiPriority="0" w:semiHidden="0" w:name="HTML Definition"/>
-    <w:lsdException w:unhideWhenUsed="0" w:uiPriority="0" w:semiHidden="0" w:name="HTML Keyboard"/>
-    <w:lsdException w:unhideWhenUsed="0" w:uiPriority="0" w:semiHidden="0" w:name="HTML Preformatted"/>
-    <w:lsdException w:unhideWhenUsed="0" w:uiPriority="0" w:semiHidden="0" w:name="HTML Sample"/>
-    <w:lsdException w:unhideWhenUsed="0" w:uiPriority="0" w:semiHidden="0" w:name="HTML Typewriter"/>
-    <w:lsdException w:unhideWhenUsed="0" w:uiPriority="0" w:semiHidden="0" w:name="HTML Variable"/>
-    <w:lsdException w:qFormat="1" w:unhideWhenUsed="0" w:uiPriority="0" w:name="Normal Table"/>
-    <w:lsdException w:unhideWhenUsed="0" w:uiPriority="0" w:semiHidden="0" w:name="annotation subject"/>
-    <w:lsdException w:unhideWhenUsed="0" w:uiPriority="0" w:semiHidden="0" w:name="Table Simple 1"/>
-    <w:lsdException w:unhideWhenUsed="0" w:uiPriority="0" w:semiHidden="0" w:name="Table Simple 2"/>
-    <w:lsdException w:unhideWhenUsed="0" w:uiPriority="0" w:semiHidden="0" w:name="Table Simple 3"/>
-    <w:lsdException w:unhideWhenUsed="0" w:uiPriority="0" w:semiHidden="0" w:name="Table Classic 1"/>
-    <w:lsdException w:unhideWhenUsed="0" w:uiPriority="0" w:semiHidden="0" w:name="Table Classic 2"/>
-    <w:lsdException w:unhideWhenUsed="0" w:uiPriority="0" w:semiHidden="0" w:name="Table Classic 3"/>
-    <w:lsdException w:unhideWhenUsed="0" w:uiPriority="0" w:semiHidden="0" w:name="Table Classic 4"/>
-    <w:lsdException w:unhideWhenUsed="0" w:uiPriority="0" w:semiHidden="0" w:name="Table Colorful 1"/>
-    <w:lsdException w:unhideWhenUsed="0" w:uiPriority="0" w:semiHidden="0" w:name="Table Colorful 2"/>
-    <w:lsdException w:unhideWhenUsed="0" w:uiPriority="0" w:semiHidden="0" w:name="Table Colorful 3"/>
-    <w:lsdException w:unhideWhenUsed="0" w:uiPriority="0" w:semiHidden="0" w:name="Table Columns 1"/>
-    <w:lsdException w:unhideWhenUsed="0" w:uiPriority="0" w:semiHidden="0" w:name="Table Columns 2"/>
-    <w:lsdException w:unhideWhenUsed="0" w:uiPriority="0" w:semiHidden="0" w:name="Table Columns 3"/>
-    <w:lsdException w:unhideWhenUsed="0" w:uiPriority="0" w:semiHidden="0" w:name="Table Columns 4"/>
-    <w:lsdException w:unhideWhenUsed="0" w:uiPriority="0" w:semiHidden="0" w:name="Table Columns 5"/>
-    <w:lsdException w:unhideWhenUsed="0" w:uiPriority="0" w:semiHidden="0" w:name="Table Grid 1"/>
-    <w:lsdException w:unhideWhenUsed="0" w:uiPriority="0" w:semiHidden="0" w:name="Table Grid 2"/>
-    <w:lsdException w:unhideWhenUsed="0" w:uiPriority="0" w:semiHidden="0" w:name="Table Grid 3"/>
-    <w:lsdException w:unhideWhenUsed="0" w:uiPriority="0" w:semiHidden="0" w:name="Table Grid 4"/>
-    <w:lsdException w:unhideWhenUsed="0" w:uiPriority="0" w:semiHidden="0" w:name="Table Grid 5"/>
-    <w:lsdException w:unhideWhenUsed="0" w:uiPriority="0" w:semiHidden="0" w:name="Table Grid 6"/>
-    <w:lsdException w:unhideWhenUsed="0" w:uiPriority="0" w:semiHidden="0" w:name="Table Grid 7"/>
-    <w:lsdException w:unhideWhenUsed="0" w:uiPriority="0" w:semiHidden="0" w:name="Table Grid 8"/>
-    <w:lsdException w:unhideWhenUsed="0" w:uiPriority="0" w:semiHidden="0" w:name="Table List 1"/>
-    <w:lsdException w:unhideWhenUsed="0" w:uiPriority="0" w:semiHidden="0" w:name="Table List 2"/>
-    <w:lsdException w:unhideWhenUsed="0" w:uiPriority="0" w:semiHidden="0" w:name="Table List 3"/>
-    <w:lsdException w:unhideWhenUsed="0" w:uiPriority="0" w:semiHidden="0" w:name="Table List 4"/>
-    <w:lsdException w:unhideWhenUsed="0" w:uiPriority="0" w:semiHidden="0" w:name="Table List 5"/>
-    <w:lsdException w:unhideWhenUsed="0" w:uiPriority="0" w:semiHidden="0" w:name="Table List 6"/>
-    <w:lsdException w:unhideWhenUsed="0" w:uiPriority="0" w:semiHidden="0" w:name="Table List 7"/>
-    <w:lsdException w:unhideWhenUsed="0" w:uiPriority="0" w:semiHidden="0" w:name="Table List 8"/>
-    <w:lsdException w:unhideWhenUsed="0" w:uiPriority="0" w:semiHidden="0" w:name="Table 3D effects 1"/>
-    <w:lsdException w:unhideWhenUsed="0" w:uiPriority="0" w:semiHidden="0" w:name="Table 3D effects 2"/>
-    <w:lsdException w:unhideWhenUsed="0" w:uiPriority="0" w:semiHidden="0" w:name="Table 3D effects 3"/>
-    <w:lsdException w:unhideWhenUsed="0" w:uiPriority="0" w:semiHidden="0" w:name="Table Contemporary"/>
-    <w:lsdException w:unhideWhenUsed="0" w:uiPriority="0" w:semiHidden="0" w:name="Table Elegant"/>
-    <w:lsdException w:unhideWhenUsed="0" w:uiPriority="0" w:semiHidden="0" w:name="Table Professional"/>
-    <w:lsdException w:unhideWhenUsed="0" w:uiPriority="0" w:semiHidden="0" w:name="Table Subtle 1"/>
-    <w:lsdException w:unhideWhenUsed="0" w:uiPriority="0" w:semiHidden="0" w:name="Table Subtle 2"/>
-    <w:lsdException w:unhideWhenUsed="0" w:uiPriority="0" w:semiHidden="0" w:name="Table Web 1"/>
-    <w:lsdException w:unhideWhenUsed="0" w:uiPriority="0" w:semiHidden="0" w:name="Table Web 2"/>
-    <w:lsdException w:unhideWhenUsed="0" w:uiPriority="0" w:semiHidden="0" w:name="Table Web 3"/>
-    <w:lsdException w:unhideWhenUsed="0" w:uiPriority="0" w:semiHidden="0" w:name="Balloon Text"/>
-    <w:lsdException w:qFormat="1" w:unhideWhenUsed="0" w:uiPriority="0" w:semiHidden="0" w:name="Table Grid"/>
-    <w:lsdException w:unhideWhenUsed="0" w:uiPriority="0" w:semiHidden="0" w:name="Table Theme"/>
-    <w:lsdException w:unhideWhenUsed="0" w:uiPriority="60" w:semiHidden="0" w:name="Light Shading"/>
-    <w:lsdException w:unhideWhenUsed="0" w:uiPriority="61" w:semiHidden="0" w:name="Light List"/>
-    <w:lsdException w:unhideWhenUsed="0" w:uiPriority="62" w:semiHidden="0" w:name="Light Grid"/>
-    <w:lsdException w:unhideWhenUsed="0" w:uiPriority="63" w:semiHidden="0" w:name="Medium Shading 1"/>
-    <w:lsdException w:unhideWhenUsed="0" w:uiPriority="64" w:semiHidden="0" w:name="Medium Shading 2"/>
-    <w:lsdException w:unhideWhenUsed="0" w:uiPriority="65" w:semiHidden="0" w:name="Medium List 1"/>
-    <w:lsdException w:unhideWhenUsed="0" w:uiPriority="66" w:semiHidden="0" w:name="Medium List 2"/>
-    <w:lsdException w:unhideWhenUsed="0" w:uiPriority="67" w:semiHidden="0" w:name="Medium Grid 1"/>
-    <w:lsdException w:unhideWhenUsed="0" w:uiPriority="68" w:semiHidden="0" w:name="Medium Grid 2"/>
-    <w:lsdException w:unhideWhenUsed="0" w:uiPriority="69" w:semiHidden="0" w:name="Medium Grid 3"/>
-    <w:lsdException w:unhideWhenUsed="0" w:uiPriority="70" w:semiHidden="0" w:name="Dark List"/>
-    <w:lsdException w:unhideWhenUsed="0" w:uiPriority="71" w:semiHidden="0" w:name="Colorful Shading"/>
-    <w:lsdException w:unhideWhenUsed="0" w:uiPriority="72" w:semiHidden="0" w:name="Colorful List"/>
-    <w:lsdException w:unhideWhenUsed="0" w:uiPriority="73" w:semiHidden="0" w:name="Colorful Grid"/>
-    <w:lsdException w:unhideWhenUsed="0" w:uiPriority="60" w:semiHidden="0" w:name="Light Shading Accent 1"/>
-    <w:lsdException w:unhideWhenUsed="0" w:uiPriority="61" w:semiHidden="0" w:name="Light List Accent 1"/>
-    <w:lsdException w:unhideWhenUsed="0" w:uiPriority="62" w:semiHidden="0" w:name="Light Grid Accent 1"/>
-    <w:lsdException w:unhideWhenUsed="0" w:uiPriority="63" w:semiHidden="0" w:name="Medium Shading 1 Accent 1"/>
-    <w:lsdException w:unhideWhenUsed="0" w:uiPriority="64" w:semiHidden="0" w:name="Medium Shading 2 Accent 1"/>
-    <w:lsdException w:unhideWhenUsed="0" w:uiPriority="65" w:semiHidden="0" w:name="Medium List 1 Accent 1"/>
-    <w:lsdException w:unhideWhenUsed="0" w:uiPriority="66" w:semiHidden="0" w:name="Medium List 2 Accent 1"/>
-    <w:lsdException w:unhideWhenUsed="0" w:uiPriority="67" w:semiHidden="0" w:name="Medium Grid 1 Accent 1"/>
-    <w:lsdException w:unhideWhenUsed="0" w:uiPriority="68" w:semiHidden="0" w:name="Medium Grid 2 Accent 1"/>
-    <w:lsdException w:unhideWhenUsed="0" w:uiPriority="69" w:semiHidden="0" w:name="Medium Grid 3 Accent 1"/>
-    <w:lsdException w:unhideWhenUsed="0" w:uiPriority="70" w:semiHidden="0" w:name="Dark List Accent 1"/>
-    <w:lsdException w:unhideWhenUsed="0" w:uiPriority="71" w:semiHidden="0" w:name="Colorful Shading Accent 1"/>
-    <w:lsdException w:unhideWhenUsed="0" w:uiPriority="72" w:semiHidden="0" w:name="Colorful List Accent 1"/>
-    <w:lsdException w:unhideWhenUsed="0" w:uiPriority="73" w:semiHidden="0" w:name="Colorful Grid Accent 1"/>
-    <w:lsdException w:unhideWhenUsed="0" w:uiPriority="60" w:semiHidden="0" w:name="Light Shading Accent 2"/>
-    <w:lsdException w:unhideWhenUsed="0" w:uiPriority="61" w:semiHidden="0" w:name="Light List Accent 2"/>
-    <w:lsdException w:unhideWhenUsed="0" w:uiPriority="62" w:semiHidden="0" w:name="Light Grid Accent 2"/>
-    <w:lsdException w:unhideWhenUsed="0" w:uiPriority="63" w:semiHidden="0" w:name="Medium Shading 1 Accent 2"/>
-    <w:lsdException w:unhideWhenUsed="0" w:uiPriority="64" w:semiHidden="0" w:name="Medium Shading 2 Accent 2"/>
-    <w:lsdException w:unhideWhenUsed="0" w:uiPriority="65" w:semiHidden="0" w:name="Medium List 1 Accent 2"/>
-    <w:lsdException w:unhideWhenUsed="0" w:uiPriority="66" w:semiHidden="0" w:name="Medium List 2 Accent 2"/>
-    <w:lsdException w:unhideWhenUsed="0" w:uiPriority="67" w:semiHidden="0" w:name="Medium Grid 1 Accent 2"/>
-    <w:lsdException w:unhideWhenUsed="0" w:uiPriority="68" w:semiHidden="0" w:name="Medium Grid 2 Accent 2"/>
-    <w:lsdException w:unhideWhenUsed="0" w:uiPriority="69" w:semiHidden="0" w:name="Medium Grid 3 Accent 2"/>
-    <w:lsdException w:unhideWhenUsed="0" w:uiPriority="70" w:semiHidden="0" w:name="Dark List Accent 2"/>
-    <w:lsdException w:unhideWhenUsed="0" w:uiPriority="71" w:semiHidden="0" w:name="Colorful Shading Accent 2"/>
-    <w:lsdException w:unhideWhenUsed="0" w:uiPriority="72" w:semiHidden="0" w:name="Colorful List Accent 2"/>
-    <w:lsdException w:unhideWhenUsed="0" w:uiPriority="73" w:semiHidden="0" w:name="Colorful Grid Accent 2"/>
-    <w:lsdException w:unhideWhenUsed="0" w:uiPriority="60" w:semiHidden="0" w:name="Light Shading Accent 3"/>
-    <w:lsdException w:unhideWhenUsed="0" w:uiPriority="61" w:semiHidden="0" w:name="Light List Accent 3"/>
-    <w:lsdException w:unhideWhenUsed="0" w:uiPriority="62" w:semiHidden="0" w:name="Light Grid Accent 3"/>
-    <w:lsdException w:unhideWhenUsed="0" w:uiPriority="63" w:semiHidden="0" w:name="Medium Shading 1 Accent 3"/>
-    <w:lsdException w:unhideWhenUsed="0" w:uiPriority="64" w:semiHidden="0" w:name="Medium Shading 2 Accent 3"/>
-    <w:lsdException w:unhideWhenUsed="0" w:uiPriority="65" w:semiHidden="0" w:name="Medium List 1 Accent 3"/>
-    <w:lsdException w:unhideWhenUsed="0" w:uiPriority="66" w:semiHidden="0" w:name="Medium List 2 Accent 3"/>
-    <w:lsdException w:unhideWhenUsed="0" w:uiPriority="67" w:semiHidden="0" w:name="Medium Grid 1 Accent 3"/>
-    <w:lsdException w:unhideWhenUsed="0" w:uiPriority="68" w:semiHidden="0" w:name="Medium Grid 2 Accent 3"/>
-    <w:lsdException w:unhideWhenUsed="0" w:uiPriority="69" w:semiHidden="0" w:name="Medium Grid 3 Accent 3"/>
-    <w:lsdException w:unhideWhenUsed="0" w:uiPriority="70" w:semiHidden="0" w:name="Dark List Accent 3"/>
-    <w:lsdException w:unhideWhenUsed="0" w:uiPriority="71" w:semiHidden="0" w:name="Colorful Shading Accent 3"/>
-    <w:lsdException w:unhideWhenUsed="0" w:uiPriority="72" w:semiHidden="0" w:name="Colorful List Accent 3"/>
-    <w:lsdException w:unhideWhenUsed="0" w:uiPriority="73" w:semiHidden="0" w:name="Colorful Grid Accent 3"/>
-    <w:lsdException w:unhideWhenUsed="0" w:uiPriority="60" w:semiHidden="0" w:name="Light Shading Accent 4"/>
-    <w:lsdException w:unhideWhenUsed="0" w:uiPriority="61" w:semiHidden="0" w:name="Light List Accent 4"/>
-    <w:lsdException w:unhideWhenUsed="0" w:uiPriority="62" w:semiHidden="0" w:name="Light Grid Accent 4"/>
-    <w:lsdException w:unhideWhenUsed="0" w:uiPriority="63" w:semiHidden="0" w:name="Medium Shading 1 Accent 4"/>
-    <w:lsdException w:unhideWhenUsed="0" w:uiPriority="64" w:semiHidden="0" w:name="Medium Shading 2 Accent 4"/>
-    <w:lsdException w:unhideWhenUsed="0" w:uiPriority="65" w:semiHidden="0" w:name="Medium List 1 Accent 4"/>
-    <w:lsdException w:unhideWhenUsed="0" w:uiPriority="66" w:semiHidden="0" w:name="Medium List 2 Accent 4"/>
-    <w:lsdException w:unhideWhenUsed="0" w:uiPriority="67" w:semiHidden="0" w:name="Medium Grid 1 Accent 4"/>
-    <w:lsdException w:unhideWhenUsed="0" w:uiPriority="68" w:semiHidden="0" w:name="Medium Grid 2 Accent 4"/>
-    <w:lsdException w:unhideWhenUsed="0" w:uiPriority="69" w:semiHidden="0" w:name="Medium Grid 3 Accent 4"/>
-    <w:lsdException w:unhideWhenUsed="0" w:uiPriority="70" w:semiHidden="0" w:name="Dark List Accent 4"/>
-    <w:lsdException w:unhideWhenUsed="0" w:uiPriority="71" w:semiHidden="0" w:name="Colorful Shading Accent 4"/>
-    <w:lsdException w:unhideWhenUsed="0" w:uiPriority="72" w:semiHidden="0" w:name="Colorful List Accent 4"/>
-    <w:lsdException w:unhideWhenUsed="0" w:uiPriority="73" w:semiHidden="0" w:name="Colorful Grid Accent 4"/>
-    <w:lsdException w:unhideWhenUsed="0" w:uiPriority="60" w:semiHidden="0" w:name="Light Shading Accent 5"/>
-    <w:lsdException w:unhideWhenUsed="0" w:uiPriority="61" w:semiHidden="0" w:name="Light List Accent 5"/>
-    <w:lsdException w:unhideWhenUsed="0" w:uiPriority="62" w:semiHidden="0" w:name="Light Grid Accent 5"/>
-    <w:lsdException w:unhideWhenUsed="0" w:uiPriority="63" w:semiHidden="0" w:name="Medium Shading 1 Accent 5"/>
-    <w:lsdException w:unhideWhenUsed="0" w:uiPriority="64" w:semiHidden="0" w:name="Medium Shading 2 Accent 5"/>
-    <w:lsdException w:unhideWhenUsed="0" w:uiPriority="65" w:semiHidden="0" w:name="Medium List 1 Accent 5"/>
-    <w:lsdException w:unhideWhenUsed="0" w:uiPriority="66" w:semiHidden="0" w:name="Medium List 2 Accent 5"/>
-    <w:lsdException w:unhideWhenUsed="0" w:uiPriority="67" w:semiHidden="0" w:name="Medium Grid 1 Accent 5"/>
-    <w:lsdException w:unhideWhenUsed="0" w:uiPriority="68" w:semiHidden="0" w:name="Medium Grid 2 Accent 5"/>
-    <w:lsdException w:unhideWhenUsed="0" w:uiPriority="69" w:semiHidden="0" w:name="Medium Grid 3 Accent 5"/>
-    <w:lsdException w:unhideWhenUsed="0" w:uiPriority="70" w:semiHidden="0" w:name="Dark List Accent 5"/>
-    <w:lsdException w:unhideWhenUsed="0" w:uiPriority="71" w:semiHidden="0" w:name="Colorful Shading Accent 5"/>
-    <w:lsdException w:unhideWhenUsed="0" w:uiPriority="72" w:semiHidden="0" w:name="Colorful List Accent 5"/>
-    <w:lsdException w:unhideWhenUsed="0" w:uiPriority="73" w:semiHidden="0" w:name="Colorful Grid Accent 5"/>
-    <w:lsdException w:unhideWhenUsed="0" w:uiPriority="60" w:semiHidden="0" w:name="Light Shading Accent 6"/>
-    <w:lsdException w:unhideWhenUsed="0" w:uiPriority="61" w:semiHidden="0" w:name="Light List Accent 6"/>
-    <w:lsdException w:unhideWhenUsed="0" w:uiPriority="62" w:semiHidden="0" w:name="Light Grid Accent 6"/>
-    <w:lsdException w:unhideWhenUsed="0" w:uiPriority="63" w:semiHidden="0" w:name="Medium Shading 1 Accent 6"/>
-    <w:lsdException w:unhideWhenUsed="0" w:uiPriority="64" w:semiHidden="0" w:name="Medium Shading 2 Accent 6"/>
-    <w:lsdException w:unhideWhenUsed="0" w:uiPriority="65" w:semiHidden="0" w:name="Medium List 1 Accent 6"/>
-    <w:lsdException w:unhideWhenUsed="0" w:uiPriority="66" w:semiHidden="0" w:name="Medium List 2 Accent 6"/>
-    <w:lsdException w:unhideWhenUsed="0" w:uiPriority="67" w:semiHidden="0" w:name="Medium Grid 1 Accent 6"/>
-    <w:lsdException w:unhideWhenUsed="0" w:uiPriority="68" w:semiHidden="0" w:name="Medium Grid 2 Accent 6"/>
-    <w:lsdException w:unhideWhenUsed="0" w:uiPriority="69" w:semiHidden="0" w:name="Medium Grid 3 Accent 6"/>
-    <w:lsdException w:unhideWhenUsed="0" w:uiPriority="70" w:semiHidden="0" w:name="Dark List Accent 6"/>
-    <w:lsdException w:unhideWhenUsed="0" w:uiPriority="71" w:semiHidden="0" w:name="Colorful Shading Accent 6"/>
-    <w:lsdException w:unhideWhenUsed="0" w:uiPriority="72" w:semiHidden="0" w:name="Colorful List Accent 6"/>
-    <w:lsdException w:unhideWhenUsed="0" w:uiPriority="73" w:semiHidden="0" w:name="Colorful Grid Accent 6"/>
+  <w:latentStyles w:defLockedState="0" w:defUIPriority="99" w:defSemiHidden="1" w:defUnhideWhenUsed="1" w:defQFormat="0" w:count="260">
+    <w:lsdException w:name="Normal" w:semiHidden="0" w:uiPriority="0" w:unhideWhenUsed="0" w:qFormat="1"/>
+    <w:lsdException w:name="heading 1" w:semiHidden="0" w:uiPriority="0" w:unhideWhenUsed="0" w:qFormat="1"/>
+    <w:lsdException w:name="heading 2" w:semiHidden="0" w:uiPriority="0" w:qFormat="1"/>
+    <w:lsdException w:name="heading 3" w:uiPriority="0" w:qFormat="1"/>
+    <w:lsdException w:name="heading 4" w:semiHidden="0" w:uiPriority="0" w:qFormat="1"/>
+    <w:lsdException w:name="heading 5" w:uiPriority="0" w:qFormat="1"/>
+    <w:lsdException w:name="heading 6" w:uiPriority="0" w:qFormat="1"/>
+    <w:lsdException w:name="heading 7" w:uiPriority="0" w:qFormat="1"/>
+    <w:lsdException w:name="heading 8" w:uiPriority="0" w:qFormat="1"/>
+    <w:lsdException w:name="heading 9" w:uiPriority="0" w:qFormat="1"/>
+    <w:lsdException w:name="index 1" w:semiHidden="0" w:uiPriority="0" w:unhideWhenUsed="0"/>
+    <w:lsdException w:name="index 2" w:semiHidden="0" w:uiPriority="0" w:unhideWhenUsed="0"/>
+    <w:lsdException w:name="index 3" w:semiHidden="0" w:uiPriority="0" w:unhideWhenUsed="0"/>
+    <w:lsdException w:name="index 4" w:semiHidden="0" w:uiPriority="0" w:unhideWhenUsed="0"/>
+    <w:lsdException w:name="index 5" w:semiHidden="0" w:uiPriority="0" w:unhideWhenUsed="0"/>
+    <w:lsdException w:name="index 6" w:semiHidden="0" w:uiPriority="0" w:unhideWhenUsed="0"/>
+    <w:lsdException w:name="index 7" w:semiHidden="0" w:uiPriority="0" w:unhideWhenUsed="0"/>
+    <w:lsdException w:name="index 8" w:semiHidden="0" w:uiPriority="0" w:unhideWhenUsed="0"/>
+    <w:lsdException w:name="index 9" w:semiHidden="0" w:uiPriority="0" w:unhideWhenUsed="0"/>
+    <w:lsdException w:name="toc 1" w:semiHidden="0" w:uiPriority="0" w:unhideWhenUsed="0" w:qFormat="1"/>
+    <w:lsdException w:name="toc 2" w:semiHidden="0" w:uiPriority="0" w:unhideWhenUsed="0" w:qFormat="1"/>
+    <w:lsdException w:name="toc 3" w:semiHidden="0" w:uiPriority="0" w:unhideWhenUsed="0" w:qFormat="1"/>
+    <w:lsdException w:name="toc 4" w:semiHidden="0" w:uiPriority="0" w:unhideWhenUsed="0"/>
+    <w:lsdException w:name="toc 5" w:semiHidden="0" w:uiPriority="0" w:unhideWhenUsed="0"/>
+    <w:lsdException w:name="toc 6" w:semiHidden="0" w:uiPriority="0" w:unhideWhenUsed="0"/>
+    <w:lsdException w:name="toc 7" w:semiHidden="0" w:uiPriority="0" w:unhideWhenUsed="0"/>
+    <w:lsdException w:name="toc 8" w:semiHidden="0" w:uiPriority="0" w:unhideWhenUsed="0"/>
+    <w:lsdException w:name="toc 9" w:semiHidden="0" w:uiPriority="0" w:unhideWhenUsed="0"/>
+    <w:lsdException w:name="Normal Indent" w:semiHidden="0" w:uiPriority="0" w:unhideWhenUsed="0"/>
+    <w:lsdException w:name="footnote text" w:semiHidden="0" w:uiPriority="0" w:unhideWhenUsed="0"/>
+    <w:lsdException w:name="annotation text" w:semiHidden="0" w:uiPriority="0" w:unhideWhenUsed="0" w:qFormat="1"/>
+    <w:lsdException w:name="header" w:semiHidden="0" w:uiPriority="0" w:unhideWhenUsed="0" w:qFormat="1"/>
+    <w:lsdException w:name="footer" w:semiHidden="0" w:uiPriority="0" w:unhideWhenUsed="0" w:qFormat="1"/>
+    <w:lsdException w:name="index heading" w:semiHidden="0" w:uiPriority="0" w:unhideWhenUsed="0"/>
+    <w:lsdException w:name="caption" w:uiPriority="0" w:qFormat="1"/>
+    <w:lsdException w:name="table of figures" w:semiHidden="0" w:uiPriority="0" w:unhideWhenUsed="0"/>
+    <w:lsdException w:name="envelope address" w:semiHidden="0" w:uiPriority="0" w:unhideWhenUsed="0"/>
+    <w:lsdException w:name="envelope return" w:semiHidden="0" w:uiPriority="0" w:unhideWhenUsed="0"/>
+    <w:lsdException w:name="footnote reference" w:semiHidden="0" w:uiPriority="0" w:unhideWhenUsed="0"/>
+    <w:lsdException w:name="annotation reference" w:semiHidden="0" w:uiPriority="0" w:unhideWhenUsed="0"/>
+    <w:lsdException w:name="line number" w:semiHidden="0" w:uiPriority="0" w:unhideWhenUsed="0"/>
+    <w:lsdException w:name="page number" w:semiHidden="0" w:uiPriority="0" w:unhideWhenUsed="0"/>
+    <w:lsdException w:name="endnote reference" w:semiHidden="0" w:uiPriority="0" w:unhideWhenUsed="0"/>
+    <w:lsdException w:name="endnote text" w:semiHidden="0" w:uiPriority="0" w:unhideWhenUsed="0"/>
+    <w:lsdException w:name="table of authorities" w:semiHidden="0" w:uiPriority="0" w:unhideWhenUsed="0"/>
+    <w:lsdException w:name="macro" w:semiHidden="0" w:uiPriority="0" w:unhideWhenUsed="0"/>
+    <w:lsdException w:name="toa heading" w:semiHidden="0" w:uiPriority="0" w:unhideWhenUsed="0"/>
+    <w:lsdException w:name="List" w:semiHidden="0" w:uiPriority="0" w:unhideWhenUsed="0"/>
+    <w:lsdException w:name="List Bullet" w:semiHidden="0" w:uiPriority="0" w:unhideWhenUsed="0"/>
+    <w:lsdException w:name="List Number" w:semiHidden="0" w:uiPriority="0" w:unhideWhenUsed="0"/>
+    <w:lsdException w:name="List 2" w:semiHidden="0" w:uiPriority="0" w:unhideWhenUsed="0"/>
+    <w:lsdException w:name="List 3" w:semiHidden="0" w:uiPriority="0" w:unhideWhenUsed="0"/>
+    <w:lsdException w:name="List 4" w:semiHidden="0" w:uiPriority="0" w:unhideWhenUsed="0"/>
+    <w:lsdException w:name="List 5" w:semiHidden="0" w:uiPriority="0" w:unhideWhenUsed="0"/>
+    <w:lsdException w:name="List Bullet 2" w:semiHidden="0" w:uiPriority="0" w:unhideWhenUsed="0"/>
+    <w:lsdException w:name="List Bullet 3" w:semiHidden="0" w:uiPriority="0" w:unhideWhenUsed="0"/>
+    <w:lsdException w:name="List Bullet 4" w:semiHidden="0" w:uiPriority="0" w:unhideWhenUsed="0"/>
+    <w:lsdException w:name="List Bullet 5" w:semiHidden="0" w:uiPriority="0" w:unhideWhenUsed="0"/>
+    <w:lsdException w:name="List Number 2" w:semiHidden="0" w:uiPriority="0" w:unhideWhenUsed="0"/>
+    <w:lsdException w:name="List Number 3" w:semiHidden="0" w:uiPriority="0" w:unhideWhenUsed="0"/>
+    <w:lsdException w:name="List Number 4" w:semiHidden="0" w:uiPriority="0" w:unhideWhenUsed="0"/>
+    <w:lsdException w:name="List Number 5" w:semiHidden="0" w:uiPriority="0" w:unhideWhenUsed="0"/>
+    <w:lsdException w:name="Title" w:semiHidden="0" w:uiPriority="0" w:unhideWhenUsed="0" w:qFormat="1"/>
+    <w:lsdException w:name="Closing" w:semiHidden="0" w:uiPriority="0" w:unhideWhenUsed="0"/>
+    <w:lsdException w:name="Signature" w:semiHidden="0" w:uiPriority="0" w:unhideWhenUsed="0"/>
+    <w:lsdException w:name="Default Paragraph Font" w:uiPriority="0" w:unhideWhenUsed="0" w:qFormat="1"/>
+    <w:lsdException w:name="Body Text" w:uiPriority="0" w:unhideWhenUsed="0" w:qFormat="1"/>
+    <w:lsdException w:name="Body Text Indent" w:semiHidden="0" w:uiPriority="0" w:unhideWhenUsed="0"/>
+    <w:lsdException w:name="List Continue" w:semiHidden="0" w:uiPriority="0" w:unhideWhenUsed="0"/>
+    <w:lsdException w:name="List Continue 2" w:semiHidden="0" w:uiPriority="0" w:unhideWhenUsed="0"/>
+    <w:lsdException w:name="List Continue 3" w:semiHidden="0" w:uiPriority="0" w:unhideWhenUsed="0"/>
+    <w:lsdException w:name="List Continue 4" w:semiHidden="0" w:uiPriority="0" w:unhideWhenUsed="0"/>
+    <w:lsdException w:name="List Continue 5" w:semiHidden="0" w:uiPriority="0" w:unhideWhenUsed="0"/>
+    <w:lsdException w:name="Message Header" w:semiHidden="0" w:uiPriority="0" w:unhideWhenUsed="0"/>
+    <w:lsdException w:name="Subtitle" w:semiHidden="0" w:uiPriority="0" w:unhideWhenUsed="0" w:qFormat="1"/>
+    <w:lsdException w:name="Salutation" w:semiHidden="0" w:uiPriority="0" w:unhideWhenUsed="0"/>
+    <w:lsdException w:name="Date" w:semiHidden="0" w:uiPriority="0" w:unhideWhenUsed="0"/>
+    <w:lsdException w:name="Body Text First Indent" w:semiHidden="0" w:uiPriority="0" w:unhideWhenUsed="0"/>
+    <w:lsdException w:name="Body Text First Indent 2" w:semiHidden="0" w:uiPriority="0" w:unhideWhenUsed="0"/>
+    <w:lsdException w:name="Body Text 2" w:semiHidden="0" w:uiPriority="0" w:unhideWhenUsed="0"/>
+    <w:lsdException w:name="Body Text 3" w:semiHidden="0" w:uiPriority="0" w:unhideWhenUsed="0"/>
+    <w:lsdException w:name="Body Text Indent 2" w:semiHidden="0" w:uiPriority="0" w:unhideWhenUsed="0"/>
+    <w:lsdException w:name="Body Text Indent 3" w:semiHidden="0" w:uiPriority="0" w:unhideWhenUsed="0"/>
+    <w:lsdException w:name="Block Text" w:semiHidden="0" w:uiPriority="0" w:unhideWhenUsed="0"/>
+    <w:lsdException w:name="Hyperlink" w:semiHidden="0" w:uiPriority="0" w:unhideWhenUsed="0"/>
+    <w:lsdException w:name="FollowedHyperlink" w:semiHidden="0" w:uiPriority="0" w:unhideWhenUsed="0"/>
+    <w:lsdException w:name="Strong" w:semiHidden="0" w:uiPriority="0" w:unhideWhenUsed="0" w:qFormat="1"/>
+    <w:lsdException w:name="Emphasis" w:semiHidden="0" w:uiPriority="0" w:unhideWhenUsed="0" w:qFormat="1"/>
+    <w:lsdException w:name="Document Map" w:semiHidden="0" w:uiPriority="0" w:unhideWhenUsed="0"/>
+    <w:lsdException w:name="Plain Text" w:semiHidden="0" w:uiPriority="0" w:unhideWhenUsed="0"/>
+    <w:lsdException w:name="E-mail Signature" w:semiHidden="0" w:uiPriority="0" w:unhideWhenUsed="0"/>
+    <w:lsdException w:name="Normal (Web)" w:semiHidden="0" w:uiPriority="0" w:unhideWhenUsed="0" w:qFormat="1"/>
+    <w:lsdException w:name="HTML Acronym" w:semiHidden="0" w:uiPriority="0" w:unhideWhenUsed="0"/>
+    <w:lsdException w:name="HTML Address" w:semiHidden="0" w:uiPriority="0" w:unhideWhenUsed="0"/>
+    <w:lsdException w:name="HTML Cite" w:semiHidden="0" w:uiPriority="0" w:unhideWhenUsed="0"/>
+    <w:lsdException w:name="HTML Code" w:semiHidden="0" w:uiPriority="0" w:unhideWhenUsed="0"/>
+    <w:lsdException w:name="HTML Definition" w:semiHidden="0" w:uiPriority="0" w:unhideWhenUsed="0"/>
+    <w:lsdException w:name="HTML Keyboard" w:semiHidden="0" w:uiPriority="0" w:unhideWhenUsed="0"/>
+    <w:lsdException w:name="HTML Preformatted" w:semiHidden="0" w:uiPriority="0" w:unhideWhenUsed="0"/>
+    <w:lsdException w:name="HTML Sample" w:semiHidden="0" w:uiPriority="0" w:unhideWhenUsed="0"/>
+    <w:lsdException w:name="HTML Typewriter" w:semiHidden="0" w:uiPriority="0" w:unhideWhenUsed="0"/>
+    <w:lsdException w:name="HTML Variable" w:semiHidden="0" w:uiPriority="0" w:unhideWhenUsed="0"/>
+    <w:lsdException w:name="Normal Table" w:uiPriority="0" w:unhideWhenUsed="0" w:qFormat="1"/>
+    <w:lsdException w:name="annotation subject" w:semiHidden="0" w:uiPriority="0" w:unhideWhenUsed="0"/>
+    <w:lsdException w:name="Table Simple 1" w:semiHidden="0" w:uiPriority="0" w:unhideWhenUsed="0"/>
+    <w:lsdException w:name="Table Simple 2" w:semiHidden="0" w:uiPriority="0" w:unhideWhenUsed="0"/>
+    <w:lsdException w:name="Table Simple 3" w:semiHidden="0" w:uiPriority="0" w:unhideWhenUsed="0"/>
+    <w:lsdException w:name="Table Classic 1" w:semiHidden="0" w:uiPriority="0" w:unhideWhenUsed="0"/>
+    <w:lsdException w:name="Table Classic 2" w:semiHidden="0" w:uiPriority="0" w:unhideWhenUsed="0"/>
+    <w:lsdException w:name="Table Classic 3" w:semiHidden="0" w:uiPriority="0" w:unhideWhenUsed="0"/>
+    <w:lsdException w:name="Table Classic 4" w:semiHidden="0" w:uiPriority="0" w:unhideWhenUsed="0"/>
+    <w:lsdException w:name="Table Colorful 1" w:semiHidden="0" w:uiPriority="0" w:unhideWhenUsed="0"/>
+    <w:lsdException w:name="Table Colorful 2" w:semiHidden="0" w:uiPriority="0" w:unhideWhenUsed="0"/>
+    <w:lsdException w:name="Table Colorful 3" w:semiHidden="0" w:uiPriority="0" w:unhideWhenUsed="0"/>
+    <w:lsdException w:name="Table Columns 1" w:semiHidden="0" w:uiPriority="0" w:unhideWhenUsed="0"/>
+    <w:lsdException w:name="Table Columns 2" w:semiHidden="0" w:uiPriority="0" w:unhideWhenUsed="0"/>
+    <w:lsdException w:name="Table Columns 3" w:semiHidden="0" w:uiPriority="0" w:unhideWhenUsed="0"/>
+    <w:lsdException w:name="Table Columns 4" w:semiHidden="0" w:uiPriority="0" w:unhideWhenUsed="0"/>
+    <w:lsdException w:name="Table Columns 5" w:semiHidden="0" w:uiPriority="0" w:unhideWhenUsed="0"/>
+    <w:lsdException w:name="Table Grid 1" w:semiHidden="0" w:uiPriority="0" w:unhideWhenUsed="0"/>
+    <w:lsdException w:name="Table Grid 2" w:semiHidden="0" w:uiPriority="0" w:unhideWhenUsed="0"/>
+    <w:lsdException w:name="Table Grid 3" w:semiHidden="0" w:uiPriority="0" w:unhideWhenUsed="0"/>
+    <w:lsdException w:name="Table Grid 4" w:semiHidden="0" w:uiPriority="0" w:unhideWhenUsed="0"/>
+    <w:lsdException w:name="Table Grid 5" w:semiHidden="0" w:uiPriority="0" w:unhideWhenUsed="0"/>
+    <w:lsdException w:name="Table Grid 6" w:semiHidden="0" w:uiPriority="0" w:unhideWhenUsed="0"/>
+    <w:lsdException w:name="Table Grid 7" w:semiHidden="0" w:uiPriority="0" w:unhideWhenUsed="0"/>
+    <w:lsdException w:name="Table Grid 8" w:semiHidden="0" w:uiPriority="0" w:unhideWhenUsed="0"/>
+    <w:lsdException w:name="Table List 1" w:semiHidden="0" w:uiPriority="0" w:unhideWhenUsed="0"/>
+    <w:lsdException w:name="Table List 2" w:semiHidden="0" w:uiPriority="0" w:unhideWhenUsed="0"/>
+    <w:lsdException w:name="Table List 3" w:semiHidden="0" w:uiPriority="0" w:unhideWhenUsed="0"/>
+    <w:lsdException w:name="Table List 4" w:semiHidden="0" w:uiPriority="0" w:unhideWhenUsed="0"/>
+    <w:lsdException w:name="Table List 5" w:semiHidden="0" w:uiPriority="0" w:unhideWhenUsed="0"/>
+    <w:lsdException w:name="Table List 6" w:semiHidden="0" w:uiPriority="0" w:unhideWhenUsed="0"/>
+    <w:lsdException w:name="Table List 7" w:semiHidden="0" w:uiPriority="0" w:unhideWhenUsed="0"/>
+    <w:lsdException w:name="Table List 8" w:semiHidden="0" w:uiPriority="0" w:unhideWhenUsed="0"/>
+    <w:lsdException w:name="Table 3D effects 1" w:semiHidden="0" w:uiPriority="0" w:unhideWhenUsed="0"/>
+    <w:lsdException w:name="Table 3D effects 2" w:semiHidden="0" w:uiPriority="0" w:unhideWhenUsed="0"/>
+    <w:lsdException w:name="Table 3D effects 3" w:semiHidden="0" w:uiPriority="0" w:unhideWhenUsed="0"/>
+    <w:lsdException w:name="Table Contemporary" w:semiHidden="0" w:uiPriority="0" w:unhideWhenUsed="0"/>
+    <w:lsdException w:name="Table Elegant" w:semiHidden="0" w:uiPriority="0" w:unhideWhenUsed="0"/>
+    <w:lsdException w:name="Table Professional" w:semiHidden="0" w:uiPriority="0" w:unhideWhenUsed="0"/>
+    <w:lsdException w:name="Table Subtle 1" w:semiHidden="0" w:uiPriority="0" w:unhideWhenUsed="0"/>
+    <w:lsdException w:name="Table Subtle 2" w:semiHidden="0" w:uiPriority="0" w:unhideWhenUsed="0"/>
+    <w:lsdException w:name="Table Web 1" w:semiHidden="0" w:uiPriority="0" w:unhideWhenUsed="0"/>
+    <w:lsdException w:name="Table Web 2" w:semiHidden="0" w:uiPriority="0" w:unhideWhenUsed="0"/>
+    <w:lsdException w:name="Table Web 3" w:semiHidden="0" w:uiPriority="0" w:unhideWhenUsed="0"/>
+    <w:lsdException w:name="Balloon Text" w:semiHidden="0" w:uiPriority="0" w:unhideWhenUsed="0"/>
+    <w:lsdException w:name="Table Grid" w:semiHidden="0" w:uiPriority="0" w:unhideWhenUsed="0" w:qFormat="1"/>
+    <w:lsdException w:name="Table Theme" w:semiHidden="0" w:uiPriority="0" w:unhideWhenUsed="0"/>
+    <w:lsdException w:name="Light Shading" w:semiHidden="0" w:uiPriority="60" w:unhideWhenUsed="0"/>
+    <w:lsdException w:name="Light List" w:semiHidden="0" w:uiPriority="61" w:unhideWhenUsed="0"/>
+    <w:lsdException w:name="Light Grid" w:semiHidden="0" w:uiPriority="62" w:unhideWhenUsed="0"/>
+    <w:lsdException w:name="Medium Shading 1" w:semiHidden="0" w:uiPriority="63" w:unhideWhenUsed="0"/>
+    <w:lsdException w:name="Medium Shading 2" w:semiHidden="0" w:uiPriority="64" w:unhideWhenUsed="0"/>
+    <w:lsdException w:name="Medium List 1" w:semiHidden="0" w:uiPriority="65" w:unhideWhenUsed="0"/>
+    <w:lsdException w:name="Medium List 2" w:semiHidden="0" w:uiPriority="66" w:unhideWhenUsed="0"/>
+    <w:lsdException w:name="Medium Grid 1" w:semiHidden="0" w:uiPriority="67" w:unhideWhenUsed="0"/>
+    <w:lsdException w:name="Medium Grid 2" w:semiHidden="0" w:uiPriority="68" w:unhideWhenUsed="0"/>
+    <w:lsdException w:name="Medium Grid 3" w:semiHidden="0" w:uiPriority="69" w:unhideWhenUsed="0"/>
+    <w:lsdException w:name="Dark List" w:semiHidden="0" w:uiPriority="70" w:unhideWhenUsed="0"/>
+    <w:lsdException w:name="Colorful Shading" w:semiHidden="0" w:uiPriority="71" w:unhideWhenUsed="0"/>
+    <w:lsdException w:name="Colorful List" w:semiHidden="0" w:uiPriority="72" w:unhideWhenUsed="0"/>
+    <w:lsdException w:name="Colorful Grid" w:semiHidden="0" w:uiPriority="73" w:unhideWhenUsed="0"/>
+    <w:lsdException w:name="Light Shading Accent 1" w:semiHidden="0" w:uiPriority="60" w:unhideWhenUsed="0"/>
+    <w:lsdException w:name="Light List Accent 1" w:semiHidden="0" w:uiPriority="61" w:unhideWhenUsed="0"/>
+    <w:lsdException w:name="Light Grid Accent 1" w:semiHidden="0" w:uiPriority="62" w:unhideWhenUsed="0"/>
+    <w:lsdException w:name="Medium Shading 1 Accent 1" w:semiHidden="0" w:uiPriority="63" w:unhideWhenUsed="0"/>
+    <w:lsdException w:name="Medium Shading 2 Accent 1" w:semiHidden="0" w:uiPriority="64" w:unhideWhenUsed="0"/>
+    <w:lsdException w:name="Medium List 1 Accent 1" w:semiHidden="0" w:uiPriority="65" w:unhideWhenUsed="0"/>
+    <w:lsdException w:name="Medium List 2 Accent 1" w:semiHidden="0" w:uiPriority="66" w:unhideWhenUsed="0"/>
+    <w:lsdException w:name="Medium Grid 1 Accent 1" w:semiHidden="0" w:uiPriority="67" w:unhideWhenUsed="0"/>
+    <w:lsdException w:name="Medium Grid 2 Accent 1" w:semiHidden="0" w:uiPriority="68" w:unhideWhenUsed="0"/>
+    <w:lsdException w:name="Medium Grid 3 Accent 1" w:semiHidden="0" w:uiPriority="69" w:unhideWhenUsed="0"/>
+    <w:lsdException w:name="Dark List Accent 1" w:semiHidden="0" w:uiPriority="70" w:unhideWhenUsed="0"/>
+    <w:lsdException w:name="Colorful Shading Accent 1" w:semiHidden="0" w:uiPriority="71" w:unhideWhenUsed="0"/>
+    <w:lsdException w:name="Colorful List Accent 1" w:semiHidden="0" w:uiPriority="72" w:unhideWhenUsed="0"/>
+    <w:lsdException w:name="Colorful Grid Accent 1" w:semiHidden="0" w:uiPriority="73" w:unhideWhenUsed="0"/>
+    <w:lsdException w:name="Light Shading Accent 2" w:semiHidden="0" w:uiPriority="60" w:unhideWhenUsed="0"/>
+    <w:lsdException w:name="Light List Accent 2" w:semiHidden="0" w:uiPriority="61" w:unhideWhenUsed="0"/>
+    <w:lsdException w:name="Light Grid Accent 2" w:semiHidden="0" w:uiPriority="62" w:unhideWhenUsed="0"/>
+    <w:lsdException w:name="Medium Shading 1 Accent 2" w:semiHidden="0" w:uiPriority="63" w:unhideWhenUsed="0"/>
+    <w:lsdException w:name="Medium Shading 2 Accent 2" w:semiHidden="0" w:uiPriority="64" w:unhideWhenUsed="0"/>
+    <w:lsdException w:name="Medium List 1 Accent 2" w:semiHidden="0" w:uiPriority="65" w:unhideWhenUsed="0"/>
+    <w:lsdException w:name="Medium List 2 Accent 2" w:semiHidden="0" w:uiPriority="66" w:unhideWhenUsed="0"/>
+    <w:lsdException w:name="Medium Grid 1 Accent 2" w:semiHidden="0" w:uiPriority="67" w:unhideWhenUsed="0"/>
+    <w:lsdException w:name="Medium Grid 2 Accent 2" w:semiHidden="0" w:uiPriority="68" w:unhideWhenUsed="0"/>
+    <w:lsdException w:name="Medium Grid 3 Accent 2" w:semiHidden="0" w:uiPriority="69" w:unhideWhenUsed="0"/>
+    <w:lsdException w:name="Dark List Accent 2" w:semiHidden="0" w:uiPriority="70" w:unhideWhenUsed="0"/>
+    <w:lsdException w:name="Colorful Shading Accent 2" w:semiHidden="0" w:uiPriority="71" w:unhideWhenUsed="0"/>
+    <w:lsdException w:name="Colorful List Accent 2" w:semiHidden="0" w:uiPriority="72" w:unhideWhenUsed="0"/>
+    <w:lsdException w:name="Colorful Grid Accent 2" w:semiHidden="0" w:uiPriority="73" w:unhideWhenUsed="0"/>
+    <w:lsdException w:name="Light Shading Accent 3" w:semiHidden="0" w:uiPriority="60" w:unhideWhenUsed="0"/>
+    <w:lsdException w:name="Light List Accent 3" w:semiHidden="0" w:uiPriority="61" w:unhideWhenUsed="0"/>
+    <w:lsdException w:name="Light Grid Accent 3" w:semiHidden="0" w:uiPriority="62" w:unhideWhenUsed="0"/>
+    <w:lsdException w:name="Medium Shading 1 Accent 3" w:semiHidden="0" w:uiPriority="63" w:unhideWhenUsed="0"/>
+    <w:lsdException w:name="Medium Shading 2 Accent 3" w:semiHidden="0" w:uiPriority="64" w:unhideWhenUsed="0"/>
+    <w:lsdException w:name="Medium List 1 Accent 3" w:semiHidden="0" w:uiPriority="65" w:unhideWhenUsed="0"/>
+    <w:lsdException w:name="Medium List 2 Accent 3" w:semiHidden="0" w:uiPriority="66" w:unhideWhenUsed="0"/>
+    <w:lsdException w:name="Medium Grid 1 Accent 3" w:semiHidden="0" w:uiPriority="67" w:unhideWhenUsed="0"/>
+    <w:lsdException w:name="Medium Grid 2 Accent 3" w:semiHidden="0" w:uiPriority="68" w:unhideWhenUsed="0"/>
+    <w:lsdException w:name="Medium Grid 3 Accent 3" w:semiHidden="0" w:uiPriority="69" w:unhideWhenUsed="0"/>
+    <w:lsdException w:name="Dark List Accent 3" w:semiHidden="0" w:uiPriority="70" w:unhideWhenUsed="0"/>
+    <w:lsdException w:name="Colorful Shading Accent 3" w:semiHidden="0" w:uiPriority="71" w:unhideWhenUsed="0"/>
+    <w:lsdException w:name="Colorful List Accent 3" w:semiHidden="0" w:uiPriority="72" w:unhideWhenUsed="0"/>
+    <w:lsdException w:name="Colorful Grid Accent 3" w:semiHidden="0" w:uiPriority="73" w:unhideWhenUsed="0"/>
+    <w:lsdException w:name="Light Shading Accent 4" w:semiHidden="0" w:uiPriority="60" w:unhideWhenUsed="0"/>
+    <w:lsdException w:name="Light List Accent 4" w:semiHidden="0" w:uiPriority="61" w:unhideWhenUsed="0"/>
+    <w:lsdException w:name="Light Grid Accent 4" w:semiHidden="0" w:uiPriority="62" w:unhideWhenUsed="0"/>
+    <w:lsdException w:name="Medium Shading 1 Accent 4" w:semiHidden="0" w:uiPriority="63" w:unhideWhenUsed="0"/>
+    <w:lsdException w:name="Medium Shading 2 Accent 4" w:semiHidden="0" w:uiPriority="64" w:unhideWhenUsed="0"/>
+    <w:lsdException w:name="Medium List 1 Accent 4" w:semiHidden="0" w:uiPriority="65" w:unhideWhenUsed="0"/>
+    <w:lsdException w:name="Medium List 2 Accent 4" w:semiHidden="0" w:uiPriority="66" w:unhideWhenUsed="0"/>
+    <w:lsdException w:name="Medium Grid 1 Accent 4" w:semiHidden="0" w:uiPriority="67" w:unhideWhenUsed="0"/>
+    <w:lsdException w:name="Medium Grid 2 Accent 4" w:semiHidden="0" w:uiPriority="68" w:unhideWhenUsed="0"/>
+    <w:lsdException w:name="Medium Grid 3 Accent 4" w:semiHidden="0" w:uiPriority="69" w:unhideWhenUsed="0"/>
+    <w:lsdException w:name="Dark List Accent 4" w:semiHidden="0" w:uiPriority="70" w:unhideWhenUsed="0"/>
+    <w:lsdException w:name="Colorful Shading Accent 4" w:semiHidden="0" w:uiPriority="71" w:unhideWhenUsed="0"/>
+    <w:lsdException w:name="Colorful List Accent 4" w:semiHidden="0" w:uiPriority="72" w:unhideWhenUsed="0"/>
+    <w:lsdException w:name="Colorful Grid Accent 4" w:semiHidden="0" w:uiPriority="73" w:unhideWhenUsed="0"/>
+    <w:lsdException w:name="Light Shading Accent 5" w:semiHidden="0" w:uiPriority="60" w:unhideWhenUsed="0"/>
+    <w:lsdException w:name="Light List Accent 5" w:semiHidden="0" w:uiPriority="61" w:unhideWhenUsed="0"/>
+    <w:lsdException w:name="Light Grid Accent 5" w:semiHidden="0" w:uiPriority="62" w:unhideWhenUsed="0"/>
+    <w:lsdException w:name="Medium Shading 1 Accent 5" w:semiHidden="0" w:uiPriority="63" w:unhideWhenUsed="0"/>
+    <w:lsdException w:name="Medium Shading 2 Accent 5" w:semiHidden="0" w:uiPriority="64" w:unhideWhenUsed="0"/>
+    <w:lsdException w:name="Medium List 1 Accent 5" w:semiHidden="0" w:uiPriority="65" w:unhideWhenUsed="0"/>
+    <w:lsdException w:name="Medium List 2 Accent 5" w:semiHidden="0" w:uiPriority="66" w:unhideWhenUsed="0"/>
+    <w:lsdException w:name="Medium Grid 1 Accent 5" w:semiHidden="0" w:uiPriority="67" w:unhideWhenUsed="0"/>
+    <w:lsdException w:name="Medium Grid 2 Accent 5" w:semiHidden="0" w:uiPriority="68" w:unhideWhenUsed="0"/>
+    <w:lsdException w:name="Medium Grid 3 Accent 5" w:semiHidden="0" w:uiPriority="69" w:unhideWhenUsed="0"/>
+    <w:lsdException w:name="Dark List Accent 5" w:semiHidden="0" w:uiPriority="70" w:unhideWhenUsed="0"/>
+    <w:lsdException w:name="Colorful Shading Accent 5" w:semiHidden="0" w:uiPriority="71" w:unhideWhenUsed="0"/>
+    <w:lsdException w:name="Colorful List Accent 5" w:semiHidden="0" w:uiPriority="72" w:unhideWhenUsed="0"/>
+    <w:lsdException w:name="Colorful Grid Accent 5" w:semiHidden="0" w:uiPriority="73" w:unhideWhenUsed="0"/>
+    <w:lsdException w:name="Light Shading Accent 6" w:semiHidden="0" w:uiPriority="60" w:unhideWhenUsed="0"/>
+    <w:lsdException w:name="Light List Accent 6" w:semiHidden="0" w:uiPriority="61" w:unhideWhenUsed="0"/>
+    <w:lsdException w:name="Light Grid Accent 6" w:semiHidden="0" w:uiPriority="62" w:unhideWhenUsed="0"/>
+    <w:lsdException w:name="Medium Shading 1 Accent 6" w:semiHidden="0" w:uiPriority="63" w:unhideWhenUsed="0"/>
+    <w:lsdException w:name="Medium Shading 2 Accent 6" w:semiHidden="0" w:uiPriority="64" w:unhideWhenUsed="0"/>
+    <w:lsdException w:name="Medium List 1 Accent 6" w:semiHidden="0" w:uiPriority="65" w:unhideWhenUsed="0"/>
+    <w:lsdException w:name="Medium List 2 Accent 6" w:semiHidden="0" w:uiPriority="66" w:unhideWhenUsed="0"/>
+    <w:lsdException w:name="Medium Grid 1 Accent 6" w:semiHidden="0" w:uiPriority="67" w:unhideWhenUsed="0"/>
+    <w:lsdException w:name="Medium Grid 2 Accent 6" w:semiHidden="0" w:uiPriority="68" w:unhideWhenUsed="0"/>
+    <w:lsdException w:name="Medium Grid 3 Accent 6" w:semiHidden="0" w:uiPriority="69" w:unhideWhenUsed="0"/>
+    <w:lsdException w:name="Dark List Accent 6" w:semiHidden="0" w:uiPriority="70" w:unhideWhenUsed="0"/>
+    <w:lsdException w:name="Colorful Shading Accent 6" w:semiHidden="0" w:uiPriority="71" w:unhideWhenUsed="0"/>
+    <w:lsdException w:name="Colorful List Accent 6" w:semiHidden="0" w:uiPriority="72" w:unhideWhenUsed="0"/>
+    <w:lsdException w:name="Colorful Grid Accent 6" w:semiHidden="0" w:uiPriority="73" w:unhideWhenUsed="0"/>
   </w:latentStyles>
-  <w:style w:type="paragraph" w:default="1" w:styleId="1">
+  <w:style w:type="paragraph" w:default="1" w:styleId="Normal">
     <w:name w:val="Normal"/>
     <w:qFormat/>
-    <w:uiPriority w:val="0"/>
     <w:pPr>
       <w:kinsoku w:val="0"/>
       <w:autoSpaceDE w:val="0"/>
@@ -6313,7 +6130,7 @@
       <w:textAlignment w:val="baseline"/>
     </w:pPr>
     <w:rPr>
-      <w:rFonts w:ascii="Arial" w:hAnsi="Arial" w:eastAsia="宋体" w:cs="Arial"/>
+      <w:rFonts w:ascii="Arial" w:eastAsia="宋体" w:hAnsi="Arial" w:cs="Arial"/>
       <w:snapToGrid w:val="0"/>
       <w:color w:val="000000"/>
       <w:kern w:val="0"/>
@@ -6322,12 +6139,11 @@
       <w:lang w:val="en-US" w:eastAsia="en-US" w:bidi="ar-SA"/>
     </w:rPr>
   </w:style>
-  <w:style w:type="paragraph" w:styleId="2">
+  <w:style w:type="paragraph" w:styleId="Heading1">
     <w:name w:val="heading 1"/>
-    <w:basedOn w:val="1"/>
-    <w:next w:val="1"/>
+    <w:basedOn w:val="Normal"/>
+    <w:next w:val="Normal"/>
     <w:qFormat/>
-    <w:uiPriority w:val="0"/>
     <w:pPr>
       <w:keepNext/>
       <w:keepLines/>
@@ -6345,13 +6161,12 @@
       <w:sz w:val="44"/>
     </w:rPr>
   </w:style>
-  <w:style w:type="paragraph" w:styleId="3">
+  <w:style w:type="paragraph" w:styleId="Heading2">
     <w:name w:val="heading 2"/>
-    <w:basedOn w:val="1"/>
-    <w:next w:val="1"/>
+    <w:basedOn w:val="Normal"/>
+    <w:next w:val="Normal"/>
     <w:unhideWhenUsed/>
     <w:qFormat/>
-    <w:uiPriority w:val="0"/>
     <w:pPr>
       <w:keepNext/>
       <w:keepLines/>
@@ -6364,19 +6179,18 @@
       <w:outlineLvl w:val="1"/>
     </w:pPr>
     <w:rPr>
-      <w:rFonts w:ascii="Arial" w:hAnsi="Arial" w:eastAsia="黑体"/>
+      <w:rFonts w:ascii="Arial" w:eastAsia="黑体" w:hAnsi="Arial"/>
       <w:b/>
       <w:sz w:val="32"/>
     </w:rPr>
   </w:style>
-  <w:style w:type="paragraph" w:styleId="4">
+  <w:style w:type="paragraph" w:styleId="Heading3">
     <w:name w:val="heading 3"/>
-    <w:basedOn w:val="1"/>
-    <w:next w:val="1"/>
+    <w:basedOn w:val="Normal"/>
+    <w:next w:val="Normal"/>
     <w:semiHidden/>
     <w:unhideWhenUsed/>
     <w:qFormat/>
-    <w:uiPriority w:val="0"/>
     <w:pPr>
       <w:keepNext/>
       <w:keepLines/>
@@ -6393,13 +6207,12 @@
       <w:sz w:val="32"/>
     </w:rPr>
   </w:style>
-  <w:style w:type="paragraph" w:styleId="5">
+  <w:style w:type="paragraph" w:styleId="Heading4">
     <w:name w:val="heading 4"/>
-    <w:basedOn w:val="1"/>
-    <w:next w:val="1"/>
+    <w:basedOn w:val="Normal"/>
+    <w:next w:val="Normal"/>
     <w:unhideWhenUsed/>
     <w:qFormat/>
-    <w:uiPriority w:val="0"/>
     <w:pPr>
       <w:keepNext/>
       <w:keepLines/>
@@ -6412,19 +6225,18 @@
       <w:outlineLvl w:val="3"/>
     </w:pPr>
     <w:rPr>
-      <w:rFonts w:ascii="Arial" w:hAnsi="Arial" w:eastAsia="黑体"/>
+      <w:rFonts w:ascii="Arial" w:eastAsia="黑体" w:hAnsi="Arial"/>
       <w:b/>
       <w:sz w:val="28"/>
     </w:rPr>
   </w:style>
-  <w:style w:type="paragraph" w:styleId="6">
+  <w:style w:type="paragraph" w:styleId="Heading5">
     <w:name w:val="heading 5"/>
-    <w:basedOn w:val="1"/>
-    <w:next w:val="1"/>
+    <w:basedOn w:val="Normal"/>
+    <w:next w:val="Normal"/>
     <w:semiHidden/>
     <w:unhideWhenUsed/>
     <w:qFormat/>
-    <w:uiPriority w:val="0"/>
     <w:pPr>
       <w:keepNext/>
       <w:keepLines/>
@@ -6441,14 +6253,13 @@
       <w:sz w:val="28"/>
     </w:rPr>
   </w:style>
-  <w:style w:type="paragraph" w:styleId="7">
+  <w:style w:type="paragraph" w:styleId="Heading6">
     <w:name w:val="heading 6"/>
-    <w:basedOn w:val="1"/>
-    <w:next w:val="1"/>
+    <w:basedOn w:val="Normal"/>
+    <w:next w:val="Normal"/>
     <w:semiHidden/>
     <w:unhideWhenUsed/>
     <w:qFormat/>
-    <w:uiPriority w:val="0"/>
     <w:pPr>
       <w:keepNext/>
       <w:keepLines/>
@@ -6461,19 +6272,18 @@
       <w:outlineLvl w:val="5"/>
     </w:pPr>
     <w:rPr>
-      <w:rFonts w:ascii="Arial" w:hAnsi="Arial" w:eastAsia="黑体"/>
+      <w:rFonts w:ascii="Arial" w:eastAsia="黑体" w:hAnsi="Arial"/>
       <w:b/>
       <w:sz w:val="24"/>
     </w:rPr>
   </w:style>
-  <w:style w:type="paragraph" w:styleId="8">
+  <w:style w:type="paragraph" w:styleId="Heading7">
     <w:name w:val="heading 7"/>
-    <w:basedOn w:val="1"/>
-    <w:next w:val="1"/>
+    <w:basedOn w:val="Normal"/>
+    <w:next w:val="Normal"/>
     <w:semiHidden/>
     <w:unhideWhenUsed/>
     <w:qFormat/>
-    <w:uiPriority w:val="0"/>
     <w:pPr>
       <w:keepNext/>
       <w:keepLines/>
@@ -6490,14 +6300,13 @@
       <w:sz w:val="24"/>
     </w:rPr>
   </w:style>
-  <w:style w:type="paragraph" w:styleId="9">
+  <w:style w:type="paragraph" w:styleId="Heading8">
     <w:name w:val="heading 8"/>
-    <w:basedOn w:val="1"/>
-    <w:next w:val="1"/>
+    <w:basedOn w:val="Normal"/>
+    <w:next w:val="Normal"/>
     <w:semiHidden/>
     <w:unhideWhenUsed/>
     <w:qFormat/>
-    <w:uiPriority w:val="0"/>
     <w:pPr>
       <w:keepNext/>
       <w:keepLines/>
@@ -6510,18 +6319,17 @@
       <w:outlineLvl w:val="7"/>
     </w:pPr>
     <w:rPr>
-      <w:rFonts w:ascii="Arial" w:hAnsi="Arial" w:eastAsia="黑体"/>
+      <w:rFonts w:ascii="Arial" w:eastAsia="黑体" w:hAnsi="Arial"/>
       <w:sz w:val="24"/>
     </w:rPr>
   </w:style>
-  <w:style w:type="paragraph" w:styleId="10">
+  <w:style w:type="paragraph" w:styleId="Heading9">
     <w:name w:val="heading 9"/>
-    <w:basedOn w:val="1"/>
-    <w:next w:val="1"/>
+    <w:basedOn w:val="Normal"/>
+    <w:next w:val="Normal"/>
     <w:semiHidden/>
     <w:unhideWhenUsed/>
     <w:qFormat/>
-    <w:uiPriority w:val="0"/>
     <w:pPr>
       <w:keepNext/>
       <w:keepLines/>
@@ -6534,21 +6342,19 @@
       <w:outlineLvl w:val="8"/>
     </w:pPr>
     <w:rPr>
-      <w:rFonts w:ascii="Arial" w:hAnsi="Arial" w:eastAsia="黑体"/>
+      <w:rFonts w:ascii="Arial" w:eastAsia="黑体" w:hAnsi="Arial"/>
       <w:sz w:val="21"/>
     </w:rPr>
   </w:style>
-  <w:style w:type="character" w:default="1" w:styleId="22">
+  <w:style w:type="character" w:default="1" w:styleId="DefaultParagraphFont">
     <w:name w:val="Default Paragraph Font"/>
     <w:semiHidden/>
     <w:qFormat/>
-    <w:uiPriority w:val="0"/>
   </w:style>
-  <w:style w:type="table" w:default="1" w:styleId="20">
+  <w:style w:type="table" w:default="1" w:styleId="TableNormal">
     <w:name w:val="Normal Table"/>
     <w:semiHidden/>
     <w:qFormat/>
-    <w:uiPriority w:val="0"/>
     <w:tblPr>
       <w:tblCellMar>
         <w:top w:w="0" w:type="dxa"/>
@@ -6558,43 +6364,39 @@
       </w:tblCellMar>
     </w:tblPr>
   </w:style>
-  <w:style w:type="paragraph" w:styleId="11">
+  <w:style w:type="paragraph" w:styleId="CommentText">
     <w:name w:val="annotation text"/>
-    <w:basedOn w:val="1"/>
+    <w:basedOn w:val="Normal"/>
     <w:qFormat/>
-    <w:uiPriority w:val="0"/>
     <w:pPr>
       <w:jc w:val="left"/>
     </w:pPr>
   </w:style>
-  <w:style w:type="paragraph" w:styleId="12">
+  <w:style w:type="paragraph" w:styleId="BodyText">
     <w:name w:val="Body Text"/>
-    <w:basedOn w:val="1"/>
+    <w:basedOn w:val="Normal"/>
     <w:semiHidden/>
     <w:qFormat/>
-    <w:uiPriority w:val="0"/>
     <w:rPr>
-      <w:rFonts w:ascii="Arial" w:hAnsi="Arial" w:eastAsia="Arial" w:cs="Arial"/>
+      <w:rFonts w:ascii="Arial" w:eastAsia="Arial" w:hAnsi="Arial" w:cs="Arial"/>
       <w:sz w:val="21"/>
       <w:szCs w:val="21"/>
       <w:lang w:val="en-US" w:eastAsia="en-US" w:bidi="ar-SA"/>
     </w:rPr>
   </w:style>
-  <w:style w:type="paragraph" w:styleId="13">
+  <w:style w:type="paragraph" w:styleId="TOC3">
     <w:name w:val="toc 3"/>
-    <w:basedOn w:val="1"/>
-    <w:next w:val="1"/>
+    <w:basedOn w:val="Normal"/>
+    <w:next w:val="Normal"/>
     <w:qFormat/>
-    <w:uiPriority w:val="0"/>
     <w:pPr>
       <w:ind w:left="840" w:leftChars="400"/>
     </w:pPr>
   </w:style>
-  <w:style w:type="paragraph" w:styleId="14">
+  <w:style w:type="paragraph" w:styleId="Footer">
     <w:name w:val="footer"/>
-    <w:basedOn w:val="1"/>
+    <w:basedOn w:val="Normal"/>
     <w:qFormat/>
-    <w:uiPriority w:val="0"/>
     <w:pPr>
       <w:tabs>
         <w:tab w:val="center" w:pos="4153"/>
@@ -6607,17 +6409,16 @@
       <w:sz w:val="18"/>
     </w:rPr>
   </w:style>
-  <w:style w:type="paragraph" w:styleId="15">
+  <w:style w:type="paragraph" w:styleId="Header">
     <w:name w:val="header"/>
-    <w:basedOn w:val="1"/>
+    <w:basedOn w:val="Normal"/>
     <w:qFormat/>
-    <w:uiPriority w:val="0"/>
     <w:pPr>
       <w:pBdr>
-        <w:top w:val="none" w:color="auto" w:sz="0" w:space="0"/>
-        <w:left w:val="none" w:color="auto" w:sz="0" w:space="0"/>
-        <w:bottom w:val="none" w:color="auto" w:sz="0" w:space="0"/>
-        <w:right w:val="none" w:color="auto" w:sz="0" w:space="0"/>
+        <w:top w:val="nil"/>
+        <w:left w:val="nil"/>
+        <w:bottom w:val="nil"/>
+        <w:right w:val="nil"/>
       </w:pBdr>
       <w:tabs>
         <w:tab w:val="center" w:pos="4153"/>
@@ -6632,41 +6433,37 @@
       <w:sz w:val="18"/>
     </w:rPr>
   </w:style>
-  <w:style w:type="paragraph" w:styleId="16">
+  <w:style w:type="paragraph" w:styleId="TOC1">
     <w:name w:val="toc 1"/>
-    <w:basedOn w:val="1"/>
-    <w:next w:val="1"/>
+    <w:basedOn w:val="Normal"/>
+    <w:next w:val="Normal"/>
     <w:qFormat/>
-    <w:uiPriority w:val="0"/>
     <w:rPr>
-      <w:rFonts w:ascii="Arial" w:hAnsi="Arial" w:eastAsia="Microsoft JhengHei"/>
+      <w:rFonts w:ascii="Arial" w:eastAsia="Microsoft JhengHei" w:hAnsi="Arial"/>
       <w:sz w:val="24"/>
     </w:rPr>
   </w:style>
-  <w:style w:type="paragraph" w:styleId="17">
+  <w:style w:type="paragraph" w:styleId="TOC2">
     <w:name w:val="toc 2"/>
-    <w:basedOn w:val="1"/>
-    <w:next w:val="1"/>
+    <w:basedOn w:val="Normal"/>
+    <w:next w:val="Normal"/>
     <w:qFormat/>
-    <w:uiPriority w:val="0"/>
     <w:pPr>
       <w:ind w:left="420" w:leftChars="200"/>
     </w:pPr>
   </w:style>
-  <w:style w:type="paragraph" w:styleId="18">
+  <w:style w:type="paragraph" w:styleId="NormalWeb">
     <w:name w:val="Normal (Web)"/>
-    <w:basedOn w:val="1"/>
+    <w:basedOn w:val="Normal"/>
     <w:qFormat/>
-    <w:uiPriority w:val="0"/>
     <w:rPr>
       <w:sz w:val="24"/>
     </w:rPr>
   </w:style>
-  <w:style w:type="paragraph" w:styleId="19">
+  <w:style w:type="paragraph" w:styleId="Title">
     <w:name w:val="Title"/>
-    <w:basedOn w:val="1"/>
+    <w:basedOn w:val="Normal"/>
     <w:qFormat/>
-    <w:uiPriority w:val="0"/>
     <w:pPr>
       <w:spacing w:before="240" w:beforeLines="0" w:beforeAutospacing="0" w:after="60" w:afterLines="0" w:afterAutospacing="0"/>
       <w:jc w:val="center"/>
@@ -6678,73 +6475,68 @@
       <w:sz w:val="32"/>
     </w:rPr>
   </w:style>
-  <w:style w:type="table" w:styleId="21">
+  <w:style w:type="table" w:styleId="TableGrid">
     <w:name w:val="Table Grid"/>
-    <w:basedOn w:val="20"/>
+    <w:basedOn w:val="TableNormal"/>
     <w:qFormat/>
-    <w:uiPriority w:val="0"/>
     <w:pPr>
       <w:widowControl w:val="0"/>
       <w:jc w:val="both"/>
     </w:pPr>
     <w:tblPr>
       <w:tblBorders>
-        <w:top w:val="single" w:color="auto" w:sz="4" w:space="0"/>
-        <w:left w:val="single" w:color="auto" w:sz="4" w:space="0"/>
-        <w:bottom w:val="single" w:color="auto" w:sz="4" w:space="0"/>
-        <w:right w:val="single" w:color="auto" w:sz="4" w:space="0"/>
-        <w:insideH w:val="single" w:color="auto" w:sz="4" w:space="0"/>
-        <w:insideV w:val="single" w:color="auto" w:sz="4" w:space="0"/>
+        <w:top w:val="single" w:sz="4" w:space="0" w:color="auto"/>
+        <w:left w:val="single" w:sz="4" w:space="0" w:color="auto"/>
+        <w:bottom w:val="single" w:sz="4" w:space="0" w:color="auto"/>
+        <w:right w:val="single" w:sz="4" w:space="0" w:color="auto"/>
+        <w:insideH w:val="single" w:sz="4" w:space="0" w:color="auto"/>
+        <w:insideV w:val="single" w:sz="4" w:space="0" w:color="auto"/>
       </w:tblBorders>
     </w:tblPr>
   </w:style>
-  <w:style w:type="character" w:styleId="23">
+  <w:style w:type="character" w:styleId="Strong">
     <w:name w:val="Strong"/>
-    <w:basedOn w:val="22"/>
+    <w:basedOn w:val="DefaultParagraphFont"/>
     <w:qFormat/>
-    <w:uiPriority w:val="0"/>
     <w:rPr>
       <w:b/>
     </w:rPr>
   </w:style>
-  <w:style w:type="paragraph" w:customStyle="1" w:styleId="24">
+  <w:style w:type="paragraph" w:customStyle="1" w:styleId="a">
     <w:name w:val="柴_公司名"/>
-    <w:basedOn w:val="19"/>
+    <w:basedOn w:val="Title"/>
     <w:qFormat/>
-    <w:uiPriority w:val="0"/>
     <w:pPr>
       <w:spacing w:after="600" w:afterLines="600"/>
     </w:pPr>
     <w:rPr>
-      <w:rFonts w:hint="eastAsia" w:ascii="宋体" w:hAnsi="宋体" w:eastAsia="宋体" w:cs="宋体"/>
+      <w:rFonts w:ascii="宋体" w:eastAsia="宋体" w:hAnsi="宋体" w:cs="宋体" w:hint="eastAsia"/>
       <w:bCs/>
       <w:spacing w:val="-6"/>
       <w:sz w:val="52"/>
       <w:szCs w:val="52"/>
     </w:rPr>
   </w:style>
-  <w:style w:type="paragraph" w:customStyle="1" w:styleId="25">
+  <w:style w:type="paragraph" w:customStyle="1" w:styleId="a0">
     <w:name w:val="柴_文档名"/>
-    <w:basedOn w:val="19"/>
+    <w:basedOn w:val="Title"/>
     <w:qFormat/>
-    <w:uiPriority w:val="0"/>
     <w:pPr>
       <w:spacing w:after="900" w:afterLines="900"/>
     </w:pPr>
     <w:rPr>
-      <w:rFonts w:ascii="黑体" w:hAnsi="黑体" w:eastAsia="黑体" w:cs="黑体"/>
+      <w:rFonts w:ascii="黑体" w:eastAsia="黑体" w:hAnsi="黑体" w:cs="黑体"/>
       <w:bCs/>
       <w:spacing w:val="-7"/>
       <w:sz w:val="52"/>
       <w:szCs w:val="52"/>
     </w:rPr>
   </w:style>
-  <w:style w:type="table" w:customStyle="1" w:styleId="26">
+  <w:style w:type="table" w:customStyle="1" w:styleId="TableNormal0">
     <w:name w:val="Table Normal_0"/>
     <w:semiHidden/>
     <w:unhideWhenUsed/>
     <w:qFormat/>
-    <w:uiPriority w:val="0"/>
     <w:tblPr>
       <w:tblCellMar>
         <w:top w:w="0" w:type="dxa"/>
@@ -6754,87 +6546,81 @@
       </w:tblCellMar>
     </w:tblPr>
   </w:style>
-  <w:style w:type="paragraph" w:customStyle="1" w:styleId="27">
+  <w:style w:type="paragraph" w:customStyle="1" w:styleId="TableText">
     <w:name w:val="Table Text"/>
-    <w:basedOn w:val="1"/>
+    <w:basedOn w:val="Normal"/>
     <w:semiHidden/>
     <w:qFormat/>
-    <w:uiPriority w:val="0"/>
     <w:rPr>
-      <w:rFonts w:ascii="宋体" w:hAnsi="宋体" w:eastAsia="宋体" w:cs="宋体"/>
+      <w:rFonts w:ascii="宋体" w:eastAsia="宋体" w:hAnsi="宋体" w:cs="宋体"/>
       <w:sz w:val="21"/>
       <w:szCs w:val="21"/>
       <w:lang w:val="en-US" w:eastAsia="en-US" w:bidi="ar-SA"/>
     </w:rPr>
   </w:style>
-  <w:style w:type="paragraph" w:customStyle="1" w:styleId="28">
+  <w:style w:type="paragraph" w:customStyle="1" w:styleId="1">
     <w:name w:val="柴_标题1"/>
-    <w:basedOn w:val="2"/>
-    <w:next w:val="29"/>
-    <w:link w:val="38"/>
+    <w:basedOn w:val="Heading1"/>
+    <w:next w:val="a1"/>
+    <w:link w:val="1Char"/>
     <w:qFormat/>
-    <w:uiPriority w:val="0"/>
     <w:pPr>
       <w:spacing w:before="100" w:after="90" w:line="360" w:lineRule="auto"/>
     </w:pPr>
     <w:rPr>
-      <w:rFonts w:ascii="Arial" w:hAnsi="Arial" w:eastAsia="宋体"/>
+      <w:rFonts w:ascii="Arial" w:eastAsia="宋体" w:hAnsi="Arial"/>
       <w:sz w:val="32"/>
     </w:rPr>
   </w:style>
-  <w:style w:type="paragraph" w:customStyle="1" w:styleId="29">
+  <w:style w:type="paragraph" w:customStyle="1" w:styleId="a1">
     <w:name w:val="柴_正文"/>
-    <w:basedOn w:val="12"/>
-    <w:link w:val="42"/>
+    <w:basedOn w:val="BodyText"/>
+    <w:link w:val="Char"/>
     <w:qFormat/>
-    <w:uiPriority w:val="0"/>
     <w:pPr>
       <w:spacing w:line="360" w:lineRule="auto"/>
       <w:ind w:firstLine="470" w:firstLineChars="200"/>
     </w:pPr>
     <w:rPr>
-      <w:rFonts w:ascii="Arial" w:hAnsi="Arial" w:eastAsia="宋体"/>
+      <w:rFonts w:ascii="Arial" w:eastAsia="宋体" w:hAnsi="Arial"/>
       <w:sz w:val="24"/>
       <w:lang w:eastAsia="zh-CN"/>
     </w:rPr>
   </w:style>
-  <w:style w:type="paragraph" w:customStyle="1" w:styleId="30">
+  <w:style w:type="paragraph" w:customStyle="1" w:styleId="2">
     <w:name w:val="柴_标题2"/>
-    <w:basedOn w:val="3"/>
-    <w:next w:val="29"/>
+    <w:basedOn w:val="Heading2"/>
+    <w:next w:val="a1"/>
     <w:qFormat/>
-    <w:uiPriority w:val="0"/>
     <w:pPr>
       <w:spacing w:line="360" w:lineRule="auto"/>
     </w:pPr>
     <w:rPr>
-      <w:rFonts w:ascii="Arial" w:hAnsi="Arial" w:eastAsia="宋体"/>
+      <w:rFonts w:ascii="Arial" w:eastAsia="宋体" w:hAnsi="Arial"/>
       <w:sz w:val="28"/>
     </w:rPr>
   </w:style>
-  <w:style w:type="paragraph" w:customStyle="1" w:styleId="31">
+  <w:style w:type="paragraph" w:customStyle="1" w:styleId="3">
     <w:name w:val="柴_标题3"/>
-    <w:basedOn w:val="4"/>
-    <w:next w:val="29"/>
+    <w:basedOn w:val="Heading3"/>
+    <w:next w:val="a1"/>
     <w:qFormat/>
-    <w:uiPriority w:val="0"/>
     <w:pPr>
       <w:spacing w:line="360" w:lineRule="auto"/>
       <w:ind w:left="0" w:firstLine="472" w:firstLineChars="200"/>
     </w:pPr>
     <w:rPr>
-      <w:rFonts w:ascii="宋体" w:hAnsi="宋体" w:eastAsia="宋体" w:cs="宋体"/>
+      <w:rFonts w:ascii="宋体" w:eastAsia="宋体" w:hAnsi="宋体" w:cs="宋体"/>
       <w:spacing w:val="-2"/>
       <w:sz w:val="24"/>
       <w:szCs w:val="24"/>
     </w:rPr>
   </w:style>
-  <w:style w:type="paragraph" w:customStyle="1" w:styleId="32">
+  <w:style w:type="paragraph" w:customStyle="1" w:styleId="a2">
     <w:name w:val="柴_目录"/>
-    <w:basedOn w:val="1"/>
-    <w:next w:val="12"/>
+    <w:basedOn w:val="Normal"/>
+    <w:next w:val="BodyText"/>
     <w:qFormat/>
-    <w:uiPriority w:val="0"/>
     <w:pPr>
       <w:tabs>
         <w:tab w:val="right" w:leader="dot" w:pos="8442"/>
@@ -6842,64 +6628,59 @@
       <w:ind w:left="0" w:leftChars="0"/>
     </w:pPr>
     <w:rPr>
-      <w:rFonts w:ascii="Arial" w:hAnsi="Arial" w:eastAsia="Microsoft JhengHei"/>
+      <w:rFonts w:ascii="Arial" w:eastAsia="Microsoft JhengHei" w:hAnsi="Arial"/>
       <w:sz w:val="24"/>
     </w:rPr>
   </w:style>
-  <w:style w:type="paragraph" w:customStyle="1" w:styleId="33">
+  <w:style w:type="paragraph" w:customStyle="1" w:styleId="WPSOffice1">
     <w:name w:val="WPSOffice手动目录 1"/>
     <w:qFormat/>
-    <w:uiPriority w:val="0"/>
     <w:pPr>
       <w:ind w:leftChars="0"/>
     </w:pPr>
     <w:rPr>
-      <w:rFonts w:ascii="Times New Roman" w:hAnsi="Times New Roman" w:eastAsia="宋体" w:cs="Times New Roman"/>
+      <w:rFonts w:ascii="Times New Roman" w:eastAsia="宋体" w:hAnsi="Times New Roman" w:cs="Times New Roman"/>
       <w:sz w:val="20"/>
       <w:szCs w:val="20"/>
     </w:rPr>
   </w:style>
-  <w:style w:type="paragraph" w:customStyle="1" w:styleId="34">
+  <w:style w:type="paragraph" w:customStyle="1" w:styleId="WPSOffice2">
     <w:name w:val="WPSOffice手动目录 2"/>
     <w:qFormat/>
-    <w:uiPriority w:val="0"/>
     <w:pPr>
       <w:ind w:leftChars="200"/>
     </w:pPr>
     <w:rPr>
-      <w:rFonts w:ascii="Times New Roman" w:hAnsi="Times New Roman" w:eastAsia="宋体" w:cs="Times New Roman"/>
+      <w:rFonts w:ascii="Times New Roman" w:eastAsia="宋体" w:hAnsi="Times New Roman" w:cs="Times New Roman"/>
       <w:sz w:val="20"/>
       <w:szCs w:val="20"/>
     </w:rPr>
   </w:style>
-  <w:style w:type="paragraph" w:customStyle="1" w:styleId="35">
+  <w:style w:type="paragraph" w:customStyle="1" w:styleId="WPSOffice3">
     <w:name w:val="WPSOffice手动目录 3"/>
     <w:qFormat/>
-    <w:uiPriority w:val="0"/>
     <w:pPr>
       <w:ind w:leftChars="400"/>
     </w:pPr>
     <w:rPr>
-      <w:rFonts w:ascii="Times New Roman" w:hAnsi="Times New Roman" w:eastAsia="宋体" w:cs="Times New Roman"/>
+      <w:rFonts w:ascii="Times New Roman" w:eastAsia="宋体" w:hAnsi="Times New Roman" w:cs="Times New Roman"/>
       <w:sz w:val="20"/>
       <w:szCs w:val="20"/>
     </w:rPr>
   </w:style>
-  <w:style w:type="paragraph" w:customStyle="1" w:styleId="36">
+  <w:style w:type="paragraph" w:customStyle="1" w:styleId="Compact">
     <w:name w:val="Compact"/>
-    <w:basedOn w:val="12"/>
+    <w:basedOn w:val="BodyText"/>
     <w:qFormat/>
-    <w:uiPriority w:val="0"/>
     <w:pPr>
       <w:spacing w:before="36" w:after="36"/>
     </w:pPr>
   </w:style>
-  <w:style w:type="table" w:customStyle="1" w:styleId="37">
+  <w:style w:type="table" w:customStyle="1" w:styleId="Table">
     <w:name w:val="Table"/>
     <w:semiHidden/>
     <w:unhideWhenUsed/>
     <w:qFormat/>
-    <w:uiPriority w:val="0"/>
     <w:tblPr>
       <w:tblCellMar>
         <w:top w:w="0" w:type="dxa"/>
@@ -6911,28 +6692,26 @@
     <w:tblStylePr w:type="firstRow">
       <w:tcPr>
         <w:tcBorders>
-          <w:bottom w:val="single" w:color="auto" w:sz="0" w:space="0"/>
+          <w:bottom w:val="single" w:sz="0" w:space="0" w:color="auto"/>
         </w:tcBorders>
         <w:vAlign w:val="bottom"/>
       </w:tcPr>
     </w:tblStylePr>
   </w:style>
-  <w:style w:type="character" w:customStyle="1" w:styleId="38">
+  <w:style w:type="character" w:customStyle="1" w:styleId="1Char">
     <w:name w:val="柴_标题1 Char"/>
-    <w:link w:val="28"/>
+    <w:link w:val="1"/>
     <w:qFormat/>
-    <w:uiPriority w:val="0"/>
     <w:rPr>
-      <w:rFonts w:ascii="Arial" w:hAnsi="Arial" w:eastAsia="宋体"/>
+      <w:rFonts w:ascii="Arial" w:eastAsia="宋体" w:hAnsi="Arial"/>
       <w:sz w:val="32"/>
     </w:rPr>
   </w:style>
-  <w:style w:type="table" w:customStyle="1" w:styleId="39">
+  <w:style w:type="table" w:customStyle="1" w:styleId="TableNormal1">
     <w:name w:val="Table Normal_1"/>
     <w:semiHidden/>
     <w:unhideWhenUsed/>
     <w:qFormat/>
-    <w:uiPriority w:val="0"/>
     <w:tblPr>
       <w:tblCellMar>
         <w:top w:w="0" w:type="dxa"/>
@@ -6942,11 +6721,10 @@
       </w:tblCellMar>
     </w:tblPr>
   </w:style>
-  <w:style w:type="paragraph" w:customStyle="1" w:styleId="40">
+  <w:style w:type="paragraph" w:customStyle="1" w:styleId="a3">
     <w:name w:val="柴_正文_无缩进"/>
-    <w:basedOn w:val="1"/>
+    <w:basedOn w:val="Normal"/>
     <w:qFormat/>
-    <w:uiPriority w:val="0"/>
     <w:pPr>
       <w:ind w:firstLine="0" w:firstLineChars="0"/>
     </w:pPr>
@@ -6956,31 +6734,29 @@
       <w:lang w:eastAsia="zh-CN"/>
     </w:rPr>
   </w:style>
-  <w:style w:type="paragraph" w:customStyle="1" w:styleId="41">
+  <w:style w:type="paragraph" w:customStyle="1" w:styleId="4">
     <w:name w:val="柴_标题4"/>
-    <w:basedOn w:val="5"/>
-    <w:next w:val="1"/>
+    <w:basedOn w:val="Heading4"/>
+    <w:next w:val="Normal"/>
     <w:qFormat/>
-    <w:uiPriority w:val="0"/>
     <w:pPr>
       <w:widowControl w:val="0"/>
       <w:spacing w:before="160" w:line="360" w:lineRule="auto"/>
-      <w:ind w:left="981" w:leftChars="300" w:hanging="862"/>
+      <w:ind w:left="981" w:hanging="862" w:leftChars="300"/>
     </w:pPr>
     <w:rPr>
-      <w:rFonts w:hint="eastAsia" w:ascii="Calibri" w:hAnsi="Calibri" w:eastAsia="宋体" w:cs="宋体"/>
+      <w:rFonts w:ascii="Calibri" w:eastAsia="宋体" w:hAnsi="Calibri" w:cs="宋体" w:hint="eastAsia"/>
       <w:sz w:val="24"/>
       <w:szCs w:val="24"/>
       <w:lang w:eastAsia="zh-CN" w:bidi="zh-CN"/>
     </w:rPr>
   </w:style>
-  <w:style w:type="character" w:customStyle="1" w:styleId="42">
+  <w:style w:type="character" w:customStyle="1" w:styleId="Char">
     <w:name w:val="柴_正文 Char"/>
-    <w:link w:val="29"/>
+    <w:link w:val="a1"/>
     <w:qFormat/>
-    <w:uiPriority w:val="0"/>
     <w:rPr>
-      <w:rFonts w:ascii="Arial" w:hAnsi="Arial" w:eastAsia="宋体"/>
+      <w:rFonts w:ascii="Arial" w:eastAsia="宋体" w:hAnsi="Arial"/>
       <w:sz w:val="24"/>
       <w:lang w:eastAsia="zh-CN"/>
     </w:rPr>

--- a/3-能力管理/流程制度规范类文件/TXHS-03-01-运维服务能力管理制度.docx
+++ b/3-能力管理/流程制度规范类文件/TXHS-03-01-运维服务能力管理制度.docx
@@ -1249,7 +1249,7 @@
                 <w:vertAlign w:val="baseline"/>
                 <w:lang w:val="en-US" w:eastAsia="zh-CN"/>
               </w:rPr>
-              <w:t>强宇涛</w:t>
+              <w:t>程方</w:t>
             </w:r>
           </w:p>
         </w:tc>
@@ -1293,7 +1293,7 @@
                 <w:vertAlign w:val="baseline"/>
                 <w:lang w:val="en-US" w:eastAsia="zh-CN"/>
               </w:rPr>
-              <w:t>陈凯</w:t>
+              <w:t>茅建根</w:t>
             </w:r>
           </w:p>
         </w:tc>
